--- a/Prompt_Builder_User_Guide.docx
+++ b/Prompt_Builder_User_Guide.docx
@@ -819,6 +819,58 @@
           </w:p>
         </w:tc>
       </w:tr>
+      <w:tr>
+        <w:tc>
+          <w:tcPr>
+            <w:tcW w:type="dxa" w:w="3000"/>
+            <w:shd w:fill="FAFCFF" w:val="clear"/>
+            <w:tcMar>
+              <w:top w:type="dxa" w:w="80"/>
+              <w:left w:type="dxa" w:w="100"/>
+              <w:bottom w:type="dxa" w:w="80"/>
+              <w:right w:type="dxa" w:w="100"/>
+            </w:tcMar>
+          </w:tcPr>
+          <w:p>
+            <w:r>
+              <w:rPr>
+                <w:rFonts w:ascii="Arial" w:cs="Arial" w:eastAsia="Arial" w:hAnsi="Arial"/>
+                <w:b w:val="false"/>
+                <w:bCs w:val="false"/>
+                <w:color w:val="444444"/>
+                <w:sz w:val="18"/>
+                <w:szCs w:val="18"/>
+              </w:rPr>
+              <w:t xml:space="preserve">Your background</w:t>
+            </w:r>
+          </w:p>
+        </w:tc>
+        <w:tc>
+          <w:tcPr>
+            <w:tcW w:type="dxa" w:w="6360"/>
+            <w:shd w:fill="FAFCFF" w:val="clear"/>
+            <w:tcMar>
+              <w:top w:type="dxa" w:w="80"/>
+              <w:left w:type="dxa" w:w="100"/>
+              <w:bottom w:type="dxa" w:w="80"/>
+              <w:right w:type="dxa" w:w="100"/>
+            </w:tcMar>
+          </w:tcPr>
+          <w:p>
+            <w:r>
+              <w:rPr>
+                <w:rFonts w:ascii="Arial" w:cs="Arial" w:eastAsia="Arial" w:hAnsi="Arial"/>
+                <w:b w:val="false"/>
+                <w:bCs w:val="false"/>
+                <w:color w:val="444444"/>
+                <w:sz w:val="18"/>
+                <w:szCs w:val="18"/>
+              </w:rPr>
+              <w:t xml:space="preserve">Optional. Not a file upload — paste resume, CV, bio, LinkedIn summary, or relevant experience directly. No length limit, but a tight paragraph of highlights works better than a full multi-page document. Sharpens Suggested Job Title Keywords and Warm Introduction Path instead of Claude guessing generically.</w:t>
+            </w:r>
+          </w:p>
+        </w:tc>
+      </w:tr>
     </w:tbl>
     <w:p>
       <w:pPr>
@@ -2263,7 +2315,7 @@
           <w:sz w:val="20"/>
           <w:szCs w:val="20"/>
         </w:rPr>
-        <w:t xml:space="preserve">The prompt asks Claude to research and fill in these columns for every company, one row each: Company, Website, Industry / Sector, Industry Emphasized, NAICS Code, NAICS Code Type, Why This NAICS Code, HQ Location / Footprint, Company Size, Revenue Band / Latest Revenue, Growth / Revenue Signal, Hiring Signal, Recent Hiring Trends, Opportunity Relevance, Opportunity Fit, Category, Why This Fits, Executive Role Fit, Warm Introduction Path, Outreach Approach, Key Contacts / Priority Titles, Suggested Search Keywords, Source URL, Priority Score, Status, Next Action, and Date Researched. If you turned on M&amp;A columns, five more get added on top of that.</w:t>
+        <w:t xml:space="preserve">The prompt asks Claude to research and fill in these columns for every company, one row each: Company, Website, Industry / Sector, Industry Emphasized, NAICS Code, NAICS Code Type, Why This NAICS Code, HQ Location / Footprint, Company Size, Revenue Band / Latest Revenue, Growth / Revenue Signal, Hiring Signal, Recent Hiring Trends, Opportunity Relevance, Opportunity Fit, Category, Why This Fits, Executive Role Fit, Warm Introduction Path, Outreach Approach, Key Contacts / Priority Titles, Suggested Search Keywords, Suggested Job Title Keywords, Source URL, Priority Score, Status, Next Action, and Date Researched. If you turned on M&amp;A columns, five more get added on top of that.</w:t>
       </w:r>
     </w:p>
     <w:p>
@@ -2438,6 +2490,56 @@
           <w:szCs w:val="20"/>
         </w:rPr>
         <w:t xml:space="preserve"> sit next to Why This Fits and are aimed squarely at outreach planning — the first tells you who to target, the second tells you how you're most likely to actually reach them.</w:t>
+      </w:r>
+    </w:p>
+    <w:p>
+      <w:pPr>
+        <w:pStyle w:val="ListParagraph"/>
+        <w:numPr>
+          <w:ilvl w:val="0"/>
+          <w:numId w:val="3"/>
+        </w:numPr>
+        <w:spacing w:after="80"/>
+      </w:pPr>
+      <w:r>
+        <w:rPr>
+          <w:rFonts w:ascii="Arial" w:cs="Arial" w:eastAsia="Arial" w:hAnsi="Arial"/>
+          <w:b/>
+          <w:bCs/>
+          <w:color w:val="444444"/>
+          <w:sz w:val="20"/>
+          <w:szCs w:val="20"/>
+        </w:rPr>
+        <w:t xml:space="preserve">Suggested Search Keywords</w:t>
+      </w:r>
+      <w:r>
+        <w:rPr>
+          <w:rFonts w:ascii="Arial" w:cs="Arial" w:eastAsia="Arial" w:hAnsi="Arial"/>
+          <w:color w:val="444444"/>
+          <w:sz w:val="20"/>
+          <w:szCs w:val="20"/>
+        </w:rPr>
+        <w:t xml:space="preserve"> and </w:t>
+      </w:r>
+      <w:r>
+        <w:rPr>
+          <w:rFonts w:ascii="Arial" w:cs="Arial" w:eastAsia="Arial" w:hAnsi="Arial"/>
+          <w:b/>
+          <w:bCs/>
+          <w:color w:val="444444"/>
+          <w:sz w:val="20"/>
+          <w:szCs w:val="20"/>
+        </w:rPr>
+        <w:t xml:space="preserve">Suggested Job Title Keywords</w:t>
+      </w:r>
+      <w:r>
+        <w:rPr>
+          <w:rFonts w:ascii="Arial" w:cs="Arial" w:eastAsia="Arial" w:hAnsi="Arial"/>
+          <w:color w:val="444444"/>
+          <w:sz w:val="20"/>
+          <w:szCs w:val="20"/>
+        </w:rPr>
+        <w:t xml:space="preserve"> search for different things — the first finds people, the second finds postings. Job Title Keywords are tailored per company (e.g. “VP, Professional Services” for an OT vendor vs. “Partner, Cyber Security Services” for a Big 4 firm), and get sharper if you filled in Your background.</w:t>
       </w:r>
     </w:p>
     <w:p>

--- a/Prompt_Builder_User_Guide.docx
+++ b/Prompt_Builder_User_Guide.docx
@@ -871,6 +871,58 @@
           </w:p>
         </w:tc>
       </w:tr>
+      <w:tr>
+        <w:tc>
+          <w:tcPr>
+            <w:tcW w:type="dxa" w:w="3000"/>
+            <w:shd w:fill="FAFCFF" w:val="clear"/>
+            <w:tcMar>
+              <w:top w:type="dxa" w:w="80"/>
+              <w:left w:type="dxa" w:w="100"/>
+              <w:bottom w:type="dxa" w:w="80"/>
+              <w:right w:type="dxa" w:w="100"/>
+            </w:tcMar>
+          </w:tcPr>
+          <w:p>
+            <w:r>
+              <w:rPr>
+                <w:rFonts w:ascii="Arial" w:cs="Arial" w:eastAsia="Arial" w:hAnsi="Arial"/>
+                <w:b w:val="false"/>
+                <w:bCs w:val="false"/>
+                <w:color w:val="444444"/>
+                <w:sz w:val="18"/>
+                <w:szCs w:val="18"/>
+              </w:rPr>
+              <w:t xml:space="preserve">Include full visual formatting in the tracker?</w:t>
+            </w:r>
+          </w:p>
+        </w:tc>
+        <w:tc>
+          <w:tcPr>
+            <w:tcW w:type="dxa" w:w="6360"/>
+            <w:shd w:fill="FAFCFF" w:val="clear"/>
+            <w:tcMar>
+              <w:top w:type="dxa" w:w="80"/>
+              <w:left w:type="dxa" w:w="100"/>
+              <w:bottom w:type="dxa" w:w="80"/>
+              <w:right w:type="dxa" w:w="100"/>
+            </w:tcMar>
+          </w:tcPr>
+          <w:p>
+            <w:r>
+              <w:rPr>
+                <w:rFonts w:ascii="Arial" w:cs="Arial" w:eastAsia="Arial" w:hAnsi="Arial"/>
+                <w:b w:val="false"/>
+                <w:bCs w:val="false"/>
+                <w:color w:val="444444"/>
+                <w:sz w:val="18"/>
+                <w:szCs w:val="18"/>
+              </w:rPr>
+              <w:t xml:space="preserve">Yes (default) bakes the full formatting spec into the generated prompt itself — color-coded columns, computed Suggested Priority Rank, clickable links, autofilter, frozen panes, zebra striping, Notes/Summary tabs — so any chat produces the same output. No asks for a plain data-only spreadsheet.</w:t>
+            </w:r>
+          </w:p>
+        </w:tc>
+      </w:tr>
     </w:tbl>
     <w:p>
       <w:pPr>
@@ -2764,7 +2816,7 @@
           <w:sz w:val="20"/>
           <w:szCs w:val="20"/>
         </w:rPr>
-        <w:t xml:space="preserve">None of this happens automatically from the prompt alone — it's something Claude does when actually building the spreadsheet. If you're generating the tracker in a fresh chat, mention you'd like the same color-coding, priority scoring, and layout conventions applied.</w:t>
+        <w:t xml:space="preserve">As of this version, all of this is spelled out directly in the generated prompt itself (as long as Include full visual formatting is set to Yes, which is the default) — so you get the same formatted output in any chat, not just one that already knows these conventions from earlier context. If you turned that toggle to No, you'll get a plain data-only spreadsheet instead.</w:t>
       </w:r>
     </w:p>
     <w:p>

--- a/Prompt_Builder_User_Guide.docx
+++ b/Prompt_Builder_User_Guide.docx
@@ -923,6 +923,58 @@
           </w:p>
         </w:tc>
       </w:tr>
+      <w:tr>
+        <w:tc>
+          <w:tcPr>
+            <w:tcW w:type="dxa" w:w="3000"/>
+            <w:shd w:fill="FAFCFF" w:val="clear"/>
+            <w:tcMar>
+              <w:top w:type="dxa" w:w="80"/>
+              <w:left w:type="dxa" w:w="100"/>
+              <w:bottom w:type="dxa" w:w="80"/>
+              <w:right w:type="dxa" w:w="100"/>
+            </w:tcMar>
+          </w:tcPr>
+          <w:p>
+            <w:r>
+              <w:rPr>
+                <w:rFonts w:ascii="Arial" w:cs="Arial" w:eastAsia="Arial" w:hAnsi="Arial"/>
+                <w:b w:val="false"/>
+                <w:bCs w:val="false"/>
+                <w:color w:val="444444"/>
+                <w:sz w:val="18"/>
+                <w:szCs w:val="18"/>
+              </w:rPr>
+              <w:t xml:space="preserve">Add a Job Posting Quick Links tab?</w:t>
+            </w:r>
+          </w:p>
+        </w:tc>
+        <w:tc>
+          <w:tcPr>
+            <w:tcW w:type="dxa" w:w="6360"/>
+            <w:shd w:fill="FAFCFF" w:val="clear"/>
+            <w:tcMar>
+              <w:top w:type="dxa" w:w="80"/>
+              <w:left w:type="dxa" w:w="100"/>
+              <w:bottom w:type="dxa" w:w="80"/>
+              <w:right w:type="dxa" w:w="100"/>
+            </w:tcMar>
+          </w:tcPr>
+          <w:p>
+            <w:r>
+              <w:rPr>
+                <w:rFonts w:ascii="Arial" w:cs="Arial" w:eastAsia="Arial" w:hAnsi="Arial"/>
+                <w:b w:val="false"/>
+                <w:bCs w:val="false"/>
+                <w:color w:val="444444"/>
+                <w:sz w:val="18"/>
+                <w:szCs w:val="18"/>
+              </w:rPr>
+              <w:t xml:space="preserve">Yes (default) adds a second sheet with one-click LinkedIn Jobs, Indeed, and Google Jobs search links per company, built via Excel HYPERLINK() formulas from Company + Suggested Job Title Keywords — updates automatically if you edit either cell. Generates search links, not actual postings data.</w:t>
+            </w:r>
+          </w:p>
+        </w:tc>
+      </w:tr>
     </w:tbl>
     <w:p>
       <w:pPr>
@@ -2833,7 +2885,153 @@
           <w:sz w:val="26"/>
           <w:szCs w:val="26"/>
         </w:rPr>
-        <w:t xml:space="preserve">12. A Faster Way to Fill This Out (Reverse Note)</w:t>
+        <w:t xml:space="preserve">12. The Job Posting Quick Links Tab (and Its Limits)</w:t>
+      </w:r>
+    </w:p>
+    <w:p>
+      <w:pPr>
+        <w:spacing w:after="160"/>
+      </w:pPr>
+      <w:r>
+        <w:rPr>
+          <w:rFonts w:ascii="Arial" w:cs="Arial" w:eastAsia="Arial" w:hAnsi="Arial"/>
+          <w:color w:val="444444"/>
+          <w:sz w:val="20"/>
+          <w:szCs w:val="20"/>
+        </w:rPr>
+        <w:t xml:space="preserve">If Add a Job Posting Quick Links tab? is Yes, the tracker gets a second sheet — one row per company, with three HYPERLINK() formulas: a LinkedIn Jobs search, an Indeed search, and a Google Jobs search, each built from that company's name and its Suggested Job Title Keywords.</w:t>
+      </w:r>
+    </w:p>
+    <w:p>
+      <w:pPr>
+        <w:pStyle w:val="ListParagraph"/>
+        <w:numPr>
+          <w:ilvl w:val="0"/>
+          <w:numId w:val="3"/>
+        </w:numPr>
+        <w:spacing w:after="80"/>
+      </w:pPr>
+      <w:r>
+        <w:rPr>
+          <w:rFonts w:ascii="Arial" w:cs="Arial" w:eastAsia="Arial" w:hAnsi="Arial"/>
+          <w:b/>
+          <w:bCs/>
+          <w:color w:val="444444"/>
+          <w:sz w:val="20"/>
+          <w:szCs w:val="20"/>
+        </w:rPr>
+        <w:t xml:space="preserve">It's a search-link generator, not a postings database.</w:t>
+      </w:r>
+      <w:r>
+        <w:rPr>
+          <w:rFonts w:ascii="Arial" w:cs="Arial" w:eastAsia="Arial" w:hAnsi="Arial"/>
+          <w:color w:val="444444"/>
+          <w:sz w:val="20"/>
+          <w:szCs w:val="20"/>
+        </w:rPr>
+        <w:t xml:space="preserve"> Clicking a link runs a fresh, live search on that site — it doesn't embed actual job postings into your spreadsheet.</w:t>
+      </w:r>
+    </w:p>
+    <w:p>
+      <w:pPr>
+        <w:pStyle w:val="ListParagraph"/>
+        <w:numPr>
+          <w:ilvl w:val="0"/>
+          <w:numId w:val="3"/>
+        </w:numPr>
+        <w:spacing w:after="80"/>
+      </w:pPr>
+      <w:r>
+        <w:rPr>
+          <w:rFonts w:ascii="Arial" w:cs="Arial" w:eastAsia="Arial" w:hAnsi="Arial"/>
+          <w:b/>
+          <w:bCs/>
+          <w:color w:val="444444"/>
+          <w:sz w:val="20"/>
+          <w:szCs w:val="20"/>
+        </w:rPr>
+        <w:t xml:space="preserve">The links are real formulas, not static text.</w:t>
+      </w:r>
+      <w:r>
+        <w:rPr>
+          <w:rFonts w:ascii="Arial" w:cs="Arial" w:eastAsia="Arial" w:hAnsi="Arial"/>
+          <w:color w:val="444444"/>
+          <w:sz w:val="20"/>
+          <w:szCs w:val="20"/>
+        </w:rPr>
+        <w:t xml:space="preserve"> If you edit the Company or Suggested Job Title Keywords cell later, the link updates automatically.</w:t>
+      </w:r>
+    </w:p>
+    <w:p>
+      <w:pPr>
+        <w:pStyle w:val="ListParagraph"/>
+        <w:numPr>
+          <w:ilvl w:val="0"/>
+          <w:numId w:val="3"/>
+        </w:numPr>
+        <w:spacing w:after="80"/>
+      </w:pPr>
+      <w:r>
+        <w:rPr>
+          <w:rFonts w:ascii="Arial" w:cs="Arial" w:eastAsia="Arial" w:hAnsi="Arial"/>
+          <w:b/>
+          <w:bCs/>
+          <w:color w:val="444444"/>
+          <w:sz w:val="20"/>
+          <w:szCs w:val="20"/>
+        </w:rPr>
+        <w:t xml:space="preserve">This is deliberately the cheap, safe option.</w:t>
+      </w:r>
+      <w:r>
+        <w:rPr>
+          <w:rFonts w:ascii="Arial" w:cs="Arial" w:eastAsia="Arial" w:hAnsi="Arial"/>
+          <w:color w:val="444444"/>
+          <w:sz w:val="20"/>
+          <w:szCs w:val="20"/>
+        </w:rPr>
+        <w:t xml:space="preserve"> It costs no extra research — pure string templating from data Claude already generated. That's why it defaults to Yes.</w:t>
+      </w:r>
+    </w:p>
+    <w:p>
+      <w:pPr>
+        <w:spacing w:after="160"/>
+      </w:pPr>
+      <w:r>
+        <w:rPr>
+          <w:rFonts w:ascii="Arial" w:cs="Arial" w:eastAsia="Arial" w:hAnsi="Arial"/>
+          <w:b/>
+          <w:bCs/>
+          <w:color w:val="444444"/>
+          <w:sz w:val="20"/>
+          <w:szCs w:val="20"/>
+        </w:rPr>
+        <w:t xml:space="preserve">If you actually want real postings</w:t>
+      </w:r>
+      <w:r>
+        <w:rPr>
+          <w:rFonts w:ascii="Arial" w:cs="Arial" w:eastAsia="Arial" w:hAnsi="Arial"/>
+          <w:color w:val="444444"/>
+          <w:sz w:val="20"/>
+          <w:szCs w:val="20"/>
+        </w:rPr>
+        <w:t xml:space="preserve"> — a table of specific job titles, companies, and URLs — that's a different, deliberately separate tool. Live postings data has a much shorter shelf life than company research, and getting real results means live web search per company on top of the research already happening. Ask about a companion “Job Posting Finder” prompt if you want that — built to take a shortlist of companies (ideally your top few by Suggested Priority Rank) and their Suggested Job Title Keywords as input, and return actual postings.</w:t>
+      </w:r>
+    </w:p>
+    <w:p>
+      <w:pPr>
+        <w:pStyle w:val="Heading1"/>
+        <w:spacing w:after="120" w:before="280"/>
+      </w:pPr>
+      <w:r>
+        <w:rPr>
+          <w:rFonts w:ascii="Arial" w:cs="Arial" w:eastAsia="Arial" w:hAnsi="Arial"/>
+          <w:b/>
+          <w:bCs/>
+          <w:color w:val="0f2d3d"/>
+          <w:sz w:val="26"/>
+          <w:szCs w:val="26"/>
+        </w:rPr>
+        <w:t xml:space="preserve">13. A Faster Way to Fill This Out (Reverse Note)</w:t>
       </w:r>
     </w:p>
     <w:p>

--- a/Prompt_Builder_User_Guide.docx
+++ b/Prompt_Builder_User_Guide.docx
@@ -2899,7 +2899,32 @@
           <w:sz w:val="20"/>
           <w:szCs w:val="20"/>
         </w:rPr>
-        <w:t xml:space="preserve">If Add a Job Posting Quick Links tab? is Yes, the tracker gets a second sheet — one row per company, with three HYPERLINK() formulas: a LinkedIn Jobs search, an Indeed search, and a Google Jobs search, each built from that company's name and its Suggested Job Title Keywords.</w:t>
+        <w:t xml:space="preserve">If Add a Job Posting Quick Links tab? is Yes, the tracker gets a second sheet — one row per company, with three HYPERLINK() formulas: a LinkedIn Jobs search, an Indeed search, and a Google Jobs search, each pre-filled with that company's name and one specific job title (pulled from Suggested Job Title Keywords — just the single most likely title, not the whole multi-title cell).</w:t>
+      </w:r>
+    </w:p>
+    <w:p>
+      <w:pPr>
+        <w:spacing w:after="160"/>
+      </w:pPr>
+      <w:r>
+        <w:rPr>
+          <w:rFonts w:ascii="Arial" w:cs="Arial" w:eastAsia="Arial" w:hAnsi="Arial"/>
+          <w:b/>
+          <w:bCs/>
+          <w:color w:val="444444"/>
+          <w:sz w:val="20"/>
+          <w:szCs w:val="20"/>
+        </w:rPr>
+        <w:t xml:space="preserve">Say this plainly, because it's easy to misread at a glance: this tab does not contain jobs. It contains links.</w:t>
+      </w:r>
+      <w:r>
+        <w:rPr>
+          <w:rFonts w:ascii="Arial" w:cs="Arial" w:eastAsia="Arial" w:hAnsi="Arial"/>
+          <w:color w:val="444444"/>
+          <w:sz w:val="20"/>
+          <w:szCs w:val="20"/>
+        </w:rPr>
+        <w:t xml:space="preserve"> Clicking a link just opens LinkedIn, Indeed, or Google with the company name and a job title already typed into the search box — exactly as if you'd typed them in yourself. It is not pulling in, listing, or storing any actual postings, and nothing on this tab is “jobs found” or “results” — it's a shortcut to go run that search, fresh, live, every time you click it.</w:t>
       </w:r>
     </w:p>
     <w:p>
@@ -2920,16 +2945,16 @@
           <w:sz w:val="20"/>
           <w:szCs w:val="20"/>
         </w:rPr>
-        <w:t xml:space="preserve">It's a search-link generator, not a postings database.</w:t>
-      </w:r>
-      <w:r>
-        <w:rPr>
-          <w:rFonts w:ascii="Arial" w:cs="Arial" w:eastAsia="Arial" w:hAnsi="Arial"/>
-          <w:color w:val="444444"/>
-          <w:sz w:val="20"/>
-          <w:szCs w:val="20"/>
-        </w:rPr>
-        <w:t xml:space="preserve"> Clicking a link runs a fresh, live search on that site — it doesn't embed actual job postings into your spreadsheet.</w:t>
+        <w:t xml:space="preserve">The links are real formulas, not static text.</w:t>
+      </w:r>
+      <w:r>
+        <w:rPr>
+          <w:rFonts w:ascii="Arial" w:cs="Arial" w:eastAsia="Arial" w:hAnsi="Arial"/>
+          <w:color w:val="444444"/>
+          <w:sz w:val="20"/>
+          <w:szCs w:val="20"/>
+        </w:rPr>
+        <w:t xml:space="preserve"> They reference that row's own Company and Job Title cells, so editing either one later updates the link automatically.</w:t>
       </w:r>
     </w:p>
     <w:p>
@@ -2950,16 +2975,16 @@
           <w:sz w:val="20"/>
           <w:szCs w:val="20"/>
         </w:rPr>
-        <w:t xml:space="preserve">The links are real formulas, not static text.</w:t>
-      </w:r>
-      <w:r>
-        <w:rPr>
-          <w:rFonts w:ascii="Arial" w:cs="Arial" w:eastAsia="Arial" w:hAnsi="Arial"/>
-          <w:color w:val="444444"/>
-          <w:sz w:val="20"/>
-          <w:szCs w:val="20"/>
-        </w:rPr>
-        <w:t xml:space="preserve"> If you edit the Company or Suggested Job Title Keywords cell later, the link updates automatically.</w:t>
+        <w:t xml:space="preserve">The exact formula pattern matters.</w:t>
+      </w:r>
+      <w:r>
+        <w:rPr>
+          <w:rFonts w:ascii="Arial" w:cs="Arial" w:eastAsia="Arial" w:hAnsi="Arial"/>
+          <w:color w:val="444444"/>
+          <w:sz w:val="20"/>
+          <w:szCs w:val="20"/>
+        </w:rPr>
+        <w:t xml:space="preserve"> These use Excel's ENCODEURL() function, which requires an _xlfn. prefix when written programmatically (e.g. _xlfn.ENCODEURL(A2)) — omitting it produces a #NAME? error instead of a working link. Tested and confirmed working with the prefix.</w:t>
       </w:r>
     </w:p>
     <w:p>

--- a/Prompt_Builder_User_Guide.docx
+++ b/Prompt_Builder_User_Guide.docx
@@ -46,6 +46,232 @@
           <w:szCs w:val="20"/>
         </w:rPr>
         <w:t xml:space="preserve">This tool is a single web page (prompt_builder.html) that turns a few fields you fill in into a complete, ready-to-send research prompt for Claude. No install, no account, no server — it runs entirely in your browser.</w:t>
+      </w:r>
+    </w:p>
+    <w:p>
+      <w:pPr>
+        <w:pBdr>
+          <w:bottom w:val="single" w:color="d7e0e5" w:sz="6" w:space="1"/>
+        </w:pBdr>
+        <w:spacing w:after="200"/>
+      </w:pPr>
+    </w:p>
+    <w:p>
+      <w:pPr>
+        <w:pStyle w:val="Heading1"/>
+        <w:spacing w:after="120" w:before="280"/>
+      </w:pPr>
+      <w:r>
+        <w:rPr>
+          <w:rFonts w:ascii="Arial" w:cs="Arial" w:eastAsia="Arial" w:hAnsi="Arial"/>
+          <w:b/>
+          <w:bCs/>
+          <w:color w:val="0f2d3d"/>
+          <w:sz w:val="26"/>
+          <w:szCs w:val="26"/>
+        </w:rPr>
+        <w:t xml:space="preserve">Claude Settings You'll Need Before You Start</w:t>
+      </w:r>
+    </w:p>
+    <w:p>
+      <w:pPr>
+        <w:spacing w:after="160"/>
+      </w:pPr>
+      <w:r>
+        <w:rPr>
+          <w:rFonts w:ascii="Arial" w:cs="Arial" w:eastAsia="Arial" w:hAnsi="Arial"/>
+          <w:color w:val="444444"/>
+          <w:sz w:val="20"/>
+          <w:szCs w:val="20"/>
+        </w:rPr>
+        <w:t xml:space="preserve">This prompt asks Claude to do two things: research live, and build a real .xlsx file. Both depend on a setting that isn't always on by default — if either is off, Claude will tell you so directly rather than fake the result, but it's faster to just check both up front.</w:t>
+      </w:r>
+    </w:p>
+    <w:tbl>
+      <w:tblPr>
+        <w:tblW w:type="dxa" w:w="9360"/>
+        <w:tblBorders>
+          <w:top w:val="single" w:color="auto" w:sz="4"/>
+          <w:left w:val="single" w:color="auto" w:sz="4"/>
+          <w:bottom w:val="single" w:color="auto" w:sz="4"/>
+          <w:right w:val="single" w:color="auto" w:sz="4"/>
+          <w:insideH w:val="single" w:color="auto" w:sz="4"/>
+          <w:insideV w:val="single" w:color="auto" w:sz="4"/>
+        </w:tblBorders>
+      </w:tblPr>
+      <w:tblGrid>
+        <w:gridCol w:w="2600"/>
+        <w:gridCol w:w="6760"/>
+      </w:tblGrid>
+      <w:tr>
+        <w:tc>
+          <w:tcPr>
+            <w:tcW w:type="dxa" w:w="2600"/>
+            <w:shd w:fill="D5E8F0" w:val="clear"/>
+            <w:tcMar>
+              <w:top w:type="dxa" w:w="80"/>
+              <w:left w:type="dxa" w:w="100"/>
+              <w:bottom w:type="dxa" w:w="80"/>
+              <w:right w:type="dxa" w:w="100"/>
+            </w:tcMar>
+          </w:tcPr>
+          <w:p>
+            <w:r>
+              <w:rPr>
+                <w:rFonts w:ascii="Arial" w:cs="Arial" w:eastAsia="Arial" w:hAnsi="Arial"/>
+                <w:b/>
+                <w:bCs/>
+                <w:color w:val="0f2d3d"/>
+                <w:sz w:val="18"/>
+                <w:szCs w:val="18"/>
+              </w:rPr>
+              <w:t xml:space="preserve">Setting</w:t>
+            </w:r>
+          </w:p>
+        </w:tc>
+        <w:tc>
+          <w:tcPr>
+            <w:tcW w:type="dxa" w:w="6760"/>
+            <w:shd w:fill="D5E8F0" w:val="clear"/>
+            <w:tcMar>
+              <w:top w:type="dxa" w:w="80"/>
+              <w:left w:type="dxa" w:w="100"/>
+              <w:bottom w:type="dxa" w:w="80"/>
+              <w:right w:type="dxa" w:w="100"/>
+            </w:tcMar>
+          </w:tcPr>
+          <w:p>
+            <w:r>
+              <w:rPr>
+                <w:rFonts w:ascii="Arial" w:cs="Arial" w:eastAsia="Arial" w:hAnsi="Arial"/>
+                <w:b/>
+                <w:bCs/>
+                <w:color w:val="0f2d3d"/>
+                <w:sz w:val="18"/>
+                <w:szCs w:val="18"/>
+              </w:rPr>
+              <w:t xml:space="preserve">Why you need it / Where to find it</w:t>
+            </w:r>
+          </w:p>
+        </w:tc>
+      </w:tr>
+      <w:tr>
+        <w:tc>
+          <w:tcPr>
+            <w:tcW w:type="dxa" w:w="2600"/>
+            <w:shd w:fill="FAFCFF" w:val="clear"/>
+            <w:tcMar>
+              <w:top w:type="dxa" w:w="80"/>
+              <w:left w:type="dxa" w:w="100"/>
+              <w:bottom w:type="dxa" w:w="80"/>
+              <w:right w:type="dxa" w:w="100"/>
+            </w:tcMar>
+          </w:tcPr>
+          <w:p>
+            <w:r>
+              <w:rPr>
+                <w:rFonts w:ascii="Arial" w:cs="Arial" w:eastAsia="Arial" w:hAnsi="Arial"/>
+                <w:b w:val="false"/>
+                <w:bCs w:val="false"/>
+                <w:color w:val="444444"/>
+                <w:sz w:val="18"/>
+                <w:szCs w:val="18"/>
+              </w:rPr>
+              <w:t xml:space="preserve">Web search</w:t>
+            </w:r>
+          </w:p>
+        </w:tc>
+        <w:tc>
+          <w:tcPr>
+            <w:tcW w:type="dxa" w:w="6760"/>
+            <w:shd w:fill="FAFCFF" w:val="clear"/>
+            <w:tcMar>
+              <w:top w:type="dxa" w:w="80"/>
+              <w:left w:type="dxa" w:w="100"/>
+              <w:bottom w:type="dxa" w:w="80"/>
+              <w:right w:type="dxa" w:w="100"/>
+            </w:tcMar>
+          </w:tcPr>
+          <w:p>
+            <w:r>
+              <w:rPr>
+                <w:rFonts w:ascii="Arial" w:cs="Arial" w:eastAsia="Arial" w:hAnsi="Arial"/>
+                <w:b w:val="false"/>
+                <w:bCs w:val="false"/>
+                <w:color w:val="444444"/>
+                <w:sz w:val="18"/>
+                <w:szCs w:val="18"/>
+              </w:rPr>
+              <w:t xml:space="preserve">Without it, Claude can't do the actual live company research this tool depends on — it would only be able to answer from training data. Click the + (or slider) icon in the chat input, find Web search, toggle it on. On Team/Enterprise accounts, an admin has to enable it workspace-wide first.</w:t>
+            </w:r>
+          </w:p>
+        </w:tc>
+      </w:tr>
+      <w:tr>
+        <w:tc>
+          <w:tcPr>
+            <w:tcW w:type="dxa" w:w="2600"/>
+            <w:shd w:fill="FAFCFF" w:val="clear"/>
+            <w:tcMar>
+              <w:top w:type="dxa" w:w="80"/>
+              <w:left w:type="dxa" w:w="100"/>
+              <w:bottom w:type="dxa" w:w="80"/>
+              <w:right w:type="dxa" w:w="100"/>
+            </w:tcMar>
+          </w:tcPr>
+          <w:p>
+            <w:r>
+              <w:rPr>
+                <w:rFonts w:ascii="Arial" w:cs="Arial" w:eastAsia="Arial" w:hAnsi="Arial"/>
+                <w:b w:val="false"/>
+                <w:bCs w:val="false"/>
+                <w:color w:val="444444"/>
+                <w:sz w:val="18"/>
+                <w:szCs w:val="18"/>
+              </w:rPr>
+              <w:t xml:space="preserve">Code execution and file creation</w:t>
+            </w:r>
+          </w:p>
+        </w:tc>
+        <w:tc>
+          <w:tcPr>
+            <w:tcW w:type="dxa" w:w="6760"/>
+            <w:shd w:fill="FAFCFF" w:val="clear"/>
+            <w:tcMar>
+              <w:top w:type="dxa" w:w="80"/>
+              <w:left w:type="dxa" w:w="100"/>
+              <w:bottom w:type="dxa" w:w="80"/>
+              <w:right w:type="dxa" w:w="100"/>
+            </w:tcMar>
+          </w:tcPr>
+          <w:p>
+            <w:r>
+              <w:rPr>
+                <w:rFonts w:ascii="Arial" w:cs="Arial" w:eastAsia="Arial" w:hAnsi="Arial"/>
+                <w:b w:val="false"/>
+                <w:bCs w:val="false"/>
+                <w:color w:val="444444"/>
+                <w:sz w:val="18"/>
+                <w:szCs w:val="18"/>
+              </w:rPr>
+              <w:t xml:space="preserve">This is what lets Claude actually build and hand you a downloadable .xlsx — without it, Claude can still do the research and present it as a table in chat, but has no way to package it into a real file. Settings → Capabilities, toggle it on.</w:t>
+            </w:r>
+          </w:p>
+        </w:tc>
+      </w:tr>
+    </w:tbl>
+    <w:p>
+      <w:pPr>
+        <w:spacing w:after="200" w:before="160"/>
+      </w:pPr>
+      <w:r>
+        <w:rPr>
+          <w:rFonts w:ascii="Arial" w:cs="Arial" w:eastAsia="Arial" w:hAnsi="Arial"/>
+          <w:color w:val="444444"/>
+          <w:sz w:val="20"/>
+          <w:szCs w:val="20"/>
+        </w:rPr>
+        <w:t xml:space="preserve">If you ever get a response back that reads like a polite explanation of a missing tool instead of your tracker, this is almost always why — check both toggles and re-run.</w:t>
       </w:r>
     </w:p>
     <w:p>
@@ -975,6 +1201,110 @@
           </w:p>
         </w:tc>
       </w:tr>
+      <w:tr>
+        <w:tc>
+          <w:tcPr>
+            <w:tcW w:type="dxa" w:w="3000"/>
+            <w:shd w:fill="FAFCFF" w:val="clear"/>
+            <w:tcMar>
+              <w:top w:type="dxa" w:w="80"/>
+              <w:left w:type="dxa" w:w="100"/>
+              <w:bottom w:type="dxa" w:w="80"/>
+              <w:right w:type="dxa" w:w="100"/>
+            </w:tcMar>
+          </w:tcPr>
+          <w:p>
+            <w:r>
+              <w:rPr>
+                <w:rFonts w:ascii="Arial" w:cs="Arial" w:eastAsia="Arial" w:hAnsi="Arial"/>
+                <w:b w:val="false"/>
+                <w:bCs w:val="false"/>
+                <w:color w:val="444444"/>
+                <w:sz w:val="18"/>
+                <w:szCs w:val="18"/>
+              </w:rPr>
+              <w:t xml:space="preserve">Add an Industry Events &amp; Forums tab?</w:t>
+            </w:r>
+          </w:p>
+        </w:tc>
+        <w:tc>
+          <w:tcPr>
+            <w:tcW w:type="dxa" w:w="6360"/>
+            <w:shd w:fill="FAFCFF" w:val="clear"/>
+            <w:tcMar>
+              <w:top w:type="dxa" w:w="80"/>
+              <w:left w:type="dxa" w:w="100"/>
+              <w:bottom w:type="dxa" w:w="80"/>
+              <w:right w:type="dxa" w:w="100"/>
+            </w:tcMar>
+          </w:tcPr>
+          <w:p>
+            <w:r>
+              <w:rPr>
+                <w:rFonts w:ascii="Arial" w:cs="Arial" w:eastAsia="Arial" w:hAnsi="Arial"/>
+                <w:b w:val="false"/>
+                <w:bCs w:val="false"/>
+                <w:color w:val="444444"/>
+                <w:sz w:val="18"/>
+                <w:szCs w:val="18"/>
+              </w:rPr>
+              <w:t xml:space="preserve">Yes (default) adds a tab of real, upcoming conferences and trade shows relevant to your industry/purpose — one row per event, not per company. Also lets you set how far ahead to look (6 months, 12 months default, or any upcoming). See the Industry Events section for how this connects to your Category column.</w:t>
+            </w:r>
+          </w:p>
+        </w:tc>
+      </w:tr>
+      <w:tr>
+        <w:tc>
+          <w:tcPr>
+            <w:tcW w:type="dxa" w:w="3000"/>
+            <w:shd w:fill="FAFCFF" w:val="clear"/>
+            <w:tcMar>
+              <w:top w:type="dxa" w:w="80"/>
+              <w:left w:type="dxa" w:w="100"/>
+              <w:bottom w:type="dxa" w:w="80"/>
+              <w:right w:type="dxa" w:w="100"/>
+            </w:tcMar>
+          </w:tcPr>
+          <w:p>
+            <w:r>
+              <w:rPr>
+                <w:rFonts w:ascii="Arial" w:cs="Arial" w:eastAsia="Arial" w:hAnsi="Arial"/>
+                <w:b w:val="false"/>
+                <w:bCs w:val="false"/>
+                <w:color w:val="444444"/>
+                <w:sz w:val="18"/>
+                <w:szCs w:val="18"/>
+              </w:rPr>
+              <w:t xml:space="preserve">Compensation Benchmark (not a toggle — always included alongside the 10-K contact check)</w:t>
+            </w:r>
+          </w:p>
+        </w:tc>
+        <w:tc>
+          <w:tcPr>
+            <w:tcW w:type="dxa" w:w="6360"/>
+            <w:shd w:fill="FAFCFF" w:val="clear"/>
+            <w:tcMar>
+              <w:top w:type="dxa" w:w="80"/>
+              <w:left w:type="dxa" w:w="100"/>
+              <w:bottom w:type="dxa" w:w="80"/>
+              <w:right w:type="dxa" w:w="100"/>
+            </w:tcMar>
+          </w:tcPr>
+          <w:p>
+            <w:r>
+              <w:rPr>
+                <w:rFonts w:ascii="Arial" w:cs="Arial" w:eastAsia="Arial" w:hAnsi="Arial"/>
+                <w:b w:val="false"/>
+                <w:bCs w:val="false"/>
+                <w:color w:val="444444"/>
+                <w:sz w:val="18"/>
+                <w:szCs w:val="18"/>
+              </w:rPr>
+              <w:t xml:space="preserve">For publicly traded companies, if the named 10-K contact also appears as a Named Executive Officer in the proxy statement, reports their disclosed total compensation. Only fires for a minority of companies — see the Compensation Benchmark section.</w:t>
+            </w:r>
+          </w:p>
+        </w:tc>
+      </w:tr>
     </w:tbl>
     <w:p>
       <w:pPr>
@@ -3056,7 +3386,283 @@
           <w:sz w:val="26"/>
           <w:szCs w:val="26"/>
         </w:rPr>
-        <w:t xml:space="preserve">13. A Faster Way to Fill This Out (Reverse Note)</w:t>
+        <w:t xml:space="preserve">13. The Industry Events &amp; Forums Tab (and How Category Drives It)</w:t>
+      </w:r>
+    </w:p>
+    <w:p>
+      <w:pPr>
+        <w:spacing w:after="160"/>
+      </w:pPr>
+      <w:r>
+        <w:rPr>
+          <w:rFonts w:ascii="Arial" w:cs="Arial" w:eastAsia="Arial" w:hAnsi="Arial"/>
+          <w:color w:val="444444"/>
+          <w:sz w:val="20"/>
+          <w:szCs w:val="20"/>
+        </w:rPr>
+        <w:t xml:space="preserve">If Add an Industry Events &amp; Forums tab? is Yes, the tracker gets a tab listing real, upcoming conferences and trade shows relevant to your stated industry/purpose — Event Name, Date(s), Location, Format, Relevant To, and URL.</w:t>
+      </w:r>
+    </w:p>
+    <w:p>
+      <w:pPr>
+        <w:spacing w:after="160"/>
+      </w:pPr>
+      <w:r>
+        <w:rPr>
+          <w:rFonts w:ascii="Arial" w:cs="Arial" w:eastAsia="Arial" w:hAnsi="Arial"/>
+          <w:color w:val="444444"/>
+          <w:sz w:val="20"/>
+          <w:szCs w:val="20"/>
+        </w:rPr>
+        <w:t xml:space="preserve">The field worth understanding is </w:t>
+      </w:r>
+      <w:r>
+        <w:rPr>
+          <w:rFonts w:ascii="Arial" w:cs="Arial" w:eastAsia="Arial" w:hAnsi="Arial"/>
+          <w:b/>
+          <w:bCs/>
+          <w:color w:val="444444"/>
+          <w:sz w:val="20"/>
+          <w:szCs w:val="20"/>
+        </w:rPr>
+        <w:t xml:space="preserve">Relevant To</w:t>
+      </w:r>
+      <w:r>
+        <w:rPr>
+          <w:rFonts w:ascii="Arial" w:cs="Arial" w:eastAsia="Arial" w:hAnsi="Arial"/>
+          <w:color w:val="444444"/>
+          <w:sz w:val="20"/>
+          <w:szCs w:val="20"/>
+        </w:rPr>
+        <w:t xml:space="preserve">. Events aren't company-specific the way the rest of this tracker is — the same conference is often relevant to several companies on your list at once, so this tab is one row per event, not one row per company. To stay connected to your company list without hard-linking to individual rows, </w:t>
+      </w:r>
+      <w:r>
+        <w:rPr>
+          <w:rFonts w:ascii="Arial" w:cs="Arial" w:eastAsia="Arial" w:hAnsi="Arial"/>
+          <w:b/>
+          <w:bCs/>
+          <w:color w:val="444444"/>
+          <w:sz w:val="20"/>
+          <w:szCs w:val="20"/>
+        </w:rPr>
+        <w:t xml:space="preserve">Relevant To reuses the exact values from your main sheet's Category column</w:t>
+      </w:r>
+      <w:r>
+        <w:rPr>
+          <w:rFonts w:ascii="Arial" w:cs="Arial" w:eastAsia="Arial" w:hAnsi="Arial"/>
+          <w:color w:val="444444"/>
+          <w:sz w:val="20"/>
+          <w:szCs w:val="20"/>
+        </w:rPr>
+        <w:t xml:space="preserve"> rather than inventing a separate industry taxonomy.</w:t>
+      </w:r>
+    </w:p>
+    <w:p>
+      <w:pPr>
+        <w:spacing w:after="160"/>
+      </w:pPr>
+      <w:r>
+        <w:rPr>
+          <w:rFonts w:ascii="Arial" w:cs="Arial" w:eastAsia="Arial" w:hAnsi="Arial"/>
+          <w:color w:val="444444"/>
+          <w:sz w:val="20"/>
+          <w:szCs w:val="20"/>
+        </w:rPr>
+        <w:t xml:space="preserve">Same honesty standard as everywhere else in this tracker: only real, currently findable events with a real URL are included. If coverage for a given Category is thin, that's reported directly rather than an event getting invented to fill the gap.</w:t>
+      </w:r>
+    </w:p>
+    <w:p>
+      <w:pPr>
+        <w:pStyle w:val="Heading1"/>
+        <w:spacing w:after="120" w:before="280"/>
+      </w:pPr>
+      <w:r>
+        <w:rPr>
+          <w:rFonts w:ascii="Arial" w:cs="Arial" w:eastAsia="Arial" w:hAnsi="Arial"/>
+          <w:b/>
+          <w:bCs/>
+          <w:color w:val="0f2d3d"/>
+          <w:sz w:val="26"/>
+          <w:szCs w:val="26"/>
+        </w:rPr>
+        <w:t xml:space="preserve">14. Key Contacts and 10-K Filings</w:t>
+      </w:r>
+    </w:p>
+    <w:p>
+      <w:pPr>
+        <w:spacing w:after="160"/>
+      </w:pPr>
+      <w:r>
+        <w:rPr>
+          <w:rFonts w:ascii="Arial" w:cs="Arial" w:eastAsia="Arial" w:hAnsi="Arial"/>
+          <w:color w:val="444444"/>
+          <w:sz w:val="20"/>
+          <w:szCs w:val="20"/>
+        </w:rPr>
+        <w:t xml:space="preserve">The Key Contacts / Priority Titles column normally identifies the practice-level person worth targeting at a company. As of this version, there's a second, narrower data point layered on top for publicly traded companies specifically: a check of the company's most recent 10-K for a named individual responsible for cybersecurity governance (Regulation S-K Item 106 / Item 1C), added as a clearly labeled second line — “(per FY20XX 10-K)” — kept visually separate from the practice-level contact above it.</w:t>
+      </w:r>
+    </w:p>
+    <w:p>
+      <w:pPr>
+        <w:pStyle w:val="ListParagraph"/>
+        <w:numPr>
+          <w:ilvl w:val="0"/>
+          <w:numId w:val="3"/>
+        </w:numPr>
+        <w:spacing w:after="80"/>
+      </w:pPr>
+      <w:r>
+        <w:rPr>
+          <w:rFonts w:ascii="Arial" w:cs="Arial" w:eastAsia="Arial" w:hAnsi="Arial"/>
+          <w:color w:val="444444"/>
+          <w:sz w:val="20"/>
+          <w:szCs w:val="20"/>
+        </w:rPr>
+        <w:t xml:space="preserve">Only applies to companies that file a 10-K at all — most privately held OT vendors won't have one, and nothing gets added for them.</w:t>
+      </w:r>
+    </w:p>
+    <w:p>
+      <w:pPr>
+        <w:pStyle w:val="ListParagraph"/>
+        <w:numPr>
+          <w:ilvl w:val="0"/>
+          <w:numId w:val="3"/>
+        </w:numPr>
+        <w:spacing w:after="80"/>
+      </w:pPr>
+      <w:r>
+        <w:rPr>
+          <w:rFonts w:ascii="Arial" w:cs="Arial" w:eastAsia="Arial" w:hAnsi="Arial"/>
+          <w:color w:val="444444"/>
+          <w:sz w:val="20"/>
+          <w:szCs w:val="20"/>
+        </w:rPr>
+        <w:t xml:space="preserve">It's the enterprise-wide security executive, not an OT-specific one — a useful additional data point, not a replacement for the practice-level targeting.</w:t>
+      </w:r>
+    </w:p>
+    <w:p>
+      <w:pPr>
+        <w:pStyle w:val="ListParagraph"/>
+        <w:numPr>
+          <w:ilvl w:val="0"/>
+          <w:numId w:val="3"/>
+        </w:numPr>
+        <w:spacing w:after="80"/>
+      </w:pPr>
+      <w:r>
+        <w:rPr>
+          <w:rFonts w:ascii="Arial" w:cs="Arial" w:eastAsia="Arial" w:hAnsi="Arial"/>
+          <w:color w:val="444444"/>
+          <w:sz w:val="20"/>
+          <w:szCs w:val="20"/>
+        </w:rPr>
+        <w:t xml:space="preserve">Not every public company names someone — when that happens, the tracker says so directly rather than leaving the company looking unchecked.</w:t>
+      </w:r>
+    </w:p>
+    <w:p>
+      <w:pPr>
+        <w:pStyle w:val="ListParagraph"/>
+        <w:numPr>
+          <w:ilvl w:val="0"/>
+          <w:numId w:val="3"/>
+        </w:numPr>
+        <w:spacing w:after="80"/>
+      </w:pPr>
+      <w:r>
+        <w:rPr>
+          <w:rFonts w:ascii="Arial" w:cs="Arial" w:eastAsia="Arial" w:hAnsi="Arial"/>
+          <w:color w:val="444444"/>
+          <w:sz w:val="20"/>
+          <w:szCs w:val="20"/>
+        </w:rPr>
+        <w:t xml:space="preserve">It's only as current as the filing — the named person could have moved on since the most recent 10-K.</w:t>
+      </w:r>
+    </w:p>
+    <w:p>
+      <w:pPr>
+        <w:pStyle w:val="Heading1"/>
+        <w:spacing w:after="120" w:before="280"/>
+      </w:pPr>
+      <w:r>
+        <w:rPr>
+          <w:rFonts w:ascii="Arial" w:cs="Arial" w:eastAsia="Arial" w:hAnsi="Arial"/>
+          <w:b/>
+          <w:bCs/>
+          <w:color w:val="0f2d3d"/>
+          <w:sz w:val="26"/>
+          <w:szCs w:val="26"/>
+        </w:rPr>
+        <w:t xml:space="preserve">15. Compensation Benchmark</w:t>
+      </w:r>
+    </w:p>
+    <w:p>
+      <w:pPr>
+        <w:spacing w:after="160"/>
+      </w:pPr>
+      <w:r>
+        <w:rPr>
+          <w:rFonts w:ascii="Arial" w:cs="Arial" w:eastAsia="Arial" w:hAnsi="Arial"/>
+          <w:color w:val="444444"/>
+          <w:sz w:val="20"/>
+          <w:szCs w:val="20"/>
+        </w:rPr>
+        <w:t xml:space="preserve">Right next to the 10-K contact check sits a related, narrower data point: if the named individual from that 10-K also shows up in the company's proxy statement (DEF 14A) as a Named Executive Officer, their disclosed total compensation gets reported alongside them — e.g. “$2.1M total comp, FY2025 proxy.”</w:t>
+      </w:r>
+    </w:p>
+    <w:p>
+      <w:pPr>
+        <w:spacing w:after="160"/>
+      </w:pPr>
+      <w:r>
+        <w:rPr>
+          <w:rFonts w:ascii="Arial" w:cs="Arial" w:eastAsia="Arial" w:hAnsi="Arial"/>
+          <w:b/>
+          <w:bCs/>
+          <w:color w:val="444444"/>
+          <w:sz w:val="20"/>
+          <w:szCs w:val="20"/>
+        </w:rPr>
+        <w:t xml:space="preserve">Set expectations accordingly: this will genuinely apply to a minority of the companies on your list.</w:t>
+      </w:r>
+      <w:r>
+        <w:rPr>
+          <w:rFonts w:ascii="Arial" w:cs="Arial" w:eastAsia="Arial" w:hAnsi="Arial"/>
+          <w:color w:val="444444"/>
+          <w:sz w:val="20"/>
+          <w:szCs w:val="20"/>
+        </w:rPr>
+        <w:t xml:space="preserve"> Proxy statements only disclose compensation for a handful of the most highly paid executives at a company (typically the top 5) — a security-specific role like CISO is rarely in that group. When it doesn't apply, the tracker says so directly (“not a Named Executive Officer — not disclosed”) rather than leaving the cell ambiguously blank or substituting a generic market-rate guess dressed up as filing data.</w:t>
+      </w:r>
+    </w:p>
+    <w:p>
+      <w:pPr>
+        <w:spacing w:after="160"/>
+      </w:pPr>
+      <w:r>
+        <w:rPr>
+          <w:rFonts w:ascii="Arial" w:cs="Arial" w:eastAsia="Arial" w:hAnsi="Arial"/>
+          <w:color w:val="444444"/>
+          <w:sz w:val="20"/>
+          <w:szCs w:val="20"/>
+        </w:rPr>
+        <w:t xml:space="preserve">Think of this one as a bonus when it fires, not something to plan around.</w:t>
+      </w:r>
+    </w:p>
+    <w:p>
+      <w:pPr>
+        <w:pStyle w:val="Heading1"/>
+        <w:spacing w:after="120" w:before="280"/>
+      </w:pPr>
+      <w:r>
+        <w:rPr>
+          <w:rFonts w:ascii="Arial" w:cs="Arial" w:eastAsia="Arial" w:hAnsi="Arial"/>
+          <w:b/>
+          <w:bCs/>
+          <w:color w:val="0f2d3d"/>
+          <w:sz w:val="26"/>
+          <w:szCs w:val="26"/>
+        </w:rPr>
+        <w:t xml:space="preserve">16. A Faster Way to Fill This Out (Reverse Note)</w:t>
       </w:r>
     </w:p>
     <w:p>

--- a/Prompt_Builder_User_Guide.docx
+++ b/Prompt_Builder_User_Guide.docx
@@ -22,7 +22,7 @@
         <w:t xml:space="preserve">MARKETING AND CONSULTING</w:t>
       </w:r>
     </w:p>
-    <w:bookmarkStart w:id="50" w:name="target-company-research-prompt-builder"/>
+    <w:bookmarkStart w:id="51" w:name="target-company-research-prompt-builder"/>
     <w:p>
       <w:pPr>
         <w:pStyle w:val="Heading1"/>
@@ -606,7 +606,7 @@
       </w:r>
     </w:p>
     <w:bookmarkEnd w:id="28"/>
-    <w:bookmarkStart w:id="29" w:name="shared-inputs"/>
+    <w:bookmarkStart w:id="30" w:name="shared-inputs"/>
     <w:p>
       <w:pPr>
         <w:pStyle w:val="Heading2"/>
@@ -684,7 +684,7 @@
               <w:jc w:val="left"/>
             </w:pPr>
             <w:r>
-              <w:t xml:space="preserve">A current employer, former employer, competitor — any real company name(s), one per line or comma-separated</w:t>
+              <w:t xml:space="preserve">A current employer, former employer, competitor — any real company name(s), one per line or comma-separated. A live hint tracks how many you’ve listed: 5-10 tends to give the cleanest results, past 20 the discovery cascade runs noticeably slower, and past 50 the tool suggests Anthropic’s dedicated Research feature instead</w:t>
             </w:r>
           </w:p>
         </w:tc>
@@ -722,7 +722,24 @@
               <w:t xml:space="preserve">”</w:t>
             </w:r>
             <w:r>
-              <w:t xml:space="preserve">). Be specific — see the note on NAICS extraction below</w:t>
+              <w:t xml:space="preserve">). Be specific — see the note on NAICS extraction below. Not sure how to phrase it? The field links directly to the</w:t>
+            </w:r>
+            <w:r>
+              <w:t xml:space="preserve"> </w:t>
+            </w:r>
+            <w:hyperlink r:id="rId29">
+              <w:r>
+                <w:rPr>
+                  <w:rStyle w:val="Hyperlink"/>
+                </w:rPr>
+                <w:t xml:space="preserve">Census NAICS Search</w:t>
+              </w:r>
+            </w:hyperlink>
+            <w:r>
+              <w:t xml:space="preserve"> </w:t>
+            </w:r>
+            <w:r>
+              <w:t xml:space="preserve">so you can borrow official industry wording without needing to know your own code</w:t>
             </w:r>
           </w:p>
         </w:tc>
@@ -880,8 +897,8 @@
         <w:t xml:space="preserve">used to discover new companies in bulk: a code alone is too broad to search by (it would return any IT/consulting business in North America), and the one government source that lets you filter companies by NAICS code — SAM.gov’s entity search — blocks automated access. See Section 5 for how discovery actually works.</w:t>
       </w:r>
     </w:p>
-    <w:bookmarkEnd w:id="29"/>
-    <w:bookmarkStart w:id="30" w:name="section-1-bulk-company-pull-optional"/>
+    <w:bookmarkEnd w:id="30"/>
+    <w:bookmarkStart w:id="31" w:name="section-1-bulk-company-pull-optional"/>
     <w:p>
       <w:pPr>
         <w:pStyle w:val="Heading2"/>
@@ -1094,8 +1111,8 @@
         <w:t xml:space="preserve">so the full research pass only spends effort on companies you’ve already vetted.</w:t>
       </w:r>
     </w:p>
-    <w:bookmarkEnd w:id="30"/>
-    <w:bookmarkStart w:id="31" w:name="how-discovery-actually-works"/>
+    <w:bookmarkEnd w:id="31"/>
+    <w:bookmarkStart w:id="32" w:name="how-discovery-actually-works"/>
     <w:p>
       <w:pPr>
         <w:pStyle w:val="Heading2"/>
@@ -1287,8 +1304,8 @@
         <w:t xml:space="preserve">it’s found this way — a tag for classification and light sanity-checking, not the search mechanism. If Claude has live access to a NAICS-filterable data source that’s actually queryable (the free, public USASpending.gov API is one example — unlike SAM.gov’s blocked search UI, it returns real federal-contract-recipient company names filtered by NAICS code), it may use that as one more discovery channel, but it only covers companies with a federal-contracting footprint and will miss most private-sector-only firms.</w:t>
       </w:r>
     </w:p>
-    <w:bookmarkEnd w:id="31"/>
-    <w:bookmarkStart w:id="32" w:name="Xb050f6f229cac2bd93b6a7bc92d613795d7ac97"/>
+    <w:bookmarkEnd w:id="32"/>
+    <w:bookmarkStart w:id="33" w:name="Xb050f6f229cac2bd93b6a7bc92d613795d7ac97"/>
     <w:p>
       <w:pPr>
         <w:pStyle w:val="Heading2"/>
@@ -1388,7 +1405,25 @@
               <w:t xml:space="preserve"> </w:t>
             </w:r>
             <w:r>
-              <w:t xml:space="preserve">= Claude only researches the exact company names you typed — no new companies added, and tiering (Section 8) is ignored even if it’s turned on.</w:t>
+              <w:t xml:space="preserve">= Claude only researches the exact company names you typed — no new companies added. Switching to</w:t>
+            </w:r>
+            <w:r>
+              <w:t xml:space="preserve"> </w:t>
+            </w:r>
+            <w:r>
+              <w:t xml:space="preserve">“</w:t>
+            </w:r>
+            <w:r>
+              <w:t xml:space="preserve">Just enrich these</w:t>
+            </w:r>
+            <w:r>
+              <w:t xml:space="preserve">”</w:t>
+            </w:r>
+            <w:r>
+              <w:t xml:space="preserve"> </w:t>
+            </w:r>
+            <w:r>
+              <w:t xml:space="preserve">also hides the three fields below it (candidate count, secondary NAICS codes, two-tier toggle) since none of them apply without a discovery pass to act on.</w:t>
             </w:r>
           </w:p>
         </w:tc>
@@ -1402,19 +1437,19 @@
               <w:jc w:val="left"/>
             </w:pPr>
             <w:r>
-              <w:t xml:space="preserve">Companies per code</w:t>
-            </w:r>
-          </w:p>
-        </w:tc>
-        <w:tc>
-          <w:tcPr/>
-          <w:p>
-            <w:pPr>
-              <w:pStyle w:val="Compact"/>
-              <w:jc w:val="left"/>
-            </w:pPr>
-            <w:r>
-              <w:t xml:space="preserve">A loose volume dial for how many candidates to gather during discovery. The label is a holdover from when discovery was NAICS-code-driven; it still works as a rough guidance number for the competitor-cascade method, just not literally</w:t>
+              <w:t xml:space="preserve">Roughly how many companies to find</w:t>
+            </w:r>
+          </w:p>
+        </w:tc>
+        <w:tc>
+          <w:tcPr/>
+          <w:p>
+            <w:pPr>
+              <w:pStyle w:val="Compact"/>
+              <w:jc w:val="left"/>
+            </w:pPr>
+            <w:r>
+              <w:t xml:space="preserve">A loose volume dial for this discovery pass — the Section 2 equivalent of Section 1’s</w:t>
             </w:r>
             <w:r>
               <w:t xml:space="preserve"> </w:t>
@@ -1423,7 +1458,7 @@
               <w:t xml:space="preserve">“</w:t>
             </w:r>
             <w:r>
-              <w:t xml:space="preserve">per code</w:t>
+              <w:t xml:space="preserve">Target list size.</w:t>
             </w:r>
             <w:r>
               <w:t xml:space="preserve">”</w:t>
@@ -1432,7 +1467,19 @@
               <w:t xml:space="preserve"> </w:t>
             </w:r>
             <w:r>
-              <w:t xml:space="preserve">anymore.</w:t>
+              <w:t xml:space="preserve">Unlike Section 1, every company found here gets full research, so totals above ~50–75 tend to come back thinner per company. Only visible when Discovery scope is</w:t>
+            </w:r>
+            <w:r>
+              <w:t xml:space="preserve"> </w:t>
+            </w:r>
+            <w:r>
+              <w:t xml:space="preserve">“</w:t>
+            </w:r>
+            <w:r>
+              <w:t xml:space="preserve">Find new companies.</w:t>
+            </w:r>
+            <w:r>
+              <w:t xml:space="preserve">”</w:t>
             </w:r>
           </w:p>
         </w:tc>
@@ -1864,8 +1911,8 @@
         </w:tc>
       </w:tr>
     </w:tbl>
-    <w:bookmarkEnd w:id="32"/>
-    <w:bookmarkStart w:id="33" w:name="ma-research-columns-optional"/>
+    <w:bookmarkEnd w:id="33"/>
+    <w:bookmarkStart w:id="34" w:name="ma-research-columns-optional"/>
     <w:p>
       <w:pPr>
         <w:pStyle w:val="Heading2"/>
@@ -1980,8 +2027,8 @@
         <w:t xml:space="preserve">Honest limits: these columns only draw on public information — news, filings, press releases. Claude is instructed not to treat silence as evidence a company isn’t open to a deal.</w:t>
       </w:r>
     </w:p>
-    <w:bookmarkEnd w:id="33"/>
-    <w:bookmarkStart w:id="34" w:name="the-two-tier-output-system"/>
+    <w:bookmarkEnd w:id="34"/>
+    <w:bookmarkStart w:id="35" w:name="the-two-tier-output-system"/>
     <w:p>
       <w:pPr>
         <w:pStyle w:val="Heading2"/>
@@ -2041,7 +2088,25 @@
         <w:t xml:space="preserve"> </w:t>
       </w:r>
       <w:r>
-        <w:t xml:space="preserve">Use a two-tier target list? is set to Yes. In every other case — including enrich-only mode with the tiering checkbox left on from a previous session — you get one flat tracker with full research on everyone, and no Tier 2 tab logic runs at all.</w:t>
+        <w:t xml:space="preserve">Use a two-tier target list? is set to Yes. The tiering toggle and its Tier 1/Tier 2 size fields are hidden entirely whenever Discovery scope is</w:t>
+      </w:r>
+      <w:r>
+        <w:t xml:space="preserve"> </w:t>
+      </w:r>
+      <w:r>
+        <w:t xml:space="preserve">“</w:t>
+      </w:r>
+      <w:r>
+        <w:t xml:space="preserve">Just enrich these,</w:t>
+      </w:r>
+      <w:r>
+        <w:t xml:space="preserve">”</w:t>
+      </w:r>
+      <w:r>
+        <w:t xml:space="preserve"> </w:t>
+      </w:r>
+      <w:r>
+        <w:t xml:space="preserve">so this shouldn’t come up in normal use — but the underlying rule holds regardless: in every other case, including if a saved template carries a leftover tiered=Yes value, you get one flat tracker with full research on everyone, and no Tier 2 tab logic runs at all.</w:t>
       </w:r>
     </w:p>
     <w:p>
@@ -2170,8 +2235,8 @@
         <w:t xml:space="preserve">If you want a Tier 2 company researched at full depth, copy its name and run the tool again with Discovery scope set to Just enrich these.</w:t>
       </w:r>
     </w:p>
-    <w:bookmarkEnd w:id="34"/>
-    <w:bookmarkStart w:id="35" w:name="reading-the-live-prompt-panels"/>
+    <w:bookmarkEnd w:id="35"/>
+    <w:bookmarkStart w:id="36" w:name="reading-the-live-prompt-panels"/>
     <w:p>
       <w:pPr>
         <w:pStyle w:val="Heading2"/>
@@ -2242,8 +2307,8 @@
         <w:t xml:space="preserve">Paste it into a new Claude chat and send it as-is.</w:t>
       </w:r>
     </w:p>
-    <w:bookmarkEnd w:id="35"/>
-    <w:bookmarkStart w:id="36" w:name="saving-and-reusing-templates"/>
+    <w:bookmarkEnd w:id="36"/>
+    <w:bookmarkStart w:id="37" w:name="saving-and-reusing-templates"/>
     <w:p>
       <w:pPr>
         <w:pStyle w:val="Heading2"/>
@@ -2312,8 +2377,8 @@
         <w:t xml:space="preserve">Templates only persist for the current browser tab/session — they are not written to a file or account. Saved fields include Section 1’s target list size and Section 2’s tier sizes.</w:t>
       </w:r>
     </w:p>
-    <w:bookmarkEnd w:id="36"/>
-    <w:bookmarkStart w:id="37" w:name="typical-workflow-start-to-finish"/>
+    <w:bookmarkEnd w:id="37"/>
+    <w:bookmarkStart w:id="38" w:name="typical-workflow-start-to-finish"/>
     <w:p>
       <w:pPr>
         <w:pStyle w:val="Heading2"/>
@@ -2482,8 +2547,8 @@
         <w:t xml:space="preserve">mode.</w:t>
       </w:r>
     </w:p>
-    <w:bookmarkEnd w:id="37"/>
-    <w:bookmarkStart w:id="38" w:name="quick-troubleshooting"/>
+    <w:bookmarkEnd w:id="38"/>
+    <w:bookmarkStart w:id="39" w:name="quick-troubleshooting"/>
     <w:p>
       <w:pPr>
         <w:pStyle w:val="Heading2"/>
@@ -2719,8 +2784,8 @@
         </w:tc>
       </w:tr>
     </w:tbl>
-    <w:bookmarkEnd w:id="38"/>
-    <w:bookmarkStart w:id="39" w:name="whats-in-the-output-tracker"/>
+    <w:bookmarkEnd w:id="39"/>
+    <w:bookmarkStart w:id="40" w:name="whats-in-the-output-tracker"/>
     <w:p>
       <w:pPr>
         <w:pStyle w:val="Heading2"/>
@@ -2978,8 +3043,8 @@
         <w:t xml:space="preserve">can carry a second line for public companies — a named cybersecurity executive sourced from the 10-K. See Section 17.</w:t>
       </w:r>
     </w:p>
-    <w:bookmarkEnd w:id="39"/>
-    <w:bookmarkStart w:id="40" w:name="reading-the-formatted-tracker"/>
+    <w:bookmarkEnd w:id="40"/>
+    <w:bookmarkStart w:id="41" w:name="reading-the-formatted-tracker"/>
     <w:p>
       <w:pPr>
         <w:pStyle w:val="Heading2"/>
@@ -3142,8 +3207,8 @@
         <w:t xml:space="preserve">with counts by Opportunity Fit, NAICS Code Type, and Category, plus a Top 5 by Suggested Priority Rank table.</w:t>
       </w:r>
     </w:p>
-    <w:bookmarkEnd w:id="40"/>
-    <w:bookmarkStart w:id="41" w:name="Xc51aaaccf521cef28defb466dbc67811b3ffbdf"/>
+    <w:bookmarkEnd w:id="41"/>
+    <w:bookmarkStart w:id="42" w:name="Xc51aaaccf521cef28defb466dbc67811b3ffbdf"/>
     <w:p>
       <w:pPr>
         <w:pStyle w:val="Heading2"/>
@@ -3180,8 +3245,8 @@
         <w:t xml:space="preserve">This is the cheap, safe option — it costs no extra research, pure string templating from data already generated in the main tracker.</w:t>
       </w:r>
     </w:p>
-    <w:bookmarkEnd w:id="41"/>
-    <w:bookmarkStart w:id="42" w:name="the-job-post-finder-tab"/>
+    <w:bookmarkEnd w:id="42"/>
+    <w:bookmarkStart w:id="43" w:name="the-job-post-finder-tab"/>
     <w:p>
       <w:pPr>
         <w:pStyle w:val="Heading2"/>
@@ -3206,8 +3271,8 @@
         <w:t xml:space="preserve">Different moment than Quick Links: that tab gives pre-built links to three platforms using one title; this tab gives the raw ingredients — company plus all keyword variants — to paste into whatever job board or search tool you actually want to use.</w:t>
       </w:r>
     </w:p>
-    <w:bookmarkEnd w:id="42"/>
-    <w:bookmarkStart w:id="43" w:name="the-outreach-contacts-tab"/>
+    <w:bookmarkEnd w:id="43"/>
+    <w:bookmarkStart w:id="44" w:name="the-outreach-contacts-tab"/>
     <w:p>
       <w:pPr>
         <w:pStyle w:val="Heading2"/>
@@ -3224,8 +3289,8 @@
         <w:t xml:space="preserve">If Add an Outreach Contacts tab? is Yes, the tracker gets a four-column sheet — Company, Key Contacts / Priority Titles, Warm Introduction Path, Category, in that exact order — copied straight from the main tracker. These four columns aren’t adjacent on the main sheet, so this tab exists purely to put them side by side for a clean copy-paste into the companion Outreach Message Builder tool’s bulk-paste box.</w:t>
       </w:r>
     </w:p>
-    <w:bookmarkEnd w:id="43"/>
-    <w:bookmarkStart w:id="44" w:name="X855f4e5c599e80afe5a568ceeb3e0ee978678d9"/>
+    <w:bookmarkEnd w:id="44"/>
+    <w:bookmarkStart w:id="45" w:name="X855f4e5c599e80afe5a568ceeb3e0ee978678d9"/>
     <w:p>
       <w:pPr>
         <w:pStyle w:val="Heading2"/>
@@ -3250,8 +3315,8 @@
         <w:t xml:space="preserve">Same honesty standard as everywhere else: only real, currently findable events with a real URL. Thin coverage is reported directly rather than invented.</w:t>
       </w:r>
     </w:p>
-    <w:bookmarkEnd w:id="44"/>
-    <w:bookmarkStart w:id="45" w:name="the-company-activity-events-tab"/>
+    <w:bookmarkEnd w:id="45"/>
+    <w:bookmarkStart w:id="46" w:name="the-company-activity-events-tab"/>
     <w:p>
       <w:pPr>
         <w:pStyle w:val="Heading2"/>
@@ -3312,8 +3377,8 @@
         <w:t xml:space="preserve">which is the honest result, not a sign something’s broken.</w:t>
       </w:r>
     </w:p>
-    <w:bookmarkEnd w:id="45"/>
-    <w:bookmarkStart w:id="46" w:name="key-contacts-and-10-k-filings"/>
+    <w:bookmarkEnd w:id="46"/>
+    <w:bookmarkStart w:id="47" w:name="key-contacts-and-10-k-filings"/>
     <w:p>
       <w:pPr>
         <w:pStyle w:val="Heading2"/>
@@ -3390,8 +3455,8 @@
         <w:t xml:space="preserve">It’s only as current as the filing.</w:t>
       </w:r>
     </w:p>
-    <w:bookmarkEnd w:id="46"/>
-    <w:bookmarkStart w:id="47" w:name="compensation-benchmark"/>
+    <w:bookmarkEnd w:id="47"/>
+    <w:bookmarkStart w:id="48" w:name="compensation-benchmark"/>
     <w:p>
       <w:pPr>
         <w:pStyle w:val="Heading2"/>
@@ -3420,8 +3485,8 @@
         <w:t xml:space="preserve">This will genuinely apply to a minority of companies — proxy statements only disclose compensation for the top handful of executives, and a security-specific role is rarely among them.</w:t>
       </w:r>
     </w:p>
-    <w:bookmarkEnd w:id="47"/>
-    <w:bookmarkStart w:id="48" w:name="section-3-linkedin-contact-enrichment"/>
+    <w:bookmarkEnd w:id="48"/>
+    <w:bookmarkStart w:id="49" w:name="section-3-linkedin-contact-enrichment"/>
     <w:p>
       <w:pPr>
         <w:pStyle w:val="Heading2"/>
@@ -3552,8 +3617,8 @@
         <w:t xml:space="preserve">rather than dropped.</w:t>
       </w:r>
     </w:p>
-    <w:bookmarkEnd w:id="48"/>
-    <w:bookmarkStart w:id="49" w:name="Xb2571f76e782aa79af7da8ad72ceb6c97ac7252"/>
+    <w:bookmarkEnd w:id="49"/>
+    <w:bookmarkStart w:id="50" w:name="Xb2571f76e782aa79af7da8ad72ceb6c97ac7252"/>
     <w:p>
       <w:pPr>
         <w:pStyle w:val="Heading2"/>
@@ -3570,8 +3635,8 @@
         <w:t xml:space="preserve">If you’d rather not use the web form at all, there’s a companion plain-text template — Target_Company_Research_Prompt_Template (.md) — with the same fields laid out as fill-in-the-blank text you can paste directly into a Claude chat. Use whichever format is more convenient in the moment; both produce the same result. (Note: this template covers Section 2 only — Section 1 and Section 3 don’t have a plain-text equivalent yet.)</w:t>
       </w:r>
     </w:p>
-    <w:bookmarkEnd w:id="49"/>
     <w:bookmarkEnd w:id="50"/>
+    <w:bookmarkEnd w:id="51"/>
     <w:sectPr/>
   </w:body>
 </w:document>

--- a/Prompt_Builder_User_Guide.docx
+++ b/Prompt_Builder_User_Guide.docx
@@ -22,7 +22,7 @@
         <w:t xml:space="preserve">MARKETING AND CONSULTING</w:t>
       </w:r>
     </w:p>
-    <w:bookmarkStart w:id="51" w:name="target-company-research-prompt-builder"/>
+    <w:bookmarkStart w:id="50" w:name="target-company-research-prompt-builder"/>
     <w:p>
       <w:pPr>
         <w:pStyle w:val="Heading1"/>
@@ -2106,7 +2106,7 @@
         <w:t xml:space="preserve"> </w:t>
       </w:r>
       <w:r>
-        <w:t xml:space="preserve">so this shouldn’t come up in normal use — but the underlying rule holds regardless: in every other case, including if a saved template carries a leftover tiered=Yes value, you get one flat tracker with full research on everyone, and no Tier 2 tab logic runs at all.</w:t>
+        <w:t xml:space="preserve">so this shouldn’t come up in normal use — but the underlying rule holds regardless: in every other case, you get one flat tracker with full research on everyone, and no Tier 2 tab logic runs at all.</w:t>
       </w:r>
     </w:p>
     <w:p>
@@ -2308,13 +2308,13 @@
       </w:r>
     </w:p>
     <w:bookmarkEnd w:id="36"/>
-    <w:bookmarkStart w:id="37" w:name="saving-and-reusing-templates"/>
+    <w:bookmarkStart w:id="37" w:name="typical-workflow-start-to-finish"/>
     <w:p>
       <w:pPr>
         <w:pStyle w:val="Heading2"/>
       </w:pPr>
       <w:r>
-        <w:t xml:space="preserve">10. Saving and Reusing Templates</w:t>
+        <w:t xml:space="preserve">10. Typical Workflow, Start to Finish</w:t>
       </w:r>
     </w:p>
     <w:p>
@@ -2326,7 +2326,7 @@
         <w:pStyle w:val="Compact"/>
       </w:pPr>
       <w:r>
-        <w:t xml:space="preserve">Fill in the form the way you want it.</w:t>
+        <w:t xml:space="preserve">Open prompt_builder.html.</w:t>
       </w:r>
     </w:p>
     <w:p>
@@ -2338,7 +2338,7 @@
         <w:pStyle w:val="Compact"/>
       </w:pPr>
       <w:r>
-        <w:t xml:space="preserve">Type a name in Template name and click Save current as template.</w:t>
+        <w:t xml:space="preserve">Fill in Shared Inputs.</w:t>
       </w:r>
     </w:p>
     <w:p>
@@ -2350,7 +2350,17 @@
         <w:pStyle w:val="Compact"/>
       </w:pPr>
       <w:r>
-        <w:t xml:space="preserve">Later, pick it from the dropdown and click Load.</w:t>
+        <w:rPr>
+          <w:bCs/>
+          <w:b/>
+        </w:rPr>
+        <w:t xml:space="preserve">Wide net first?</w:t>
+      </w:r>
+      <w:r>
+        <w:t xml:space="preserve"> </w:t>
+      </w:r>
+      <w:r>
+        <w:t xml:space="preserve">Run Section 1, prune the result down to the companies you actually want, and paste the survivors’ Company column back into Shared Inputs.</w:t>
       </w:r>
     </w:p>
     <w:p>
@@ -2362,199 +2372,119 @@
         <w:pStyle w:val="Compact"/>
       </w:pPr>
       <w:r>
-        <w:t xml:space="preserve">Delete removes a template you no longer need.</w:t>
-      </w:r>
-    </w:p>
-    <w:p>
-      <w:pPr>
-        <w:pStyle w:val="FirstParagraph"/>
-      </w:pPr>
-      <w:r>
-        <w:rPr>
-          <w:iCs/>
-          <w:i/>
-        </w:rPr>
-        <w:t xml:space="preserve">Templates only persist for the current browser tab/session — they are not written to a file or account. Saved fields include Section 1’s target list size and Section 2’s tier sizes.</w:t>
+        <w:t xml:space="preserve">Set Section 2’s Discovery scope to</w:t>
+      </w:r>
+      <w:r>
+        <w:t xml:space="preserve"> </w:t>
+      </w:r>
+      <w:r>
+        <w:t xml:space="preserve">“</w:t>
+      </w:r>
+      <w:r>
+        <w:t xml:space="preserve">Just enrich these</w:t>
+      </w:r>
+      <w:r>
+        <w:t xml:space="preserve">”</w:t>
+      </w:r>
+      <w:r>
+        <w:t xml:space="preserve"> </w:t>
+      </w:r>
+      <w:r>
+        <w:t xml:space="preserve">if you used Section 1, or</w:t>
+      </w:r>
+      <w:r>
+        <w:t xml:space="preserve"> </w:t>
+      </w:r>
+      <w:r>
+        <w:t xml:space="preserve">“</w:t>
+      </w:r>
+      <w:r>
+        <w:t xml:space="preserve">Find new companies</w:t>
+      </w:r>
+      <w:r>
+        <w:t xml:space="preserve">”</w:t>
+      </w:r>
+      <w:r>
+        <w:t xml:space="preserve"> </w:t>
+      </w:r>
+      <w:r>
+        <w:t xml:space="preserve">if you’re skipping straight to a modest, bundled discovery pass.</w:t>
+      </w:r>
+    </w:p>
+    <w:p>
+      <w:pPr>
+        <w:numPr>
+          <w:ilvl w:val="0"/>
+          <w:numId w:val="1009"/>
+        </w:numPr>
+        <w:pStyle w:val="Compact"/>
+      </w:pPr>
+      <w:r>
+        <w:t xml:space="preserve">Set purpose, tiering (if using Find new companies), and any optional tabs or M&amp;A columns.</w:t>
+      </w:r>
+    </w:p>
+    <w:p>
+      <w:pPr>
+        <w:numPr>
+          <w:ilvl w:val="0"/>
+          <w:numId w:val="1009"/>
+        </w:numPr>
+        <w:pStyle w:val="Compact"/>
+      </w:pPr>
+      <w:r>
+        <w:t xml:space="preserve">Copy the Section 2 prompt and paste it into a new Claude chat.</w:t>
+      </w:r>
+    </w:p>
+    <w:p>
+      <w:pPr>
+        <w:numPr>
+          <w:ilvl w:val="0"/>
+          <w:numId w:val="1009"/>
+        </w:numPr>
+        <w:pStyle w:val="Compact"/>
+      </w:pPr>
+      <w:r>
+        <w:t xml:space="preserve">Download the .xlsx tracker Claude produces.</w:t>
+      </w:r>
+    </w:p>
+    <w:p>
+      <w:pPr>
+        <w:numPr>
+          <w:ilvl w:val="0"/>
+          <w:numId w:val="1009"/>
+        </w:numPr>
+        <w:pStyle w:val="Compact"/>
+      </w:pPr>
+      <w:r>
+        <w:t xml:space="preserve">If you want a follow-up on any Tier 2 company, copy its name and re-run in</w:t>
+      </w:r>
+      <w:r>
+        <w:t xml:space="preserve"> </w:t>
+      </w:r>
+      <w:r>
+        <w:t xml:space="preserve">“</w:t>
+      </w:r>
+      <w:r>
+        <w:t xml:space="preserve">Just enrich these</w:t>
+      </w:r>
+      <w:r>
+        <w:t xml:space="preserve">”</w:t>
+      </w:r>
+      <w:r>
+        <w:t xml:space="preserve"> </w:t>
+      </w:r>
+      <w:r>
+        <w:t xml:space="preserve">mode.</w:t>
       </w:r>
     </w:p>
     <w:bookmarkEnd w:id="37"/>
-    <w:bookmarkStart w:id="38" w:name="typical-workflow-start-to-finish"/>
+    <w:bookmarkStart w:id="38" w:name="quick-troubleshooting"/>
     <w:p>
       <w:pPr>
         <w:pStyle w:val="Heading2"/>
       </w:pPr>
       <w:r>
-        <w:t xml:space="preserve">11. Typical Workflow, Start to Finish</w:t>
-      </w:r>
-    </w:p>
-    <w:p>
-      <w:pPr>
-        <w:numPr>
-          <w:ilvl w:val="0"/>
-          <w:numId w:val="1010"/>
-        </w:numPr>
-        <w:pStyle w:val="Compact"/>
-      </w:pPr>
-      <w:r>
-        <w:t xml:space="preserve">Open prompt_builder.html.</w:t>
-      </w:r>
-    </w:p>
-    <w:p>
-      <w:pPr>
-        <w:numPr>
-          <w:ilvl w:val="0"/>
-          <w:numId w:val="1010"/>
-        </w:numPr>
-        <w:pStyle w:val="Compact"/>
-      </w:pPr>
-      <w:r>
-        <w:t xml:space="preserve">Fill in Shared Inputs.</w:t>
-      </w:r>
-    </w:p>
-    <w:p>
-      <w:pPr>
-        <w:numPr>
-          <w:ilvl w:val="0"/>
-          <w:numId w:val="1010"/>
-        </w:numPr>
-        <w:pStyle w:val="Compact"/>
-      </w:pPr>
-      <w:r>
-        <w:rPr>
-          <w:bCs/>
-          <w:b/>
-        </w:rPr>
-        <w:t xml:space="preserve">Wide net first?</w:t>
-      </w:r>
-      <w:r>
-        <w:t xml:space="preserve"> </w:t>
-      </w:r>
-      <w:r>
-        <w:t xml:space="preserve">Run Section 1, prune the result down to the companies you actually want, and paste the survivors’ Company column back into Shared Inputs.</w:t>
-      </w:r>
-    </w:p>
-    <w:p>
-      <w:pPr>
-        <w:numPr>
-          <w:ilvl w:val="0"/>
-          <w:numId w:val="1010"/>
-        </w:numPr>
-        <w:pStyle w:val="Compact"/>
-      </w:pPr>
-      <w:r>
-        <w:t xml:space="preserve">Set Section 2’s Discovery scope to</w:t>
-      </w:r>
-      <w:r>
-        <w:t xml:space="preserve"> </w:t>
-      </w:r>
-      <w:r>
-        <w:t xml:space="preserve">“</w:t>
-      </w:r>
-      <w:r>
-        <w:t xml:space="preserve">Just enrich these</w:t>
-      </w:r>
-      <w:r>
-        <w:t xml:space="preserve">”</w:t>
-      </w:r>
-      <w:r>
-        <w:t xml:space="preserve"> </w:t>
-      </w:r>
-      <w:r>
-        <w:t xml:space="preserve">if you used Section 1, or</w:t>
-      </w:r>
-      <w:r>
-        <w:t xml:space="preserve"> </w:t>
-      </w:r>
-      <w:r>
-        <w:t xml:space="preserve">“</w:t>
-      </w:r>
-      <w:r>
-        <w:t xml:space="preserve">Find new companies</w:t>
-      </w:r>
-      <w:r>
-        <w:t xml:space="preserve">”</w:t>
-      </w:r>
-      <w:r>
-        <w:t xml:space="preserve"> </w:t>
-      </w:r>
-      <w:r>
-        <w:t xml:space="preserve">if you’re skipping straight to a modest, bundled discovery pass.</w:t>
-      </w:r>
-    </w:p>
-    <w:p>
-      <w:pPr>
-        <w:numPr>
-          <w:ilvl w:val="0"/>
-          <w:numId w:val="1010"/>
-        </w:numPr>
-        <w:pStyle w:val="Compact"/>
-      </w:pPr>
-      <w:r>
-        <w:t xml:space="preserve">Set purpose, tiering (if using Find new companies), and any optional tabs or M&amp;A columns.</w:t>
-      </w:r>
-    </w:p>
-    <w:p>
-      <w:pPr>
-        <w:numPr>
-          <w:ilvl w:val="0"/>
-          <w:numId w:val="1010"/>
-        </w:numPr>
-        <w:pStyle w:val="Compact"/>
-      </w:pPr>
-      <w:r>
-        <w:t xml:space="preserve">Copy the Section 2 prompt and paste it into a new Claude chat.</w:t>
-      </w:r>
-    </w:p>
-    <w:p>
-      <w:pPr>
-        <w:numPr>
-          <w:ilvl w:val="0"/>
-          <w:numId w:val="1010"/>
-        </w:numPr>
-        <w:pStyle w:val="Compact"/>
-      </w:pPr>
-      <w:r>
-        <w:t xml:space="preserve">Download the .xlsx tracker Claude produces.</w:t>
-      </w:r>
-    </w:p>
-    <w:p>
-      <w:pPr>
-        <w:numPr>
-          <w:ilvl w:val="0"/>
-          <w:numId w:val="1010"/>
-        </w:numPr>
-        <w:pStyle w:val="Compact"/>
-      </w:pPr>
-      <w:r>
-        <w:t xml:space="preserve">If you want a follow-up on any Tier 2 company, copy its name and re-run in</w:t>
-      </w:r>
-      <w:r>
-        <w:t xml:space="preserve"> </w:t>
-      </w:r>
-      <w:r>
-        <w:t xml:space="preserve">“</w:t>
-      </w:r>
-      <w:r>
-        <w:t xml:space="preserve">Just enrich these</w:t>
-      </w:r>
-      <w:r>
-        <w:t xml:space="preserve">”</w:t>
-      </w:r>
-      <w:r>
-        <w:t xml:space="preserve"> </w:t>
-      </w:r>
-      <w:r>
-        <w:t xml:space="preserve">mode.</w:t>
-      </w:r>
-    </w:p>
-    <w:bookmarkEnd w:id="38"/>
-    <w:bookmarkStart w:id="39" w:name="quick-troubleshooting"/>
-    <w:p>
-      <w:pPr>
-        <w:pStyle w:val="Heading2"/>
-      </w:pPr>
-      <w:r>
-        <w:t xml:space="preserve">12. Quick Troubleshooting</w:t>
+        <w:t xml:space="preserve">11. Quick Troubleshooting</w:t>
       </w:r>
     </w:p>
     <w:tbl>
@@ -2696,19 +2626,37 @@
               <w:jc w:val="left"/>
             </w:pPr>
             <w:r>
-              <w:t xml:space="preserve">Saved templates disappeared</w:t>
-            </w:r>
-          </w:p>
-        </w:tc>
-        <w:tc>
-          <w:tcPr/>
-          <w:p>
-            <w:pPr>
-              <w:pStyle w:val="Compact"/>
-              <w:jc w:val="left"/>
-            </w:pPr>
-            <w:r>
-              <w:t xml:space="preserve">Templates only last for the current browser tab/session</w:t>
+              <w:t xml:space="preserve">Tiering didn’t apply even though the checkbox says Yes</w:t>
+            </w:r>
+          </w:p>
+        </w:tc>
+        <w:tc>
+          <w:tcPr/>
+          <w:p>
+            <w:pPr>
+              <w:pStyle w:val="Compact"/>
+              <w:jc w:val="left"/>
+            </w:pPr>
+            <w:r>
+              <w:t xml:space="preserve">Check Discovery scope — tiering only activates in</w:t>
+            </w:r>
+            <w:r>
+              <w:t xml:space="preserve"> </w:t>
+            </w:r>
+            <w:r>
+              <w:t xml:space="preserve">“</w:t>
+            </w:r>
+            <w:r>
+              <w:t xml:space="preserve">Find new companies</w:t>
+            </w:r>
+            <w:r>
+              <w:t xml:space="preserve">”</w:t>
+            </w:r>
+            <w:r>
+              <w:t xml:space="preserve"> </w:t>
+            </w:r>
+            <w:r>
+              <w:t xml:space="preserve">mode (Section 8)</w:t>
             </w:r>
           </w:p>
         </w:tc>
@@ -2722,50 +2670,6 @@
               <w:jc w:val="left"/>
             </w:pPr>
             <w:r>
-              <w:t xml:space="preserve">Tiering didn’t apply even though the checkbox says Yes</w:t>
-            </w:r>
-          </w:p>
-        </w:tc>
-        <w:tc>
-          <w:tcPr/>
-          <w:p>
-            <w:pPr>
-              <w:pStyle w:val="Compact"/>
-              <w:jc w:val="left"/>
-            </w:pPr>
-            <w:r>
-              <w:t xml:space="preserve">Check Discovery scope — tiering only activates in</w:t>
-            </w:r>
-            <w:r>
-              <w:t xml:space="preserve"> </w:t>
-            </w:r>
-            <w:r>
-              <w:t xml:space="preserve">“</w:t>
-            </w:r>
-            <w:r>
-              <w:t xml:space="preserve">Find new companies</w:t>
-            </w:r>
-            <w:r>
-              <w:t xml:space="preserve">”</w:t>
-            </w:r>
-            <w:r>
-              <w:t xml:space="preserve"> </w:t>
-            </w:r>
-            <w:r>
-              <w:t xml:space="preserve">mode (Section 8)</w:t>
-            </w:r>
-          </w:p>
-        </w:tc>
-      </w:tr>
-      <w:tr>
-        <w:tc>
-          <w:tcPr/>
-          <w:p>
-            <w:pPr>
-              <w:pStyle w:val="Compact"/>
-              <w:jc w:val="left"/>
-            </w:pPr>
-            <w:r>
               <w:t xml:space="preserve">Output rows feel thin/generic</w:t>
             </w:r>
           </w:p>
@@ -2784,42 +2688,273 @@
         </w:tc>
       </w:tr>
     </w:tbl>
+    <w:bookmarkEnd w:id="38"/>
+    <w:bookmarkStart w:id="39" w:name="whats-in-the-output-tracker"/>
+    <w:p>
+      <w:pPr>
+        <w:pStyle w:val="Heading2"/>
+      </w:pPr>
+      <w:r>
+        <w:t xml:space="preserve">12. What’s in the Output Tracker</w:t>
+      </w:r>
+    </w:p>
+    <w:p>
+      <w:pPr>
+        <w:pStyle w:val="FirstParagraph"/>
+      </w:pPr>
+      <w:r>
+        <w:t xml:space="preserve">The prompt asks Claude to research and fill in these 31 columns for every Tier 1 (or single-tier) company, 36 with M&amp;A columns on:</w:t>
+      </w:r>
+    </w:p>
+    <w:p>
+      <w:pPr>
+        <w:pStyle w:val="BodyText"/>
+      </w:pPr>
+      <w:r>
+        <w:t xml:space="preserve">Company, Website, Careers Page, Industry / Sector, Industry Emphasized, NAICS Code(s), NAICS Code Type, Why This NAICS Code, HQ Location / Footprint, Company Size, Revenue Band / Latest Revenue, Growth / Revenue Signal, Hiring Signal, Recent Hiring Trends, Salary Range (if posted), Opportunity Relevance, Opportunity Fit, Category, Why This Fits, Executive Role Fit, Warm Introduction Path, Outreach Approach, Key Contacts / Priority Titles, Compensation Benchmark, Suggested Search Keywords, Suggested Job Title Keywords, Source URL, Priority Score, Status, Next Action, and Date Researched — plus a formula-computed Suggested Priority Rank column (see Section 14).</w:t>
+      </w:r>
+    </w:p>
+    <w:p>
+      <w:pPr>
+        <w:pStyle w:val="BodyText"/>
+      </w:pPr>
+      <w:r>
+        <w:rPr>
+          <w:bCs/>
+          <w:b/>
+        </w:rPr>
+        <w:t xml:space="preserve">Additions worth knowing about specifically</w:t>
+      </w:r>
+    </w:p>
+    <w:p>
+      <w:pPr>
+        <w:numPr>
+          <w:ilvl w:val="0"/>
+          <w:numId w:val="1010"/>
+        </w:numPr>
+        <w:pStyle w:val="Compact"/>
+      </w:pPr>
+      <w:r>
+        <w:rPr>
+          <w:bCs/>
+          <w:b/>
+        </w:rPr>
+        <w:t xml:space="preserve">NAICS Code(s)</w:t>
+      </w:r>
+      <w:r>
+        <w:t xml:space="preserve"> </w:t>
+      </w:r>
+      <w:r>
+        <w:t xml:space="preserve">now holds up to 5 codes per company (primary first), and</w:t>
+      </w:r>
+      <w:r>
+        <w:t xml:space="preserve"> </w:t>
+      </w:r>
+      <w:r>
+        <w:rPr>
+          <w:bCs/>
+          <w:b/>
+        </w:rPr>
+        <w:t xml:space="preserve">Why This NAICS Code</w:t>
+      </w:r>
+      <w:r>
+        <w:t xml:space="preserve"> </w:t>
+      </w:r>
+      <w:r>
+        <w:t xml:space="preserve">states the keyword used to derive them — see Section 3.</w:t>
+      </w:r>
+    </w:p>
+    <w:p>
+      <w:pPr>
+        <w:numPr>
+          <w:ilvl w:val="0"/>
+          <w:numId w:val="1010"/>
+        </w:numPr>
+        <w:pStyle w:val="Compact"/>
+      </w:pPr>
+      <w:r>
+        <w:rPr>
+          <w:bCs/>
+          <w:b/>
+        </w:rPr>
+        <w:t xml:space="preserve">Careers Page</w:t>
+      </w:r>
+      <w:r>
+        <w:t xml:space="preserve"> </w:t>
+      </w:r>
+      <w:r>
+        <w:t xml:space="preserve">sits right next to Website — the company’s own jobs/careers listing page specifically, not the homepage.</w:t>
+      </w:r>
+    </w:p>
+    <w:p>
+      <w:pPr>
+        <w:numPr>
+          <w:ilvl w:val="0"/>
+          <w:numId w:val="1010"/>
+        </w:numPr>
+        <w:pStyle w:val="Compact"/>
+      </w:pPr>
+      <w:r>
+        <w:rPr>
+          <w:bCs/>
+          <w:b/>
+        </w:rPr>
+        <w:t xml:space="preserve">Industry Emphasized</w:t>
+      </w:r>
+      <w:r>
+        <w:t xml:space="preserve"> </w:t>
+      </w:r>
+      <w:r>
+        <w:t xml:space="preserve">adds the market-positioning detail a broad sector label misses.</w:t>
+      </w:r>
+    </w:p>
+    <w:p>
+      <w:pPr>
+        <w:numPr>
+          <w:ilvl w:val="0"/>
+          <w:numId w:val="1010"/>
+        </w:numPr>
+        <w:pStyle w:val="Compact"/>
+      </w:pPr>
+      <w:r>
+        <w:rPr>
+          <w:bCs/>
+          <w:b/>
+        </w:rPr>
+        <w:t xml:space="preserve">Salary Range (if posted)</w:t>
+      </w:r>
+      <w:r>
+        <w:t xml:space="preserve"> </w:t>
+      </w:r>
+      <w:r>
+        <w:t xml:space="preserve">rides along with the Recent Hiring Trends check — reported only when a posting actually discloses one.</w:t>
+      </w:r>
+    </w:p>
+    <w:p>
+      <w:pPr>
+        <w:numPr>
+          <w:ilvl w:val="0"/>
+          <w:numId w:val="1010"/>
+        </w:numPr>
+        <w:pStyle w:val="Compact"/>
+      </w:pPr>
+      <w:r>
+        <w:rPr>
+          <w:bCs/>
+          <w:b/>
+        </w:rPr>
+        <w:t xml:space="preserve">Hiring Signal</w:t>
+      </w:r>
+      <w:r>
+        <w:t xml:space="preserve"> </w:t>
+      </w:r>
+      <w:r>
+        <w:t xml:space="preserve">vs</w:t>
+      </w:r>
+      <w:r>
+        <w:t xml:space="preserve"> </w:t>
+      </w:r>
+      <w:r>
+        <w:rPr>
+          <w:bCs/>
+          <w:b/>
+        </w:rPr>
+        <w:t xml:space="preserve">Recent Hiring Trends</w:t>
+      </w:r>
+      <w:r>
+        <w:t xml:space="preserve">: the first is inferred from business trajectory, the second is a direct, concrete snapshot of current job postings.</w:t>
+      </w:r>
+    </w:p>
+    <w:p>
+      <w:pPr>
+        <w:numPr>
+          <w:ilvl w:val="0"/>
+          <w:numId w:val="1010"/>
+        </w:numPr>
+        <w:pStyle w:val="Compact"/>
+      </w:pPr>
+      <w:r>
+        <w:rPr>
+          <w:bCs/>
+          <w:b/>
+        </w:rPr>
+        <w:t xml:space="preserve">Opportunity Relevance</w:t>
+      </w:r>
+      <w:r>
+        <w:t xml:space="preserve"> </w:t>
+      </w:r>
+      <w:r>
+        <w:t xml:space="preserve">is deliberately generic, so the same tool works for a job search, sales prospecting, or M&amp;A.</w:t>
+      </w:r>
+    </w:p>
+    <w:p>
+      <w:pPr>
+        <w:numPr>
+          <w:ilvl w:val="0"/>
+          <w:numId w:val="1010"/>
+        </w:numPr>
+        <w:pStyle w:val="Compact"/>
+      </w:pPr>
+      <w:r>
+        <w:rPr>
+          <w:bCs/>
+          <w:b/>
+        </w:rPr>
+        <w:t xml:space="preserve">Suggested Search Keywords</w:t>
+      </w:r>
+      <w:r>
+        <w:t xml:space="preserve"> </w:t>
+      </w:r>
+      <w:r>
+        <w:t xml:space="preserve">finds people;</w:t>
+      </w:r>
+      <w:r>
+        <w:t xml:space="preserve"> </w:t>
+      </w:r>
+      <w:r>
+        <w:rPr>
+          <w:bCs/>
+          <w:b/>
+        </w:rPr>
+        <w:t xml:space="preserve">Suggested Job Title Keywords</w:t>
+      </w:r>
+      <w:r>
+        <w:t xml:space="preserve"> </w:t>
+      </w:r>
+      <w:r>
+        <w:t xml:space="preserve">finds postings — tailored per company.</w:t>
+      </w:r>
+    </w:p>
+    <w:p>
+      <w:pPr>
+        <w:numPr>
+          <w:ilvl w:val="0"/>
+          <w:numId w:val="1010"/>
+        </w:numPr>
+        <w:pStyle w:val="Compact"/>
+      </w:pPr>
+      <w:r>
+        <w:rPr>
+          <w:bCs/>
+          <w:b/>
+        </w:rPr>
+        <w:t xml:space="preserve">Key Contacts / Priority Titles</w:t>
+      </w:r>
+      <w:r>
+        <w:t xml:space="preserve"> </w:t>
+      </w:r>
+      <w:r>
+        <w:t xml:space="preserve">can carry a second line for public companies — a named cybersecurity executive sourced from the 10-K. See Section 17.</w:t>
+      </w:r>
+    </w:p>
     <w:bookmarkEnd w:id="39"/>
-    <w:bookmarkStart w:id="40" w:name="whats-in-the-output-tracker"/>
+    <w:bookmarkStart w:id="40" w:name="reading-the-formatted-tracker"/>
     <w:p>
       <w:pPr>
         <w:pStyle w:val="Heading2"/>
       </w:pPr>
       <w:r>
-        <w:t xml:space="preserve">13. What’s in the Output Tracker</w:t>
-      </w:r>
-    </w:p>
-    <w:p>
-      <w:pPr>
-        <w:pStyle w:val="FirstParagraph"/>
-      </w:pPr>
-      <w:r>
-        <w:t xml:space="preserve">The prompt asks Claude to research and fill in these 31 columns for every Tier 1 (or single-tier) company, 36 with M&amp;A columns on:</w:t>
-      </w:r>
-    </w:p>
-    <w:p>
-      <w:pPr>
-        <w:pStyle w:val="BodyText"/>
-      </w:pPr>
-      <w:r>
-        <w:t xml:space="preserve">Company, Website, Careers Page, Industry / Sector, Industry Emphasized, NAICS Code(s), NAICS Code Type, Why This NAICS Code, HQ Location / Footprint, Company Size, Revenue Band / Latest Revenue, Growth / Revenue Signal, Hiring Signal, Recent Hiring Trends, Salary Range (if posted), Opportunity Relevance, Opportunity Fit, Category, Why This Fits, Executive Role Fit, Warm Introduction Path, Outreach Approach, Key Contacts / Priority Titles, Compensation Benchmark, Suggested Search Keywords, Suggested Job Title Keywords, Source URL, Priority Score, Status, Next Action, and Date Researched — plus a formula-computed Suggested Priority Rank column (see Section 14).</w:t>
-      </w:r>
-    </w:p>
-    <w:p>
-      <w:pPr>
-        <w:pStyle w:val="BodyText"/>
-      </w:pPr>
-      <w:r>
-        <w:rPr>
-          <w:bCs/>
-          <w:b/>
-        </w:rPr>
-        <w:t xml:space="preserve">Additions worth knowing about specifically</w:t>
+        <w:t xml:space="preserve">13. Reading the Formatted Tracker</w:t>
       </w:r>
     </w:p>
     <w:p>
@@ -2835,29 +2970,13 @@
           <w:bCs/>
           <w:b/>
         </w:rPr>
-        <w:t xml:space="preserve">NAICS Code(s)</w:t>
-      </w:r>
-      <w:r>
-        <w:t xml:space="preserve"> </w:t>
-      </w:r>
-      <w:r>
-        <w:t xml:space="preserve">now holds up to 5 codes per company (primary first), and</w:t>
-      </w:r>
-      <w:r>
-        <w:t xml:space="preserve"> </w:t>
-      </w:r>
-      <w:r>
-        <w:rPr>
-          <w:bCs/>
-          <w:b/>
-        </w:rPr>
-        <w:t xml:space="preserve">Why This NAICS Code</w:t>
-      </w:r>
-      <w:r>
-        <w:t xml:space="preserve"> </w:t>
-      </w:r>
-      <w:r>
-        <w:t xml:space="preserve">states the keyword used to derive them — see Section 3.</w:t>
+        <w:t xml:space="preserve">Color-coded ratings.</w:t>
+      </w:r>
+      <w:r>
+        <w:t xml:space="preserve"> </w:t>
+      </w:r>
+      <w:r>
+        <w:t xml:space="preserve">Five rating columns shaded on a 5-step gradient, green (High) to red (Low). Legend on the Notes &amp; Assumptions tab.</w:t>
       </w:r>
     </w:p>
     <w:p>
@@ -2873,13 +2992,13 @@
           <w:bCs/>
           <w:b/>
         </w:rPr>
-        <w:t xml:space="preserve">Careers Page</w:t>
-      </w:r>
-      <w:r>
-        <w:t xml:space="preserve"> </w:t>
-      </w:r>
-      <w:r>
-        <w:t xml:space="preserve">sits right next to Website — the company’s own jobs/careers listing page specifically, not the homepage.</w:t>
+        <w:t xml:space="preserve">Suggested Priority Rank (1-25).</w:t>
+      </w:r>
+      <w:r>
+        <w:t xml:space="preserve"> </w:t>
+      </w:r>
+      <w:r>
+        <w:t xml:space="preserve">A mechanical starting point next to the blank Priority Score column, computed by formula from the five rating columns — compare the two and overrule where you disagree.</w:t>
       </w:r>
     </w:p>
     <w:p>
@@ -2895,13 +3014,13 @@
           <w:bCs/>
           <w:b/>
         </w:rPr>
-        <w:t xml:space="preserve">Industry Emphasized</w:t>
-      </w:r>
-      <w:r>
-        <w:t xml:space="preserve"> </w:t>
-      </w:r>
-      <w:r>
-        <w:t xml:space="preserve">adds the market-positioning detail a broad sector label misses.</w:t>
+        <w:t xml:space="preserve">Website and Careers Page are clickable.</w:t>
+      </w:r>
+      <w:r>
+        <w:t xml:space="preserve"> </w:t>
+      </w:r>
+      <w:r>
+        <w:t xml:space="preserve">Source URL stays plain text on purpose.</w:t>
       </w:r>
     </w:p>
     <w:p>
@@ -2917,13 +3036,13 @@
           <w:bCs/>
           <w:b/>
         </w:rPr>
-        <w:t xml:space="preserve">Salary Range (if posted)</w:t>
-      </w:r>
-      <w:r>
-        <w:t xml:space="preserve"> </w:t>
-      </w:r>
-      <w:r>
-        <w:t xml:space="preserve">rides along with the Recent Hiring Trends check — reported only when a posting actually discloses one.</w:t>
+        <w:t xml:space="preserve">Autofilter and frozen panes</w:t>
+      </w:r>
+      <w:r>
+        <w:t xml:space="preserve"> </w:t>
+      </w:r>
+      <w:r>
+        <w:t xml:space="preserve">on the header row and Company column.</w:t>
       </w:r>
     </w:p>
     <w:p>
@@ -2939,26 +3058,13 @@
           <w:bCs/>
           <w:b/>
         </w:rPr>
-        <w:t xml:space="preserve">Hiring Signal</w:t>
-      </w:r>
-      <w:r>
-        <w:t xml:space="preserve"> </w:t>
-      </w:r>
-      <w:r>
-        <w:t xml:space="preserve">vs</w:t>
-      </w:r>
-      <w:r>
-        <w:t xml:space="preserve"> </w:t>
-      </w:r>
-      <w:r>
-        <w:rPr>
-          <w:bCs/>
-          <w:b/>
-        </w:rPr>
-        <w:t xml:space="preserve">Recent Hiring Trends</w:t>
-      </w:r>
-      <w:r>
-        <w:t xml:space="preserve">: the first is inferred from business trajectory, the second is a direct, concrete snapshot of current job postings.</w:t>
+        <w:t xml:space="preserve">Zebra striping</w:t>
+      </w:r>
+      <w:r>
+        <w:t xml:space="preserve"> </w:t>
+      </w:r>
+      <w:r>
+        <w:t xml:space="preserve">on alternating rows.</w:t>
       </w:r>
     </w:p>
     <w:p>
@@ -2974,13 +3080,13 @@
           <w:bCs/>
           <w:b/>
         </w:rPr>
-        <w:t xml:space="preserve">Opportunity Relevance</w:t>
-      </w:r>
-      <w:r>
-        <w:t xml:space="preserve"> </w:t>
-      </w:r>
-      <w:r>
-        <w:t xml:space="preserve">is deliberately generic, so the same tool works for a job search, sales prospecting, or M&amp;A.</w:t>
+        <w:t xml:space="preserve">Priority Score, Status, and Next Action</w:t>
+      </w:r>
+      <w:r>
+        <w:t xml:space="preserve"> </w:t>
+      </w:r>
+      <w:r>
+        <w:t xml:space="preserve">get a distinct pale-yellow fill — your inputs, visually separate from Claude’s research.</w:t>
       </w:r>
     </w:p>
     <w:p>
@@ -2996,225 +3102,23 @@
           <w:bCs/>
           <w:b/>
         </w:rPr>
-        <w:t xml:space="preserve">Suggested Search Keywords</w:t>
-      </w:r>
-      <w:r>
-        <w:t xml:space="preserve"> </w:t>
-      </w:r>
-      <w:r>
-        <w:t xml:space="preserve">finds people;</w:t>
-      </w:r>
-      <w:r>
-        <w:t xml:space="preserve"> </w:t>
-      </w:r>
-      <w:r>
-        <w:rPr>
-          <w:bCs/>
-          <w:b/>
-        </w:rPr>
-        <w:t xml:space="preserve">Suggested Job Title Keywords</w:t>
-      </w:r>
-      <w:r>
-        <w:t xml:space="preserve"> </w:t>
-      </w:r>
-      <w:r>
-        <w:t xml:space="preserve">finds postings — tailored per company.</w:t>
-      </w:r>
-    </w:p>
-    <w:p>
-      <w:pPr>
-        <w:numPr>
-          <w:ilvl w:val="0"/>
-          <w:numId w:val="1011"/>
-        </w:numPr>
-        <w:pStyle w:val="Compact"/>
-      </w:pPr>
-      <w:r>
-        <w:rPr>
-          <w:bCs/>
-          <w:b/>
-        </w:rPr>
-        <w:t xml:space="preserve">Key Contacts / Priority Titles</w:t>
-      </w:r>
-      <w:r>
-        <w:t xml:space="preserve"> </w:t>
-      </w:r>
-      <w:r>
-        <w:t xml:space="preserve">can carry a second line for public companies — a named cybersecurity executive sourced from the 10-K. See Section 17.</w:t>
+        <w:t xml:space="preserve">A Summary tab</w:t>
+      </w:r>
+      <w:r>
+        <w:t xml:space="preserve"> </w:t>
+      </w:r>
+      <w:r>
+        <w:t xml:space="preserve">with counts by Opportunity Fit, NAICS Code Type, and Category, plus a Top 5 by Suggested Priority Rank table.</w:t>
       </w:r>
     </w:p>
     <w:bookmarkEnd w:id="40"/>
-    <w:bookmarkStart w:id="41" w:name="reading-the-formatted-tracker"/>
+    <w:bookmarkStart w:id="41" w:name="Xc51aaaccf521cef28defb466dbc67811b3ffbdf"/>
     <w:p>
       <w:pPr>
         <w:pStyle w:val="Heading2"/>
       </w:pPr>
       <w:r>
-        <w:t xml:space="preserve">14. Reading the Formatted Tracker</w:t>
-      </w:r>
-    </w:p>
-    <w:p>
-      <w:pPr>
-        <w:numPr>
-          <w:ilvl w:val="0"/>
-          <w:numId w:val="1012"/>
-        </w:numPr>
-        <w:pStyle w:val="Compact"/>
-      </w:pPr>
-      <w:r>
-        <w:rPr>
-          <w:bCs/>
-          <w:b/>
-        </w:rPr>
-        <w:t xml:space="preserve">Color-coded ratings.</w:t>
-      </w:r>
-      <w:r>
-        <w:t xml:space="preserve"> </w:t>
-      </w:r>
-      <w:r>
-        <w:t xml:space="preserve">Five rating columns shaded on a 5-step gradient, green (High) to red (Low). Legend on the Notes &amp; Assumptions tab.</w:t>
-      </w:r>
-    </w:p>
-    <w:p>
-      <w:pPr>
-        <w:numPr>
-          <w:ilvl w:val="0"/>
-          <w:numId w:val="1012"/>
-        </w:numPr>
-        <w:pStyle w:val="Compact"/>
-      </w:pPr>
-      <w:r>
-        <w:rPr>
-          <w:bCs/>
-          <w:b/>
-        </w:rPr>
-        <w:t xml:space="preserve">Suggested Priority Rank (1-25).</w:t>
-      </w:r>
-      <w:r>
-        <w:t xml:space="preserve"> </w:t>
-      </w:r>
-      <w:r>
-        <w:t xml:space="preserve">A mechanical starting point next to the blank Priority Score column, computed by formula from the five rating columns — compare the two and overrule where you disagree.</w:t>
-      </w:r>
-    </w:p>
-    <w:p>
-      <w:pPr>
-        <w:numPr>
-          <w:ilvl w:val="0"/>
-          <w:numId w:val="1012"/>
-        </w:numPr>
-        <w:pStyle w:val="Compact"/>
-      </w:pPr>
-      <w:r>
-        <w:rPr>
-          <w:bCs/>
-          <w:b/>
-        </w:rPr>
-        <w:t xml:space="preserve">Website and Careers Page are clickable.</w:t>
-      </w:r>
-      <w:r>
-        <w:t xml:space="preserve"> </w:t>
-      </w:r>
-      <w:r>
-        <w:t xml:space="preserve">Source URL stays plain text on purpose.</w:t>
-      </w:r>
-    </w:p>
-    <w:p>
-      <w:pPr>
-        <w:numPr>
-          <w:ilvl w:val="0"/>
-          <w:numId w:val="1012"/>
-        </w:numPr>
-        <w:pStyle w:val="Compact"/>
-      </w:pPr>
-      <w:r>
-        <w:rPr>
-          <w:bCs/>
-          <w:b/>
-        </w:rPr>
-        <w:t xml:space="preserve">Autofilter and frozen panes</w:t>
-      </w:r>
-      <w:r>
-        <w:t xml:space="preserve"> </w:t>
-      </w:r>
-      <w:r>
-        <w:t xml:space="preserve">on the header row and Company column.</w:t>
-      </w:r>
-    </w:p>
-    <w:p>
-      <w:pPr>
-        <w:numPr>
-          <w:ilvl w:val="0"/>
-          <w:numId w:val="1012"/>
-        </w:numPr>
-        <w:pStyle w:val="Compact"/>
-      </w:pPr>
-      <w:r>
-        <w:rPr>
-          <w:bCs/>
-          <w:b/>
-        </w:rPr>
-        <w:t xml:space="preserve">Zebra striping</w:t>
-      </w:r>
-      <w:r>
-        <w:t xml:space="preserve"> </w:t>
-      </w:r>
-      <w:r>
-        <w:t xml:space="preserve">on alternating rows.</w:t>
-      </w:r>
-    </w:p>
-    <w:p>
-      <w:pPr>
-        <w:numPr>
-          <w:ilvl w:val="0"/>
-          <w:numId w:val="1012"/>
-        </w:numPr>
-        <w:pStyle w:val="Compact"/>
-      </w:pPr>
-      <w:r>
-        <w:rPr>
-          <w:bCs/>
-          <w:b/>
-        </w:rPr>
-        <w:t xml:space="preserve">Priority Score, Status, and Next Action</w:t>
-      </w:r>
-      <w:r>
-        <w:t xml:space="preserve"> </w:t>
-      </w:r>
-      <w:r>
-        <w:t xml:space="preserve">get a distinct pale-yellow fill — your inputs, visually separate from Claude’s research.</w:t>
-      </w:r>
-    </w:p>
-    <w:p>
-      <w:pPr>
-        <w:numPr>
-          <w:ilvl w:val="0"/>
-          <w:numId w:val="1012"/>
-        </w:numPr>
-        <w:pStyle w:val="Compact"/>
-      </w:pPr>
-      <w:r>
-        <w:rPr>
-          <w:bCs/>
-          <w:b/>
-        </w:rPr>
-        <w:t xml:space="preserve">A Summary tab</w:t>
-      </w:r>
-      <w:r>
-        <w:t xml:space="preserve"> </w:t>
-      </w:r>
-      <w:r>
-        <w:t xml:space="preserve">with counts by Opportunity Fit, NAICS Code Type, and Category, plus a Top 5 by Suggested Priority Rank table.</w:t>
-      </w:r>
-    </w:p>
-    <w:bookmarkEnd w:id="41"/>
-    <w:bookmarkStart w:id="42" w:name="Xc51aaaccf521cef28defb466dbc67811b3ffbdf"/>
-    <w:p>
-      <w:pPr>
-        <w:pStyle w:val="Heading2"/>
-      </w:pPr>
-      <w:r>
-        <w:t xml:space="preserve">14a. The Job Posting Quick Links Tab (and Its Limits)</w:t>
+        <w:t xml:space="preserve">13a. The Job Posting Quick Links Tab (and Its Limits)</w:t>
       </w:r>
     </w:p>
     <w:p>
@@ -3245,14 +3149,40 @@
         <w:t xml:space="preserve">This is the cheap, safe option — it costs no extra research, pure string templating from data already generated in the main tracker.</w:t>
       </w:r>
     </w:p>
+    <w:bookmarkEnd w:id="41"/>
+    <w:bookmarkStart w:id="42" w:name="the-job-post-finder-tab"/>
+    <w:p>
+      <w:pPr>
+        <w:pStyle w:val="Heading2"/>
+      </w:pPr>
+      <w:r>
+        <w:t xml:space="preserve">14. The Job Post Finder Tab</w:t>
+      </w:r>
+    </w:p>
+    <w:p>
+      <w:pPr>
+        <w:pStyle w:val="FirstParagraph"/>
+      </w:pPr>
+      <w:r>
+        <w:t xml:space="preserve">If Add a Job Post Finder tab? is Yes, the tracker gets a minimal sheet: Company Name and the full Suggested Job Title Keywords cell (all variants, not reduced to one), nothing else — no formulas, no hyperlinks.</w:t>
+      </w:r>
+    </w:p>
+    <w:p>
+      <w:pPr>
+        <w:pStyle w:val="BodyText"/>
+      </w:pPr>
+      <w:r>
+        <w:t xml:space="preserve">Different moment than Quick Links: that tab gives pre-built links to three platforms using one title; this tab gives the raw ingredients — company plus all keyword variants — to paste into whatever job board or search tool you actually want to use.</w:t>
+      </w:r>
+    </w:p>
     <w:bookmarkEnd w:id="42"/>
-    <w:bookmarkStart w:id="43" w:name="the-job-post-finder-tab"/>
+    <w:bookmarkStart w:id="43" w:name="the-outreach-contacts-tab"/>
     <w:p>
       <w:pPr>
         <w:pStyle w:val="Heading2"/>
       </w:pPr>
       <w:r>
-        <w:t xml:space="preserve">15. The Job Post Finder Tab</w:t>
+        <w:t xml:space="preserve">15. The Outreach Contacts Tab</w:t>
       </w:r>
     </w:p>
     <w:p>
@@ -3260,7 +3190,25 @@
         <w:pStyle w:val="FirstParagraph"/>
       </w:pPr>
       <w:r>
-        <w:t xml:space="preserve">If Add a Job Post Finder tab? is Yes, the tracker gets a minimal sheet: Company Name and the full Suggested Job Title Keywords cell (all variants, not reduced to one), nothing else — no formulas, no hyperlinks.</w:t>
+        <w:t xml:space="preserve">If Add an Outreach Contacts tab? is Yes, the tracker gets a four-column sheet — Company, Key Contacts / Priority Titles, Warm Introduction Path, Category, in that exact order — copied straight from the main tracker. These four columns aren’t adjacent on the main sheet, so this tab exists purely to put them side by side for a clean copy-paste into the companion Outreach Message Builder tool’s bulk-paste box.</w:t>
+      </w:r>
+    </w:p>
+    <w:bookmarkEnd w:id="43"/>
+    <w:bookmarkStart w:id="44" w:name="X855f4e5c599e80afe5a568ceeb3e0ee978678d9"/>
+    <w:p>
+      <w:pPr>
+        <w:pStyle w:val="Heading2"/>
+      </w:pPr>
+      <w:r>
+        <w:t xml:space="preserve">16. The Industry Events &amp; Forums Tab (and How Category Drives It)</w:t>
+      </w:r>
+    </w:p>
+    <w:p>
+      <w:pPr>
+        <w:pStyle w:val="FirstParagraph"/>
+      </w:pPr>
+      <w:r>
+        <w:t xml:space="preserve">If Yes, adds a tab of real, upcoming conferences and trade shows — one row per event, not per company. The Relevant To column reuses your main sheet’s Category values directly, so it stays connected to however your companies are already grouped.</w:t>
       </w:r>
     </w:p>
     <w:p>
@@ -3268,17 +3216,17 @@
         <w:pStyle w:val="BodyText"/>
       </w:pPr>
       <w:r>
-        <w:t xml:space="preserve">Different moment than Quick Links: that tab gives pre-built links to three platforms using one title; this tab gives the raw ingredients — company plus all keyword variants — to paste into whatever job board or search tool you actually want to use.</w:t>
-      </w:r>
-    </w:p>
-    <w:bookmarkEnd w:id="43"/>
-    <w:bookmarkStart w:id="44" w:name="the-outreach-contacts-tab"/>
+        <w:t xml:space="preserve">Same honesty standard as everywhere else: only real, currently findable events with a real URL. Thin coverage is reported directly rather than invented.</w:t>
+      </w:r>
+    </w:p>
+    <w:bookmarkEnd w:id="44"/>
+    <w:bookmarkStart w:id="45" w:name="the-company-activity-events-tab"/>
     <w:p>
       <w:pPr>
         <w:pStyle w:val="Heading2"/>
       </w:pPr>
       <w:r>
-        <w:t xml:space="preserve">16. The Outreach Contacts Tab</w:t>
+        <w:t xml:space="preserve">17. The Company Activity &amp; Events Tab</w:t>
       </w:r>
     </w:p>
     <w:p>
@@ -3286,17 +3234,61 @@
         <w:pStyle w:val="FirstParagraph"/>
       </w:pPr>
       <w:r>
-        <w:t xml:space="preserve">If Add an Outreach Contacts tab? is Yes, the tracker gets a four-column sheet — Company, Key Contacts / Priority Titles, Warm Introduction Path, Category, in that exact order — copied straight from the main tracker. These four columns aren’t adjacent on the main sheet, so this tab exists purely to put them side by side for a clean copy-paste into the companion Outreach Message Builder tool’s bulk-paste box.</w:t>
-      </w:r>
-    </w:p>
-    <w:bookmarkEnd w:id="44"/>
-    <w:bookmarkStart w:id="45" w:name="X855f4e5c599e80afe5a568ceeb3e0ee978678d9"/>
+        <w:t xml:space="preserve">Off by default. One row per company instead of per event — recent LinkedIn activity, podcast/webcast appearances, upcoming events that company is attending or speaking at.</w:t>
+      </w:r>
+    </w:p>
+    <w:p>
+      <w:pPr>
+        <w:pStyle w:val="BodyText"/>
+      </w:pPr>
+      <w:r>
+        <w:t xml:space="preserve">A meaningfully harder research task than Industry Events. Claude checks each company from a few different angles (LinkedIn page directly, podcast/webinar search, conference/sponsor search) before concluding there’s nothing. Expect real unevenness — many rows will legitimately read</w:t>
+      </w:r>
+      <w:r>
+        <w:t xml:space="preserve"> </w:t>
+      </w:r>
+      <w:r>
+        <w:t xml:space="preserve">“</w:t>
+      </w:r>
+      <w:r>
+        <w:t xml:space="preserve">No recent public activity found</w:t>
+      </w:r>
+      <w:r>
+        <w:t xml:space="preserve">”</w:t>
+      </w:r>
+      <w:r>
+        <w:t xml:space="preserve"> </w:t>
+      </w:r>
+      <w:r>
+        <w:t xml:space="preserve">or, for a large batch,</w:t>
+      </w:r>
+      <w:r>
+        <w:t xml:space="preserve"> </w:t>
+      </w:r>
+      <w:r>
+        <w:t xml:space="preserve">“</w:t>
+      </w:r>
+      <w:r>
+        <w:t xml:space="preserve">not individually checked this pass,</w:t>
+      </w:r>
+      <w:r>
+        <w:t xml:space="preserve">”</w:t>
+      </w:r>
+      <w:r>
+        <w:t xml:space="preserve"> </w:t>
+      </w:r>
+      <w:r>
+        <w:t xml:space="preserve">which is the honest result, not a sign something’s broken.</w:t>
+      </w:r>
+    </w:p>
+    <w:bookmarkEnd w:id="45"/>
+    <w:bookmarkStart w:id="46" w:name="key-contacts-and-10-k-filings"/>
     <w:p>
       <w:pPr>
         <w:pStyle w:val="Heading2"/>
       </w:pPr>
       <w:r>
-        <w:t xml:space="preserve">17. The Industry Events &amp; Forums Tab (and How Category Drives It)</w:t>
+        <w:t xml:space="preserve">18. Key Contacts and 10-K Filings</w:t>
       </w:r>
     </w:p>
     <w:p>
@@ -3304,165 +3296,77 @@
         <w:pStyle w:val="FirstParagraph"/>
       </w:pPr>
       <w:r>
-        <w:t xml:space="preserve">If Yes, adds a tab of real, upcoming conferences and trade shows — one row per event, not per company. The Relevant To column reuses your main sheet’s Category values directly, so it stays connected to however your companies are already grouped.</w:t>
-      </w:r>
-    </w:p>
-    <w:p>
-      <w:pPr>
-        <w:pStyle w:val="BodyText"/>
-      </w:pPr>
-      <w:r>
-        <w:t xml:space="preserve">Same honesty standard as everywhere else: only real, currently findable events with a real URL. Thin coverage is reported directly rather than invented.</w:t>
-      </w:r>
-    </w:p>
-    <w:bookmarkEnd w:id="45"/>
-    <w:bookmarkStart w:id="46" w:name="the-company-activity-events-tab"/>
+        <w:t xml:space="preserve">For publicly traded companies specifically, a second data point is layered on top of the practice-level Key Contact: a check of the company’s most recent 10-K for a named individual responsible for cybersecurity governance (SEC Regulation S-K Item 106 / Item 1C). When found, added as a clearly labeled second line:</w:t>
+      </w:r>
+      <w:r>
+        <w:t xml:space="preserve"> </w:t>
+      </w:r>
+      <w:r>
+        <w:t xml:space="preserve">“</w:t>
+      </w:r>
+      <w:r>
+        <w:t xml:space="preserve">(per FY20XX 10-K).</w:t>
+      </w:r>
+      <w:r>
+        <w:t xml:space="preserve">”</w:t>
+      </w:r>
+    </w:p>
+    <w:p>
+      <w:pPr>
+        <w:numPr>
+          <w:ilvl w:val="0"/>
+          <w:numId w:val="1012"/>
+        </w:numPr>
+        <w:pStyle w:val="Compact"/>
+      </w:pPr>
+      <w:r>
+        <w:t xml:space="preserve">Only applies to companies that file a 10-K at all — most pure-play vendors are privately held.</w:t>
+      </w:r>
+    </w:p>
+    <w:p>
+      <w:pPr>
+        <w:numPr>
+          <w:ilvl w:val="0"/>
+          <w:numId w:val="1012"/>
+        </w:numPr>
+        <w:pStyle w:val="Compact"/>
+      </w:pPr>
+      <w:r>
+        <w:t xml:space="preserve">It’s the enterprise-wide security executive, not necessarily an OT-specific one.</w:t>
+      </w:r>
+    </w:p>
+    <w:p>
+      <w:pPr>
+        <w:numPr>
+          <w:ilvl w:val="0"/>
+          <w:numId w:val="1012"/>
+        </w:numPr>
+        <w:pStyle w:val="Compact"/>
+      </w:pPr>
+      <w:r>
+        <w:t xml:space="preserve">Not every public company names someone — when that happens, the tracker says so directly.</w:t>
+      </w:r>
+    </w:p>
+    <w:p>
+      <w:pPr>
+        <w:numPr>
+          <w:ilvl w:val="0"/>
+          <w:numId w:val="1012"/>
+        </w:numPr>
+        <w:pStyle w:val="Compact"/>
+      </w:pPr>
+      <w:r>
+        <w:t xml:space="preserve">It’s only as current as the filing.</w:t>
+      </w:r>
+    </w:p>
+    <w:bookmarkEnd w:id="46"/>
+    <w:bookmarkStart w:id="47" w:name="compensation-benchmark"/>
     <w:p>
       <w:pPr>
         <w:pStyle w:val="Heading2"/>
       </w:pPr>
       <w:r>
-        <w:t xml:space="preserve">18. The Company Activity &amp; Events Tab</w:t>
-      </w:r>
-    </w:p>
-    <w:p>
-      <w:pPr>
-        <w:pStyle w:val="FirstParagraph"/>
-      </w:pPr>
-      <w:r>
-        <w:t xml:space="preserve">Off by default. One row per company instead of per event — recent LinkedIn activity, podcast/webcast appearances, upcoming events that company is attending or speaking at.</w:t>
-      </w:r>
-    </w:p>
-    <w:p>
-      <w:pPr>
-        <w:pStyle w:val="BodyText"/>
-      </w:pPr>
-      <w:r>
-        <w:t xml:space="preserve">A meaningfully harder research task than Industry Events. Claude checks each company from a few different angles (LinkedIn page directly, podcast/webinar search, conference/sponsor search) before concluding there’s nothing. Expect real unevenness — many rows will legitimately read</w:t>
-      </w:r>
-      <w:r>
-        <w:t xml:space="preserve"> </w:t>
-      </w:r>
-      <w:r>
-        <w:t xml:space="preserve">“</w:t>
-      </w:r>
-      <w:r>
-        <w:t xml:space="preserve">No recent public activity found</w:t>
-      </w:r>
-      <w:r>
-        <w:t xml:space="preserve">”</w:t>
-      </w:r>
-      <w:r>
-        <w:t xml:space="preserve"> </w:t>
-      </w:r>
-      <w:r>
-        <w:t xml:space="preserve">or, for a large batch,</w:t>
-      </w:r>
-      <w:r>
-        <w:t xml:space="preserve"> </w:t>
-      </w:r>
-      <w:r>
-        <w:t xml:space="preserve">“</w:t>
-      </w:r>
-      <w:r>
-        <w:t xml:space="preserve">not individually checked this pass,</w:t>
-      </w:r>
-      <w:r>
-        <w:t xml:space="preserve">”</w:t>
-      </w:r>
-      <w:r>
-        <w:t xml:space="preserve"> </w:t>
-      </w:r>
-      <w:r>
-        <w:t xml:space="preserve">which is the honest result, not a sign something’s broken.</w:t>
-      </w:r>
-    </w:p>
-    <w:bookmarkEnd w:id="46"/>
-    <w:bookmarkStart w:id="47" w:name="key-contacts-and-10-k-filings"/>
-    <w:p>
-      <w:pPr>
-        <w:pStyle w:val="Heading2"/>
-      </w:pPr>
-      <w:r>
-        <w:t xml:space="preserve">19. Key Contacts and 10-K Filings</w:t>
-      </w:r>
-    </w:p>
-    <w:p>
-      <w:pPr>
-        <w:pStyle w:val="FirstParagraph"/>
-      </w:pPr>
-      <w:r>
-        <w:t xml:space="preserve">For publicly traded companies specifically, a second data point is layered on top of the practice-level Key Contact: a check of the company’s most recent 10-K for a named individual responsible for cybersecurity governance (SEC Regulation S-K Item 106 / Item 1C). When found, added as a clearly labeled second line:</w:t>
-      </w:r>
-      <w:r>
-        <w:t xml:space="preserve"> </w:t>
-      </w:r>
-      <w:r>
-        <w:t xml:space="preserve">“</w:t>
-      </w:r>
-      <w:r>
-        <w:t xml:space="preserve">(per FY20XX 10-K).</w:t>
-      </w:r>
-      <w:r>
-        <w:t xml:space="preserve">”</w:t>
-      </w:r>
-    </w:p>
-    <w:p>
-      <w:pPr>
-        <w:numPr>
-          <w:ilvl w:val="0"/>
-          <w:numId w:val="1013"/>
-        </w:numPr>
-        <w:pStyle w:val="Compact"/>
-      </w:pPr>
-      <w:r>
-        <w:t xml:space="preserve">Only applies to companies that file a 10-K at all — most pure-play vendors are privately held.</w:t>
-      </w:r>
-    </w:p>
-    <w:p>
-      <w:pPr>
-        <w:numPr>
-          <w:ilvl w:val="0"/>
-          <w:numId w:val="1013"/>
-        </w:numPr>
-        <w:pStyle w:val="Compact"/>
-      </w:pPr>
-      <w:r>
-        <w:t xml:space="preserve">It’s the enterprise-wide security executive, not necessarily an OT-specific one.</w:t>
-      </w:r>
-    </w:p>
-    <w:p>
-      <w:pPr>
-        <w:numPr>
-          <w:ilvl w:val="0"/>
-          <w:numId w:val="1013"/>
-        </w:numPr>
-        <w:pStyle w:val="Compact"/>
-      </w:pPr>
-      <w:r>
-        <w:t xml:space="preserve">Not every public company names someone — when that happens, the tracker says so directly.</w:t>
-      </w:r>
-    </w:p>
-    <w:p>
-      <w:pPr>
-        <w:numPr>
-          <w:ilvl w:val="0"/>
-          <w:numId w:val="1013"/>
-        </w:numPr>
-        <w:pStyle w:val="Compact"/>
-      </w:pPr>
-      <w:r>
-        <w:t xml:space="preserve">It’s only as current as the filing.</w:t>
-      </w:r>
-    </w:p>
-    <w:bookmarkEnd w:id="47"/>
-    <w:bookmarkStart w:id="48" w:name="compensation-benchmark"/>
-    <w:p>
-      <w:pPr>
-        <w:pStyle w:val="Heading2"/>
-      </w:pPr>
-      <w:r>
-        <w:t xml:space="preserve">20. Compensation Benchmark</w:t>
+        <w:t xml:space="preserve">19. Compensation Benchmark</w:t>
       </w:r>
     </w:p>
     <w:p>
@@ -3485,14 +3389,146 @@
         <w:t xml:space="preserve">This will genuinely apply to a minority of companies — proxy statements only disclose compensation for the top handful of executives, and a security-specific role is rarely among them.</w:t>
       </w:r>
     </w:p>
+    <w:bookmarkEnd w:id="47"/>
+    <w:bookmarkStart w:id="48" w:name="section-3-linkedin-contact-enrichment"/>
+    <w:p>
+      <w:pPr>
+        <w:pStyle w:val="Heading2"/>
+      </w:pPr>
+      <w:r>
+        <w:t xml:space="preserve">20. Section 3 — LinkedIn Contact Enrichment</w:t>
+      </w:r>
+    </w:p>
+    <w:p>
+      <w:pPr>
+        <w:pStyle w:val="FirstParagraph"/>
+      </w:pPr>
+      <w:r>
+        <w:t xml:space="preserve">A separate, self-contained card at the bottom of the page. This is a fully independent feature — it doesn’t touch or require the Section 2 tracker, and generates its own standalone prompt with its own Copy/Download buttons.</w:t>
+      </w:r>
+    </w:p>
+    <w:p>
+      <w:pPr>
+        <w:pStyle w:val="BodyText"/>
+      </w:pPr>
+      <w:r>
+        <w:rPr>
+          <w:bCs/>
+          <w:b/>
+        </w:rPr>
+        <w:t xml:space="preserve">What it does:</w:t>
+      </w:r>
+      <w:r>
+        <w:t xml:space="preserve"> </w:t>
+      </w:r>
+      <w:r>
+        <w:t xml:space="preserve">cross-references a LinkedIn contacts export against a list of target companies, to surface which of your existing connections work (or worked) at each one.</w:t>
+      </w:r>
+    </w:p>
+    <w:p>
+      <w:pPr>
+        <w:pStyle w:val="BodyText"/>
+      </w:pPr>
+      <w:r>
+        <w:rPr>
+          <w:bCs/>
+          <w:b/>
+        </w:rPr>
+        <w:t xml:space="preserve">How to use it</w:t>
+      </w:r>
+    </w:p>
+    <w:p>
+      <w:pPr>
+        <w:numPr>
+          <w:ilvl w:val="0"/>
+          <w:numId w:val="1013"/>
+        </w:numPr>
+        <w:pStyle w:val="Compact"/>
+      </w:pPr>
+      <w:r>
+        <w:t xml:space="preserve">Paste your target companies into the box, one per line — the Company column from a Section 1 or Section 2 tracker works directly.</w:t>
+      </w:r>
+    </w:p>
+    <w:p>
+      <w:pPr>
+        <w:numPr>
+          <w:ilvl w:val="0"/>
+          <w:numId w:val="1013"/>
+        </w:numPr>
+        <w:pStyle w:val="Compact"/>
+      </w:pPr>
+      <w:r>
+        <w:t xml:space="preserve">Keep the list to 25 companies or fewer — the tool warns inline if you go over. The expensive part here is the number of contacts to fuzzy-match against, not the company count, so a long list slows matching and can hurt accuracy.</w:t>
+      </w:r>
+    </w:p>
+    <w:p>
+      <w:pPr>
+        <w:numPr>
+          <w:ilvl w:val="0"/>
+          <w:numId w:val="1013"/>
+        </w:numPr>
+        <w:pStyle w:val="Compact"/>
+      </w:pPr>
+      <w:r>
+        <w:t xml:space="preserve">Copy or download the generated prompt.</w:t>
+      </w:r>
+    </w:p>
+    <w:p>
+      <w:pPr>
+        <w:numPr>
+          <w:ilvl w:val="0"/>
+          <w:numId w:val="1013"/>
+        </w:numPr>
+        <w:pStyle w:val="Compact"/>
+      </w:pPr>
+      <w:r>
+        <w:t xml:space="preserve">Start a new Claude conversation, paste the prompt in, and attach your LinkedIn contacts CSV export directly to that same message. This tool never uploads, parses, or reads the CSV itself.</w:t>
+      </w:r>
+    </w:p>
+    <w:p>
+      <w:pPr>
+        <w:pStyle w:val="FirstParagraph"/>
+      </w:pPr>
+      <w:r>
+        <w:rPr>
+          <w:bCs/>
+          <w:b/>
+        </w:rPr>
+        <w:t xml:space="preserve">What you get back:</w:t>
+      </w:r>
+      <w:r>
+        <w:t xml:space="preserve"> </w:t>
+      </w:r>
+      <w:r>
+        <w:t xml:space="preserve">for each target company, any matching contacts — name, title, LinkedIn URL, current/former status, and a Match Confidence rating. Companies with no match are listed as</w:t>
+      </w:r>
+      <w:r>
+        <w:t xml:space="preserve"> </w:t>
+      </w:r>
+      <w:r>
+        <w:t xml:space="preserve">“</w:t>
+      </w:r>
+      <w:r>
+        <w:t xml:space="preserve">No match found</w:t>
+      </w:r>
+      <w:r>
+        <w:t xml:space="preserve">”</w:t>
+      </w:r>
+      <w:r>
+        <w:t xml:space="preserve"> </w:t>
+      </w:r>
+      <w:r>
+        <w:t xml:space="preserve">rather than dropped.</w:t>
+      </w:r>
+    </w:p>
     <w:bookmarkEnd w:id="48"/>
-    <w:bookmarkStart w:id="49" w:name="section-3-linkedin-contact-enrichment"/>
+    <w:bookmarkStart w:id="49" w:name="Xb2571f76e782aa79af7da8ad72ceb6c97ac7252"/>
     <w:p>
       <w:pPr>
         <w:pStyle w:val="Heading2"/>
       </w:pPr>
       <w:r>
-        <w:t xml:space="preserve">21. Section 3 — LinkedIn Contact Enrichment</w:t>
+        <w:t xml:space="preserve">21. A Faster Way to Fill This Out (Reverse Note)</w:t>
       </w:r>
     </w:p>
     <w:p>
@@ -3500,143 +3536,11 @@
         <w:pStyle w:val="FirstParagraph"/>
       </w:pPr>
       <w:r>
-        <w:t xml:space="preserve">A separate, self-contained card at the bottom of the page. This is a fully independent feature — it doesn’t touch or require the Section 2 tracker, and generates its own standalone prompt with its own Copy/Download buttons.</w:t>
-      </w:r>
-    </w:p>
-    <w:p>
-      <w:pPr>
-        <w:pStyle w:val="BodyText"/>
-      </w:pPr>
-      <w:r>
-        <w:rPr>
-          <w:bCs/>
-          <w:b/>
-        </w:rPr>
-        <w:t xml:space="preserve">What it does:</w:t>
-      </w:r>
-      <w:r>
-        <w:t xml:space="preserve"> </w:t>
-      </w:r>
-      <w:r>
-        <w:t xml:space="preserve">cross-references a LinkedIn contacts export against a list of target companies, to surface which of your existing connections work (or worked) at each one.</w:t>
-      </w:r>
-    </w:p>
-    <w:p>
-      <w:pPr>
-        <w:pStyle w:val="BodyText"/>
-      </w:pPr>
-      <w:r>
-        <w:rPr>
-          <w:bCs/>
-          <w:b/>
-        </w:rPr>
-        <w:t xml:space="preserve">How to use it</w:t>
-      </w:r>
-    </w:p>
-    <w:p>
-      <w:pPr>
-        <w:numPr>
-          <w:ilvl w:val="0"/>
-          <w:numId w:val="1014"/>
-        </w:numPr>
-        <w:pStyle w:val="Compact"/>
-      </w:pPr>
-      <w:r>
-        <w:t xml:space="preserve">Paste your target companies into the box, one per line — the Company column from a Section 1 or Section 2 tracker works directly.</w:t>
-      </w:r>
-    </w:p>
-    <w:p>
-      <w:pPr>
-        <w:numPr>
-          <w:ilvl w:val="0"/>
-          <w:numId w:val="1014"/>
-        </w:numPr>
-        <w:pStyle w:val="Compact"/>
-      </w:pPr>
-      <w:r>
-        <w:t xml:space="preserve">Keep the list to 25 companies or fewer — the tool warns inline if you go over. The expensive part here is the number of contacts to fuzzy-match against, not the company count, so a long list slows matching and can hurt accuracy.</w:t>
-      </w:r>
-    </w:p>
-    <w:p>
-      <w:pPr>
-        <w:numPr>
-          <w:ilvl w:val="0"/>
-          <w:numId w:val="1014"/>
-        </w:numPr>
-        <w:pStyle w:val="Compact"/>
-      </w:pPr>
-      <w:r>
-        <w:t xml:space="preserve">Copy or download the generated prompt.</w:t>
-      </w:r>
-    </w:p>
-    <w:p>
-      <w:pPr>
-        <w:numPr>
-          <w:ilvl w:val="0"/>
-          <w:numId w:val="1014"/>
-        </w:numPr>
-        <w:pStyle w:val="Compact"/>
-      </w:pPr>
-      <w:r>
-        <w:t xml:space="preserve">Start a new Claude conversation, paste the prompt in, and attach your LinkedIn contacts CSV export directly to that same message. This tool never uploads, parses, or reads the CSV itself.</w:t>
-      </w:r>
-    </w:p>
-    <w:p>
-      <w:pPr>
-        <w:pStyle w:val="FirstParagraph"/>
-      </w:pPr>
-      <w:r>
-        <w:rPr>
-          <w:bCs/>
-          <w:b/>
-        </w:rPr>
-        <w:t xml:space="preserve">What you get back:</w:t>
-      </w:r>
-      <w:r>
-        <w:t xml:space="preserve"> </w:t>
-      </w:r>
-      <w:r>
-        <w:t xml:space="preserve">for each target company, any matching contacts — name, title, LinkedIn URL, current/former status, and a Match Confidence rating. Companies with no match are listed as</w:t>
-      </w:r>
-      <w:r>
-        <w:t xml:space="preserve"> </w:t>
-      </w:r>
-      <w:r>
-        <w:t xml:space="preserve">“</w:t>
-      </w:r>
-      <w:r>
-        <w:t xml:space="preserve">No match found</w:t>
-      </w:r>
-      <w:r>
-        <w:t xml:space="preserve">”</w:t>
-      </w:r>
-      <w:r>
-        <w:t xml:space="preserve"> </w:t>
-      </w:r>
-      <w:r>
-        <w:t xml:space="preserve">rather than dropped.</w:t>
+        <w:t xml:space="preserve">If you’d rather not use the web form at all, there’s a companion plain-text template — Target_Company_Research_Prompt_Template (.md) — with the same fields laid out as fill-in-the-blank text you can paste directly into a Claude chat. Use whichever format is more convenient in the moment; both produce the same result. (Note: this template covers Section 2 only — Section 1 and Section 3 don’t have a plain-text equivalent yet.)</w:t>
       </w:r>
     </w:p>
     <w:bookmarkEnd w:id="49"/>
-    <w:bookmarkStart w:id="50" w:name="Xb2571f76e782aa79af7da8ad72ceb6c97ac7252"/>
-    <w:p>
-      <w:pPr>
-        <w:pStyle w:val="Heading2"/>
-      </w:pPr>
-      <w:r>
-        <w:t xml:space="preserve">22. A Faster Way to Fill This Out (Reverse Note)</w:t>
-      </w:r>
-    </w:p>
-    <w:p>
-      <w:pPr>
-        <w:pStyle w:val="FirstParagraph"/>
-      </w:pPr>
-      <w:r>
-        <w:t xml:space="preserve">If you’d rather not use the web form at all, there’s a companion plain-text template — Target_Company_Research_Prompt_Template (.md) — with the same fields laid out as fill-in-the-blank text you can paste directly into a Claude chat. Use whichever format is more convenient in the moment; both produce the same result. (Note: this template covers Section 2 only — Section 1 and Section 3 don’t have a plain-text equivalent yet.)</w:t>
-      </w:r>
-    </w:p>
     <w:bookmarkEnd w:id="50"/>
-    <w:bookmarkEnd w:id="51"/>
     <w:sectPr/>
   </w:body>
 </w:document>
@@ -4025,9 +3929,6 @@
     <w:abstractNumId w:val="991"/>
   </w:num>
   <w:num w:numId="1013">
-    <w:abstractNumId w:val="991"/>
-  </w:num>
-  <w:num w:numId="1014">
     <w:abstractNumId w:val="991"/>
   </w:num>
 </w:numbering>

--- a/Prompt_Builder_User_Guide.docx
+++ b/Prompt_Builder_User_Guide.docx
@@ -22,7 +22,7 @@
         <w:t xml:space="preserve">MARKETING AND CONSULTING</w:t>
       </w:r>
     </w:p>
-    <w:bookmarkStart w:id="50" w:name="target-company-research-prompt-builder"/>
+    <w:bookmarkStart w:id="52" w:name="target-company-research-prompt-builder"/>
     <w:p>
       <w:pPr>
         <w:pStyle w:val="Heading1"/>
@@ -73,7 +73,7 @@
         <w:t xml:space="preserve"> </w:t>
       </w:r>
       <w:r>
-        <w:t xml:space="preserve">Updated: August 11, 2026 — v3 (adds Section 1 Bulk Company Pull; discovery method changed from NAICS-based search to competitor-cascade; see</w:t>
+        <w:t xml:space="preserve">Updated: August 18, 2026 — v4 (adds Section 4 Department Contact Finder; see</w:t>
       </w:r>
       <w:r>
         <w:t xml:space="preserve"> </w:t>
@@ -82,7 +82,7 @@
         <w:t xml:space="preserve">“</w:t>
       </w:r>
       <w:r>
-        <w:t xml:space="preserve">What Changed in v3</w:t>
+        <w:t xml:space="preserve">What Changed in v4</w:t>
       </w:r>
       <w:r>
         <w:t xml:space="preserve">”</w:t>
@@ -94,7 +94,7 @@
         <w:t xml:space="preserve">below)</w:t>
       </w:r>
     </w:p>
-    <w:bookmarkStart w:id="25" w:name="X67c046c08d49ebb5620517537c0a0834af3b161"/>
+    <w:bookmarkStart w:id="26" w:name="X67c046c08d49ebb5620517537c0a0834af3b161"/>
     <w:p>
       <w:pPr>
         <w:pStyle w:val="Heading2"/>
@@ -326,8 +326,74 @@
       </w:r>
     </w:p>
     <w:bookmarkEnd w:id="24"/>
+    <w:bookmarkStart w:id="25" w:name="what-changed-in-v4"/>
+    <w:p>
+      <w:pPr>
+        <w:pStyle w:val="Heading3"/>
+      </w:pPr>
+      <w:r>
+        <w:t xml:space="preserve">What Changed in v4</w:t>
+      </w:r>
+    </w:p>
+    <w:p>
+      <w:pPr>
+        <w:numPr>
+          <w:ilvl w:val="0"/>
+          <w:numId w:val="1003"/>
+        </w:numPr>
+        <w:pStyle w:val="Compact"/>
+      </w:pPr>
+      <w:r>
+        <w:rPr>
+          <w:bCs/>
+          <w:b/>
+        </w:rPr>
+        <w:t xml:space="preserve">New: Section 4 — Department Contact Finder.</w:t>
+      </w:r>
+      <w:r>
+        <w:t xml:space="preserve"> </w:t>
+      </w:r>
+      <w:r>
+        <w:t xml:space="preserve">A fourth self-contained prompt, run separately like Section 3, that finds</w:t>
+      </w:r>
+      <w:r>
+        <w:t xml:space="preserve"> </w:t>
+      </w:r>
+      <w:r>
+        <w:rPr>
+          <w:iCs/>
+          <w:i/>
+        </w:rPr>
+        <w:t xml:space="preserve">named individuals</w:t>
+      </w:r>
+      <w:r>
+        <w:t xml:space="preserve"> </w:t>
+      </w:r>
+      <w:r>
+        <w:t xml:space="preserve">at a target company who work in or near a specific role/department — sourced from live web search (LinkedIn profiles, company team pages, press, case studies), not your own contacts. It’s the fulfillment step for the main tracker’s Key Contacts / Priority Titles column, which often comes back as a placeholder like</w:t>
+      </w:r>
+      <w:r>
+        <w:t xml:space="preserve"> </w:t>
+      </w:r>
+      <w:r>
+        <w:t xml:space="preserve">“</w:t>
+      </w:r>
+      <w:r>
+        <w:t xml:space="preserve">Practice-level title only — no named individual confirmed.</w:t>
+      </w:r>
+      <w:r>
+        <w:t xml:space="preserve">”</w:t>
+      </w:r>
+      <w:r>
+        <w:t xml:space="preserve"> </w:t>
+      </w:r>
+      <w:r>
+        <w:t xml:space="preserve">See Section 21.</w:t>
+      </w:r>
+    </w:p>
     <w:bookmarkEnd w:id="25"/>
-    <w:bookmarkStart w:id="26" w:name="X2256d5ee9e51d3651c583bbbbfb6abba52cd9c7"/>
+    <w:bookmarkEnd w:id="26"/>
+    <w:bookmarkStart w:id="27" w:name="X2256d5ee9e51d3651c583bbbbfb6abba52cd9c7"/>
     <w:p>
       <w:pPr>
         <w:pStyle w:val="Heading2"/>
@@ -437,8 +503,8 @@
         </w:tc>
       </w:tr>
     </w:tbl>
-    <w:bookmarkEnd w:id="26"/>
-    <w:bookmarkStart w:id="27" w:name="opening-the-tool"/>
+    <w:bookmarkEnd w:id="27"/>
+    <w:bookmarkStart w:id="28" w:name="opening-the-tool"/>
     <w:p>
       <w:pPr>
         <w:pStyle w:val="Heading2"/>
@@ -451,7 +517,7 @@
       <w:pPr>
         <w:numPr>
           <w:ilvl w:val="0"/>
-          <w:numId w:val="1003"/>
+          <w:numId w:val="1004"/>
         </w:numPr>
         <w:pStyle w:val="Compact"/>
       </w:pPr>
@@ -463,7 +529,7 @@
       <w:pPr>
         <w:numPr>
           <w:ilvl w:val="0"/>
-          <w:numId w:val="1003"/>
+          <w:numId w:val="1004"/>
         </w:numPr>
         <w:pStyle w:val="Compact"/>
       </w:pPr>
@@ -475,7 +541,7 @@
       <w:pPr>
         <w:numPr>
           <w:ilvl w:val="0"/>
-          <w:numId w:val="1003"/>
+          <w:numId w:val="1004"/>
         </w:numPr>
         <w:pStyle w:val="Compact"/>
       </w:pPr>
@@ -491,8 +557,8 @@
         <w:t xml:space="preserve">Nothing is sent anywhere when you use this — it’s just a form that builds text, entirely on your own machine.</w:t>
       </w:r>
     </w:p>
-    <w:bookmarkEnd w:id="27"/>
-    <w:bookmarkStart w:id="28" w:name="how-the-page-is-organized"/>
+    <w:bookmarkEnd w:id="28"/>
+    <w:bookmarkStart w:id="29" w:name="how-the-page-is-organized"/>
     <w:p>
       <w:pPr>
         <w:pStyle w:val="Heading2"/>
@@ -506,14 +572,14 @@
         <w:pStyle w:val="FirstParagraph"/>
       </w:pPr>
       <w:r>
-        <w:t xml:space="preserve">The tool is one page, top to bottom, in four parts:</w:t>
-      </w:r>
-    </w:p>
-    <w:p>
-      <w:pPr>
-        <w:numPr>
-          <w:ilvl w:val="0"/>
-          <w:numId w:val="1004"/>
+        <w:t xml:space="preserve">The tool is one page, top to bottom, in five parts:</w:t>
+      </w:r>
+    </w:p>
+    <w:p>
+      <w:pPr>
+        <w:numPr>
+          <w:ilvl w:val="0"/>
+          <w:numId w:val="1005"/>
         </w:numPr>
         <w:pStyle w:val="Compact"/>
       </w:pPr>
@@ -535,7 +601,7 @@
       <w:pPr>
         <w:numPr>
           <w:ilvl w:val="0"/>
-          <w:numId w:val="1004"/>
+          <w:numId w:val="1005"/>
         </w:numPr>
         <w:pStyle w:val="Compact"/>
       </w:pPr>
@@ -557,7 +623,7 @@
       <w:pPr>
         <w:numPr>
           <w:ilvl w:val="0"/>
-          <w:numId w:val="1004"/>
+          <w:numId w:val="1005"/>
         </w:numPr>
         <w:pStyle w:val="Compact"/>
       </w:pPr>
@@ -579,7 +645,7 @@
       <w:pPr>
         <w:numPr>
           <w:ilvl w:val="0"/>
-          <w:numId w:val="1004"/>
+          <w:numId w:val="1005"/>
         </w:numPr>
         <w:pStyle w:val="Compact"/>
       </w:pPr>
@@ -599,14 +665,36 @@
     </w:p>
     <w:p>
       <w:pPr>
+        <w:numPr>
+          <w:ilvl w:val="0"/>
+          <w:numId w:val="1005"/>
+        </w:numPr>
+        <w:pStyle w:val="Compact"/>
+      </w:pPr>
+      <w:r>
+        <w:rPr>
+          <w:bCs/>
+          <w:b/>
+        </w:rPr>
+        <w:t xml:space="preserve">Section 4 — Department Contact Finder</w:t>
+      </w:r>
+      <w:r>
+        <w:t xml:space="preserve"> </w:t>
+      </w:r>
+      <w:r>
+        <w:t xml:space="preserve">(optional) — a separate, self-contained prompt that finds named individuals at a target company via live web search, tiered by how closely their role matches what you’re looking for. See Section 21.</w:t>
+      </w:r>
+    </w:p>
+    <w:p>
+      <w:pPr>
         <w:pStyle w:val="FirstParagraph"/>
       </w:pPr>
       <w:r>
-        <w:t xml:space="preserve">Sections 1, 2, and 3 each have their own Copy prompt / Download .txt buttons and their own output panel — they are three separate prompts meant to be run as separate Claude conversations (or separate messages), not one combined prompt.</w:t>
-      </w:r>
-    </w:p>
-    <w:bookmarkEnd w:id="28"/>
-    <w:bookmarkStart w:id="30" w:name="shared-inputs"/>
+        <w:t xml:space="preserve">Sections 1, 2, 3, and 4 each have their own Copy prompt / Download .txt buttons and their own output panel — they are four separate prompts meant to be run as separate Claude conversations (or separate messages), not one combined prompt.</w:t>
+      </w:r>
+    </w:p>
+    <w:bookmarkEnd w:id="29"/>
+    <w:bookmarkStart w:id="31" w:name="shared-inputs"/>
     <w:p>
       <w:pPr>
         <w:pStyle w:val="Heading2"/>
@@ -727,7 +815,7 @@
             <w:r>
               <w:t xml:space="preserve"> </w:t>
             </w:r>
-            <w:hyperlink r:id="rId29">
+            <w:hyperlink r:id="rId30">
               <w:r>
                 <w:rPr>
                   <w:rStyle w:val="Hyperlink"/>
@@ -897,8 +985,8 @@
         <w:t xml:space="preserve">used to discover new companies in bulk: a code alone is too broad to search by (it would return any IT/consulting business in North America), and the one government source that lets you filter companies by NAICS code — SAM.gov’s entity search — blocks automated access. See Section 5 for how discovery actually works.</w:t>
       </w:r>
     </w:p>
-    <w:bookmarkEnd w:id="30"/>
-    <w:bookmarkStart w:id="31" w:name="section-1-bulk-company-pull-optional"/>
+    <w:bookmarkEnd w:id="31"/>
+    <w:bookmarkStart w:id="32" w:name="section-1-bulk-company-pull-optional"/>
     <w:p>
       <w:pPr>
         <w:pStyle w:val="Heading2"/>
@@ -949,7 +1037,7 @@
       <w:pPr>
         <w:numPr>
           <w:ilvl w:val="0"/>
-          <w:numId w:val="1005"/>
+          <w:numId w:val="1006"/>
         </w:numPr>
         <w:pStyle w:val="Compact"/>
       </w:pPr>
@@ -961,7 +1049,7 @@
       <w:pPr>
         <w:numPr>
           <w:ilvl w:val="0"/>
-          <w:numId w:val="1005"/>
+          <w:numId w:val="1006"/>
         </w:numPr>
         <w:pStyle w:val="Compact"/>
       </w:pPr>
@@ -973,7 +1061,7 @@
       <w:pPr>
         <w:numPr>
           <w:ilvl w:val="0"/>
-          <w:numId w:val="1005"/>
+          <w:numId w:val="1006"/>
         </w:numPr>
         <w:pStyle w:val="Compact"/>
       </w:pPr>
@@ -985,7 +1073,7 @@
       <w:pPr>
         <w:numPr>
           <w:ilvl w:val="0"/>
-          <w:numId w:val="1005"/>
+          <w:numId w:val="1006"/>
         </w:numPr>
         <w:pStyle w:val="Compact"/>
       </w:pPr>
@@ -997,7 +1085,7 @@
       <w:pPr>
         <w:numPr>
           <w:ilvl w:val="0"/>
-          <w:numId w:val="1005"/>
+          <w:numId w:val="1006"/>
         </w:numPr>
         <w:pStyle w:val="Compact"/>
       </w:pPr>
@@ -1111,8 +1199,8 @@
         <w:t xml:space="preserve">so the full research pass only spends effort on companies you’ve already vetted.</w:t>
       </w:r>
     </w:p>
-    <w:bookmarkEnd w:id="31"/>
-    <w:bookmarkStart w:id="32" w:name="how-discovery-actually-works"/>
+    <w:bookmarkEnd w:id="32"/>
+    <w:bookmarkStart w:id="33" w:name="how-discovery-actually-works"/>
     <w:p>
       <w:pPr>
         <w:pStyle w:val="Heading2"/>
@@ -1148,7 +1236,7 @@
       <w:pPr>
         <w:numPr>
           <w:ilvl w:val="0"/>
-          <w:numId w:val="1006"/>
+          <w:numId w:val="1007"/>
         </w:numPr>
         <w:pStyle w:val="Compact"/>
       </w:pPr>
@@ -1206,7 +1294,7 @@
       <w:pPr>
         <w:numPr>
           <w:ilvl w:val="0"/>
-          <w:numId w:val="1006"/>
+          <w:numId w:val="1007"/>
         </w:numPr>
         <w:pStyle w:val="Compact"/>
       </w:pPr>
@@ -1228,7 +1316,7 @@
       <w:pPr>
         <w:numPr>
           <w:ilvl w:val="0"/>
-          <w:numId w:val="1006"/>
+          <w:numId w:val="1007"/>
         </w:numPr>
         <w:pStyle w:val="Compact"/>
       </w:pPr>
@@ -1262,7 +1350,7 @@
       <w:pPr>
         <w:numPr>
           <w:ilvl w:val="0"/>
-          <w:numId w:val="1006"/>
+          <w:numId w:val="1007"/>
         </w:numPr>
         <w:pStyle w:val="Compact"/>
       </w:pPr>
@@ -1304,8 +1392,8 @@
         <w:t xml:space="preserve">it’s found this way — a tag for classification and light sanity-checking, not the search mechanism. If Claude has live access to a NAICS-filterable data source that’s actually queryable (the free, public USASpending.gov API is one example — unlike SAM.gov’s blocked search UI, it returns real federal-contract-recipient company names filtered by NAICS code), it may use that as one more discovery channel, but it only covers companies with a federal-contracting footprint and will miss most private-sector-only firms.</w:t>
       </w:r>
     </w:p>
-    <w:bookmarkEnd w:id="32"/>
-    <w:bookmarkStart w:id="33" w:name="Xb050f6f229cac2bd93b6a7bc92d613795d7ac97"/>
+    <w:bookmarkEnd w:id="33"/>
+    <w:bookmarkStart w:id="34" w:name="Xb050f6f229cac2bd93b6a7bc92d613795d7ac97"/>
     <w:p>
       <w:pPr>
         <w:pStyle w:val="Heading2"/>
@@ -1911,8 +1999,8 @@
         </w:tc>
       </w:tr>
     </w:tbl>
-    <w:bookmarkEnd w:id="33"/>
-    <w:bookmarkStart w:id="34" w:name="ma-research-columns-optional"/>
+    <w:bookmarkEnd w:id="34"/>
+    <w:bookmarkStart w:id="35" w:name="ma-research-columns-optional"/>
     <w:p>
       <w:pPr>
         <w:pStyle w:val="Heading2"/>
@@ -1933,7 +2021,7 @@
       <w:pPr>
         <w:numPr>
           <w:ilvl w:val="0"/>
-          <w:numId w:val="1007"/>
+          <w:numId w:val="1008"/>
         </w:numPr>
         <w:pStyle w:val="Compact"/>
       </w:pPr>
@@ -1945,7 +2033,7 @@
       <w:pPr>
         <w:numPr>
           <w:ilvl w:val="0"/>
-          <w:numId w:val="1007"/>
+          <w:numId w:val="1008"/>
         </w:numPr>
         <w:pStyle w:val="Compact"/>
       </w:pPr>
@@ -1967,7 +2055,7 @@
       <w:pPr>
         <w:numPr>
           <w:ilvl w:val="0"/>
-          <w:numId w:val="1007"/>
+          <w:numId w:val="1008"/>
         </w:numPr>
         <w:pStyle w:val="Compact"/>
       </w:pPr>
@@ -1989,7 +2077,7 @@
       <w:pPr>
         <w:numPr>
           <w:ilvl w:val="0"/>
-          <w:numId w:val="1007"/>
+          <w:numId w:val="1008"/>
         </w:numPr>
         <w:pStyle w:val="Compact"/>
       </w:pPr>
@@ -2027,8 +2115,8 @@
         <w:t xml:space="preserve">Honest limits: these columns only draw on public information — news, filings, press releases. Claude is instructed not to treat silence as evidence a company isn’t open to a deal.</w:t>
       </w:r>
     </w:p>
-    <w:bookmarkEnd w:id="34"/>
-    <w:bookmarkStart w:id="35" w:name="the-two-tier-output-system"/>
+    <w:bookmarkEnd w:id="35"/>
+    <w:bookmarkStart w:id="36" w:name="the-two-tier-output-system"/>
     <w:p>
       <w:pPr>
         <w:pStyle w:val="Heading2"/>
@@ -2235,8 +2323,8 @@
         <w:t xml:space="preserve">If you want a Tier 2 company researched at full depth, copy its name and run the tool again with Discovery scope set to Just enrich these.</w:t>
       </w:r>
     </w:p>
-    <w:bookmarkEnd w:id="35"/>
-    <w:bookmarkStart w:id="36" w:name="reading-the-live-prompt-panels"/>
+    <w:bookmarkEnd w:id="36"/>
+    <w:bookmarkStart w:id="37" w:name="reading-the-live-prompt-panels"/>
     <w:p>
       <w:pPr>
         <w:pStyle w:val="Heading2"/>
@@ -2275,7 +2363,7 @@
       <w:pPr>
         <w:numPr>
           <w:ilvl w:val="0"/>
-          <w:numId w:val="1008"/>
+          <w:numId w:val="1009"/>
         </w:numPr>
         <w:pStyle w:val="Compact"/>
       </w:pPr>
@@ -2287,7 +2375,7 @@
       <w:pPr>
         <w:numPr>
           <w:ilvl w:val="0"/>
-          <w:numId w:val="1008"/>
+          <w:numId w:val="1009"/>
         </w:numPr>
         <w:pStyle w:val="Compact"/>
       </w:pPr>
@@ -2299,7 +2387,7 @@
       <w:pPr>
         <w:numPr>
           <w:ilvl w:val="0"/>
-          <w:numId w:val="1008"/>
+          <w:numId w:val="1009"/>
         </w:numPr>
         <w:pStyle w:val="Compact"/>
       </w:pPr>
@@ -2307,8 +2395,8 @@
         <w:t xml:space="preserve">Paste it into a new Claude chat and send it as-is.</w:t>
       </w:r>
     </w:p>
-    <w:bookmarkEnd w:id="36"/>
-    <w:bookmarkStart w:id="37" w:name="typical-workflow-start-to-finish"/>
+    <w:bookmarkEnd w:id="37"/>
+    <w:bookmarkStart w:id="38" w:name="typical-workflow-start-to-finish"/>
     <w:p>
       <w:pPr>
         <w:pStyle w:val="Heading2"/>
@@ -2321,7 +2409,7 @@
       <w:pPr>
         <w:numPr>
           <w:ilvl w:val="0"/>
-          <w:numId w:val="1009"/>
+          <w:numId w:val="1010"/>
         </w:numPr>
         <w:pStyle w:val="Compact"/>
       </w:pPr>
@@ -2333,7 +2421,7 @@
       <w:pPr>
         <w:numPr>
           <w:ilvl w:val="0"/>
-          <w:numId w:val="1009"/>
+          <w:numId w:val="1010"/>
         </w:numPr>
         <w:pStyle w:val="Compact"/>
       </w:pPr>
@@ -2345,7 +2433,7 @@
       <w:pPr>
         <w:numPr>
           <w:ilvl w:val="0"/>
-          <w:numId w:val="1009"/>
+          <w:numId w:val="1010"/>
         </w:numPr>
         <w:pStyle w:val="Compact"/>
       </w:pPr>
@@ -2367,7 +2455,7 @@
       <w:pPr>
         <w:numPr>
           <w:ilvl w:val="0"/>
-          <w:numId w:val="1009"/>
+          <w:numId w:val="1010"/>
         </w:numPr>
         <w:pStyle w:val="Compact"/>
       </w:pPr>
@@ -2415,7 +2503,7 @@
       <w:pPr>
         <w:numPr>
           <w:ilvl w:val="0"/>
-          <w:numId w:val="1009"/>
+          <w:numId w:val="1010"/>
         </w:numPr>
         <w:pStyle w:val="Compact"/>
       </w:pPr>
@@ -2427,7 +2515,7 @@
       <w:pPr>
         <w:numPr>
           <w:ilvl w:val="0"/>
-          <w:numId w:val="1009"/>
+          <w:numId w:val="1010"/>
         </w:numPr>
         <w:pStyle w:val="Compact"/>
       </w:pPr>
@@ -2439,7 +2527,7 @@
       <w:pPr>
         <w:numPr>
           <w:ilvl w:val="0"/>
-          <w:numId w:val="1009"/>
+          <w:numId w:val="1010"/>
         </w:numPr>
         <w:pStyle w:val="Compact"/>
       </w:pPr>
@@ -2451,7 +2539,7 @@
       <w:pPr>
         <w:numPr>
           <w:ilvl w:val="0"/>
-          <w:numId w:val="1009"/>
+          <w:numId w:val="1010"/>
         </w:numPr>
         <w:pStyle w:val="Compact"/>
       </w:pPr>
@@ -2477,8 +2565,8 @@
         <w:t xml:space="preserve">mode.</w:t>
       </w:r>
     </w:p>
-    <w:bookmarkEnd w:id="37"/>
-    <w:bookmarkStart w:id="38" w:name="quick-troubleshooting"/>
+    <w:bookmarkEnd w:id="38"/>
+    <w:bookmarkStart w:id="39" w:name="quick-troubleshooting"/>
     <w:p>
       <w:pPr>
         <w:pStyle w:val="Heading2"/>
@@ -2688,8 +2776,8 @@
         </w:tc>
       </w:tr>
     </w:tbl>
-    <w:bookmarkEnd w:id="38"/>
-    <w:bookmarkStart w:id="39" w:name="whats-in-the-output-tracker"/>
+    <w:bookmarkEnd w:id="39"/>
+    <w:bookmarkStart w:id="40" w:name="whats-in-the-output-tracker"/>
     <w:p>
       <w:pPr>
         <w:pStyle w:val="Heading2"/>
@@ -2730,7 +2818,7 @@
       <w:pPr>
         <w:numPr>
           <w:ilvl w:val="0"/>
-          <w:numId w:val="1010"/>
+          <w:numId w:val="1011"/>
         </w:numPr>
         <w:pStyle w:val="Compact"/>
       </w:pPr>
@@ -2768,7 +2856,7 @@
       <w:pPr>
         <w:numPr>
           <w:ilvl w:val="0"/>
-          <w:numId w:val="1010"/>
+          <w:numId w:val="1011"/>
         </w:numPr>
         <w:pStyle w:val="Compact"/>
       </w:pPr>
@@ -2790,7 +2878,7 @@
       <w:pPr>
         <w:numPr>
           <w:ilvl w:val="0"/>
-          <w:numId w:val="1010"/>
+          <w:numId w:val="1011"/>
         </w:numPr>
         <w:pStyle w:val="Compact"/>
       </w:pPr>
@@ -2812,7 +2900,7 @@
       <w:pPr>
         <w:numPr>
           <w:ilvl w:val="0"/>
-          <w:numId w:val="1010"/>
+          <w:numId w:val="1011"/>
         </w:numPr>
         <w:pStyle w:val="Compact"/>
       </w:pPr>
@@ -2834,7 +2922,7 @@
       <w:pPr>
         <w:numPr>
           <w:ilvl w:val="0"/>
-          <w:numId w:val="1010"/>
+          <w:numId w:val="1011"/>
         </w:numPr>
         <w:pStyle w:val="Compact"/>
       </w:pPr>
@@ -2869,7 +2957,7 @@
       <w:pPr>
         <w:numPr>
           <w:ilvl w:val="0"/>
-          <w:numId w:val="1010"/>
+          <w:numId w:val="1011"/>
         </w:numPr>
         <w:pStyle w:val="Compact"/>
       </w:pPr>
@@ -2891,7 +2979,7 @@
       <w:pPr>
         <w:numPr>
           <w:ilvl w:val="0"/>
-          <w:numId w:val="1010"/>
+          <w:numId w:val="1011"/>
         </w:numPr>
         <w:pStyle w:val="Compact"/>
       </w:pPr>
@@ -2929,7 +3017,7 @@
       <w:pPr>
         <w:numPr>
           <w:ilvl w:val="0"/>
-          <w:numId w:val="1010"/>
+          <w:numId w:val="1011"/>
         </w:numPr>
         <w:pStyle w:val="Compact"/>
       </w:pPr>
@@ -2947,8 +3035,8 @@
         <w:t xml:space="preserve">can carry a second line for public companies — a named cybersecurity executive sourced from the 10-K. See Section 17.</w:t>
       </w:r>
     </w:p>
-    <w:bookmarkEnd w:id="39"/>
-    <w:bookmarkStart w:id="40" w:name="reading-the-formatted-tracker"/>
+    <w:bookmarkEnd w:id="40"/>
+    <w:bookmarkStart w:id="41" w:name="reading-the-formatted-tracker"/>
     <w:p>
       <w:pPr>
         <w:pStyle w:val="Heading2"/>
@@ -2961,7 +3049,7 @@
       <w:pPr>
         <w:numPr>
           <w:ilvl w:val="0"/>
-          <w:numId w:val="1011"/>
+          <w:numId w:val="1012"/>
         </w:numPr>
         <w:pStyle w:val="Compact"/>
       </w:pPr>
@@ -2983,7 +3071,7 @@
       <w:pPr>
         <w:numPr>
           <w:ilvl w:val="0"/>
-          <w:numId w:val="1011"/>
+          <w:numId w:val="1012"/>
         </w:numPr>
         <w:pStyle w:val="Compact"/>
       </w:pPr>
@@ -3005,7 +3093,7 @@
       <w:pPr>
         <w:numPr>
           <w:ilvl w:val="0"/>
-          <w:numId w:val="1011"/>
+          <w:numId w:val="1012"/>
         </w:numPr>
         <w:pStyle w:val="Compact"/>
       </w:pPr>
@@ -3027,7 +3115,7 @@
       <w:pPr>
         <w:numPr>
           <w:ilvl w:val="0"/>
-          <w:numId w:val="1011"/>
+          <w:numId w:val="1012"/>
         </w:numPr>
         <w:pStyle w:val="Compact"/>
       </w:pPr>
@@ -3049,7 +3137,7 @@
       <w:pPr>
         <w:numPr>
           <w:ilvl w:val="0"/>
-          <w:numId w:val="1011"/>
+          <w:numId w:val="1012"/>
         </w:numPr>
         <w:pStyle w:val="Compact"/>
       </w:pPr>
@@ -3071,7 +3159,7 @@
       <w:pPr>
         <w:numPr>
           <w:ilvl w:val="0"/>
-          <w:numId w:val="1011"/>
+          <w:numId w:val="1012"/>
         </w:numPr>
         <w:pStyle w:val="Compact"/>
       </w:pPr>
@@ -3093,7 +3181,7 @@
       <w:pPr>
         <w:numPr>
           <w:ilvl w:val="0"/>
-          <w:numId w:val="1011"/>
+          <w:numId w:val="1012"/>
         </w:numPr>
         <w:pStyle w:val="Compact"/>
       </w:pPr>
@@ -3111,8 +3199,8 @@
         <w:t xml:space="preserve">with counts by Opportunity Fit, NAICS Code Type, and Category, plus a Top 5 by Suggested Priority Rank table.</w:t>
       </w:r>
     </w:p>
-    <w:bookmarkEnd w:id="40"/>
-    <w:bookmarkStart w:id="41" w:name="Xc51aaaccf521cef28defb466dbc67811b3ffbdf"/>
+    <w:bookmarkEnd w:id="41"/>
+    <w:bookmarkStart w:id="42" w:name="Xc51aaaccf521cef28defb466dbc67811b3ffbdf"/>
     <w:p>
       <w:pPr>
         <w:pStyle w:val="Heading2"/>
@@ -3149,8 +3237,8 @@
         <w:t xml:space="preserve">This is the cheap, safe option — it costs no extra research, pure string templating from data already generated in the main tracker.</w:t>
       </w:r>
     </w:p>
-    <w:bookmarkEnd w:id="41"/>
-    <w:bookmarkStart w:id="42" w:name="the-job-post-finder-tab"/>
+    <w:bookmarkEnd w:id="42"/>
+    <w:bookmarkStart w:id="43" w:name="the-job-post-finder-tab"/>
     <w:p>
       <w:pPr>
         <w:pStyle w:val="Heading2"/>
@@ -3175,8 +3263,8 @@
         <w:t xml:space="preserve">Different moment than Quick Links: that tab gives pre-built links to three platforms using one title; this tab gives the raw ingredients — company plus all keyword variants — to paste into whatever job board or search tool you actually want to use.</w:t>
       </w:r>
     </w:p>
-    <w:bookmarkEnd w:id="42"/>
-    <w:bookmarkStart w:id="43" w:name="the-outreach-contacts-tab"/>
+    <w:bookmarkEnd w:id="43"/>
+    <w:bookmarkStart w:id="44" w:name="the-outreach-contacts-tab"/>
     <w:p>
       <w:pPr>
         <w:pStyle w:val="Heading2"/>
@@ -3193,8 +3281,8 @@
         <w:t xml:space="preserve">If Add an Outreach Contacts tab? is Yes, the tracker gets a four-column sheet — Company, Key Contacts / Priority Titles, Warm Introduction Path, Category, in that exact order — copied straight from the main tracker. These four columns aren’t adjacent on the main sheet, so this tab exists purely to put them side by side for a clean copy-paste into the companion Outreach Message Builder tool’s bulk-paste box.</w:t>
       </w:r>
     </w:p>
-    <w:bookmarkEnd w:id="43"/>
-    <w:bookmarkStart w:id="44" w:name="X855f4e5c599e80afe5a568ceeb3e0ee978678d9"/>
+    <w:bookmarkEnd w:id="44"/>
+    <w:bookmarkStart w:id="45" w:name="X855f4e5c599e80afe5a568ceeb3e0ee978678d9"/>
     <w:p>
       <w:pPr>
         <w:pStyle w:val="Heading2"/>
@@ -3219,8 +3307,8 @@
         <w:t xml:space="preserve">Same honesty standard as everywhere else: only real, currently findable events with a real URL. Thin coverage is reported directly rather than invented.</w:t>
       </w:r>
     </w:p>
-    <w:bookmarkEnd w:id="44"/>
-    <w:bookmarkStart w:id="45" w:name="the-company-activity-events-tab"/>
+    <w:bookmarkEnd w:id="45"/>
+    <w:bookmarkStart w:id="46" w:name="the-company-activity-events-tab"/>
     <w:p>
       <w:pPr>
         <w:pStyle w:val="Heading2"/>
@@ -3281,8 +3369,8 @@
         <w:t xml:space="preserve">which is the honest result, not a sign something’s broken.</w:t>
       </w:r>
     </w:p>
-    <w:bookmarkEnd w:id="45"/>
-    <w:bookmarkStart w:id="46" w:name="key-contacts-and-10-k-filings"/>
+    <w:bookmarkEnd w:id="46"/>
+    <w:bookmarkStart w:id="47" w:name="key-contacts-and-10-k-filings"/>
     <w:p>
       <w:pPr>
         <w:pStyle w:val="Heading2"/>
@@ -3315,7 +3403,7 @@
       <w:pPr>
         <w:numPr>
           <w:ilvl w:val="0"/>
-          <w:numId w:val="1012"/>
+          <w:numId w:val="1013"/>
         </w:numPr>
         <w:pStyle w:val="Compact"/>
       </w:pPr>
@@ -3327,7 +3415,7 @@
       <w:pPr>
         <w:numPr>
           <w:ilvl w:val="0"/>
-          <w:numId w:val="1012"/>
+          <w:numId w:val="1013"/>
         </w:numPr>
         <w:pStyle w:val="Compact"/>
       </w:pPr>
@@ -3339,7 +3427,7 @@
       <w:pPr>
         <w:numPr>
           <w:ilvl w:val="0"/>
-          <w:numId w:val="1012"/>
+          <w:numId w:val="1013"/>
         </w:numPr>
         <w:pStyle w:val="Compact"/>
       </w:pPr>
@@ -3351,7 +3439,7 @@
       <w:pPr>
         <w:numPr>
           <w:ilvl w:val="0"/>
-          <w:numId w:val="1012"/>
+          <w:numId w:val="1013"/>
         </w:numPr>
         <w:pStyle w:val="Compact"/>
       </w:pPr>
@@ -3359,8 +3447,8 @@
         <w:t xml:space="preserve">It’s only as current as the filing.</w:t>
       </w:r>
     </w:p>
-    <w:bookmarkEnd w:id="46"/>
-    <w:bookmarkStart w:id="47" w:name="compensation-benchmark"/>
+    <w:bookmarkEnd w:id="47"/>
+    <w:bookmarkStart w:id="48" w:name="compensation-benchmark"/>
     <w:p>
       <w:pPr>
         <w:pStyle w:val="Heading2"/>
@@ -3389,8 +3477,8 @@
         <w:t xml:space="preserve">This will genuinely apply to a minority of companies — proxy statements only disclose compensation for the top handful of executives, and a security-specific role is rarely among them.</w:t>
       </w:r>
     </w:p>
-    <w:bookmarkEnd w:id="47"/>
-    <w:bookmarkStart w:id="48" w:name="section-3-linkedin-contact-enrichment"/>
+    <w:bookmarkEnd w:id="48"/>
+    <w:bookmarkStart w:id="49" w:name="section-3-linkedin-contact-enrichment"/>
     <w:p>
       <w:pPr>
         <w:pStyle w:val="Heading2"/>
@@ -3441,7 +3529,7 @@
       <w:pPr>
         <w:numPr>
           <w:ilvl w:val="0"/>
-          <w:numId w:val="1013"/>
+          <w:numId w:val="1014"/>
         </w:numPr>
         <w:pStyle w:val="Compact"/>
       </w:pPr>
@@ -3453,7 +3541,7 @@
       <w:pPr>
         <w:numPr>
           <w:ilvl w:val="0"/>
-          <w:numId w:val="1013"/>
+          <w:numId w:val="1014"/>
         </w:numPr>
         <w:pStyle w:val="Compact"/>
       </w:pPr>
@@ -3465,7 +3553,7 @@
       <w:pPr>
         <w:numPr>
           <w:ilvl w:val="0"/>
-          <w:numId w:val="1013"/>
+          <w:numId w:val="1014"/>
         </w:numPr>
         <w:pStyle w:val="Compact"/>
       </w:pPr>
@@ -3477,7 +3565,7 @@
       <w:pPr>
         <w:numPr>
           <w:ilvl w:val="0"/>
-          <w:numId w:val="1013"/>
+          <w:numId w:val="1014"/>
         </w:numPr>
         <w:pStyle w:val="Compact"/>
       </w:pPr>
@@ -3521,14 +3609,14 @@
         <w:t xml:space="preserve">rather than dropped.</w:t>
       </w:r>
     </w:p>
-    <w:bookmarkEnd w:id="48"/>
-    <w:bookmarkStart w:id="49" w:name="Xb2571f76e782aa79af7da8ad72ceb6c97ac7252"/>
+    <w:bookmarkEnd w:id="49"/>
+    <w:bookmarkStart w:id="50" w:name="section-4-department-contact-finder"/>
     <w:p>
       <w:pPr>
         <w:pStyle w:val="Heading2"/>
       </w:pPr>
       <w:r>
-        <w:t xml:space="preserve">21. A Faster Way to Fill This Out (Reverse Note)</w:t>
+        <w:t xml:space="preserve">21. Section 4 — Department Contact Finder</w:t>
       </w:r>
     </w:p>
     <w:p>
@@ -3536,11 +3624,484 @@
         <w:pStyle w:val="FirstParagraph"/>
       </w:pPr>
       <w:r>
-        <w:t xml:space="preserve">If you’d rather not use the web form at all, there’s a companion plain-text template — Target_Company_Research_Prompt_Template (.md) — with the same fields laid out as fill-in-the-blank text you can paste directly into a Claude chat. Use whichever format is more convenient in the moment; both produce the same result. (Note: this template covers Section 2 only — Section 1 and Section 3 don’t have a plain-text equivalent yet.)</w:t>
-      </w:r>
-    </w:p>
-    <w:bookmarkEnd w:id="49"/>
+        <w:t xml:space="preserve">A fourth self-contained card at the bottom of the page, below Section 3. This is independent — it doesn’t touch or require Section 2 or Section 3, and generates its own standalone prompt with its own Copy/Download buttons.</w:t>
+      </w:r>
+    </w:p>
+    <w:p>
+      <w:pPr>
+        <w:pStyle w:val="BodyText"/>
+      </w:pPr>
+      <w:r>
+        <w:rPr>
+          <w:bCs/>
+          <w:b/>
+        </w:rPr>
+        <w:t xml:space="preserve">What it does:</w:t>
+      </w:r>
+      <w:r>
+        <w:t xml:space="preserve"> </w:t>
+      </w:r>
+      <w:r>
+        <w:t xml:space="preserve">finds named individuals at a target company who work in or near a specific role/department, sourced from live web research (LinkedIn profiles, company team/leadership pages, press, case studies) — not your own contacts, unlike Section 3. This is the fulfillment step for the main tracker’s</w:t>
+      </w:r>
+      <w:r>
+        <w:t xml:space="preserve"> </w:t>
+      </w:r>
+      <w:r>
+        <w:rPr>
+          <w:bCs/>
+          <w:b/>
+        </w:rPr>
+        <w:t xml:space="preserve">Key Contacts / Priority Titles</w:t>
+      </w:r>
+      <w:r>
+        <w:t xml:space="preserve"> </w:t>
+      </w:r>
+      <w:r>
+        <w:t xml:space="preserve">column, which frequently comes back as a placeholder like</w:t>
+      </w:r>
+      <w:r>
+        <w:t xml:space="preserve"> </w:t>
+      </w:r>
+      <w:r>
+        <w:rPr>
+          <w:iCs/>
+          <w:i/>
+        </w:rPr>
+        <w:t xml:space="preserve">“</w:t>
+      </w:r>
+      <w:r>
+        <w:rPr>
+          <w:iCs/>
+          <w:i/>
+        </w:rPr>
+        <w:t xml:space="preserve">Practice-level title only — no named individual independently confirmed this pass.</w:t>
+      </w:r>
+      <w:r>
+        <w:rPr>
+          <w:iCs/>
+          <w:i/>
+        </w:rPr>
+        <w:t xml:space="preserve">”</w:t>
+      </w:r>
+      <w:r>
+        <w:t xml:space="preserve"> </w:t>
+      </w:r>
+      <w:r>
+        <w:t xml:space="preserve">Section 4 exists to convert that placeholder into real names.</w:t>
+      </w:r>
+    </w:p>
+    <w:p>
+      <w:pPr>
+        <w:pStyle w:val="BodyText"/>
+      </w:pPr>
+      <w:r>
+        <w:rPr>
+          <w:bCs/>
+          <w:b/>
+        </w:rPr>
+        <w:t xml:space="preserve">How to use it</w:t>
+      </w:r>
+    </w:p>
+    <w:p>
+      <w:pPr>
+        <w:numPr>
+          <w:ilvl w:val="0"/>
+          <w:numId w:val="1015"/>
+        </w:numPr>
+        <w:pStyle w:val="Compact"/>
+      </w:pPr>
+      <w:r>
+        <w:t xml:space="preserve">Paste your target companies into the box, one per line — the Company column from a Section 1 or Section 2 tracker works directly. Keep the list to</w:t>
+      </w:r>
+      <w:r>
+        <w:t xml:space="preserve"> </w:t>
+      </w:r>
+      <w:r>
+        <w:rPr>
+          <w:bCs/>
+          <w:b/>
+        </w:rPr>
+        <w:t xml:space="preserve">15 companies or fewer</w:t>
+      </w:r>
+      <w:r>
+        <w:t xml:space="preserve"> </w:t>
+      </w:r>
+      <w:r>
+        <w:t xml:space="preserve">— the tool warns inline and auto-truncates if you go over. This task is more search-intensive per company than Section 3’s fuzzy-match, since each company/role pair requires its own live web search, so the cap is lower than Section 3’s 25.</w:t>
+      </w:r>
+    </w:p>
+    <w:p>
+      <w:pPr>
+        <w:numPr>
+          <w:ilvl w:val="0"/>
+          <w:numId w:val="1015"/>
+        </w:numPr>
+        <w:pStyle w:val="Compact"/>
+      </w:pPr>
+      <w:r>
+        <w:t xml:space="preserve">Enter a</w:t>
+      </w:r>
+      <w:r>
+        <w:t xml:space="preserve"> </w:t>
+      </w:r>
+      <w:r>
+        <w:rPr>
+          <w:bCs/>
+          <w:b/>
+        </w:rPr>
+        <w:t xml:space="preserve">Target role / department</w:t>
+      </w:r>
+      <w:r>
+        <w:t xml:space="preserve"> </w:t>
+      </w:r>
+      <w:r>
+        <w:t xml:space="preserve">— a practice or team name, not a full job title. If you have a Section 2 tracker open, pull the shortest variant from that company’s</w:t>
+      </w:r>
+      <w:r>
+        <w:t xml:space="preserve"> </w:t>
+      </w:r>
+      <w:r>
+        <w:rPr>
+          <w:bCs/>
+          <w:b/>
+        </w:rPr>
+        <w:t xml:space="preserve">Suggested Job Title Keywords</w:t>
+      </w:r>
+      <w:r>
+        <w:t xml:space="preserve"> </w:t>
+      </w:r>
+      <w:r>
+        <w:t xml:space="preserve">cell (e.g. </w:t>
+      </w:r>
+      <w:r>
+        <w:t xml:space="preserve">“</w:t>
+      </w:r>
+      <w:r>
+        <w:t xml:space="preserve">Cyber Risk OT</w:t>
+      </w:r>
+      <w:r>
+        <w:t xml:space="preserve">”</w:t>
+      </w:r>
+      <w:r>
+        <w:t xml:space="preserve"> </w:t>
+      </w:r>
+      <w:r>
+        <w:t xml:space="preserve">rather than</w:t>
+      </w:r>
+      <w:r>
+        <w:t xml:space="preserve"> </w:t>
+      </w:r>
+      <w:r>
+        <w:t xml:space="preserve">“</w:t>
+      </w:r>
+      <w:r>
+        <w:t xml:space="preserve">Managing Director, Cyber Risk OT</w:t>
+      </w:r>
+      <w:r>
+        <w:t xml:space="preserve">”</w:t>
+      </w:r>
+      <w:r>
+        <w:t xml:space="preserve">) — dropping the seniority level widens the search instead of narrowing it to one level.</w:t>
+      </w:r>
+    </w:p>
+    <w:p>
+      <w:pPr>
+        <w:numPr>
+          <w:ilvl w:val="0"/>
+          <w:numId w:val="1015"/>
+        </w:numPr>
+        <w:pStyle w:val="Compact"/>
+      </w:pPr>
+      <w:r>
+        <w:t xml:space="preserve">Set</w:t>
+      </w:r>
+      <w:r>
+        <w:t xml:space="preserve"> </w:t>
+      </w:r>
+      <w:r>
+        <w:rPr>
+          <w:bCs/>
+          <w:b/>
+        </w:rPr>
+        <w:t xml:space="preserve">Include adjacent teams?</w:t>
+      </w:r>
+      <w:r>
+        <w:t xml:space="preserve"> </w:t>
+      </w:r>
+      <w:r>
+        <w:t xml:space="preserve">—</w:t>
+      </w:r>
+      <w:r>
+        <w:t xml:space="preserve"> </w:t>
+      </w:r>
+      <w:r>
+        <w:t xml:space="preserve">“</w:t>
+      </w:r>
+      <w:r>
+        <w:t xml:space="preserve">Yes</w:t>
+      </w:r>
+      <w:r>
+        <w:t xml:space="preserve">”</w:t>
+      </w:r>
+      <w:r>
+        <w:t xml:space="preserve"> </w:t>
+      </w:r>
+      <w:r>
+        <w:t xml:space="preserve">(default) widens the search beyond an exact department match when Tier 1 results are thin (see tiering below).</w:t>
+      </w:r>
+      <w:r>
+        <w:t xml:space="preserve"> </w:t>
+      </w:r>
+      <w:r>
+        <w:t xml:space="preserve">“</w:t>
+      </w:r>
+      <w:r>
+        <w:t xml:space="preserve">No</w:t>
+      </w:r>
+      <w:r>
+        <w:t xml:space="preserve">”</w:t>
+      </w:r>
+      <w:r>
+        <w:t xml:space="preserve"> </w:t>
+      </w:r>
+      <w:r>
+        <w:t xml:space="preserve">restricts results to exact matches only, and reports plainly when a company has none rather than substituting a looser match.</w:t>
+      </w:r>
+    </w:p>
+    <w:p>
+      <w:pPr>
+        <w:numPr>
+          <w:ilvl w:val="0"/>
+          <w:numId w:val="1015"/>
+        </w:numPr>
+        <w:pStyle w:val="Compact"/>
+      </w:pPr>
+      <w:r>
+        <w:t xml:space="preserve">Copy or download the generated prompt.</w:t>
+      </w:r>
+    </w:p>
+    <w:p>
+      <w:pPr>
+        <w:numPr>
+          <w:ilvl w:val="0"/>
+          <w:numId w:val="1015"/>
+        </w:numPr>
+        <w:pStyle w:val="Compact"/>
+      </w:pPr>
+      <w:r>
+        <w:t xml:space="preserve">Start a</w:t>
+      </w:r>
+      <w:r>
+        <w:t xml:space="preserve"> </w:t>
+      </w:r>
+      <w:r>
+        <w:rPr>
+          <w:bCs/>
+          <w:b/>
+        </w:rPr>
+        <w:t xml:space="preserve">new</w:t>
+      </w:r>
+      <w:r>
+        <w:t xml:space="preserve"> </w:t>
+      </w:r>
+      <w:r>
+        <w:t xml:space="preserve">Claude conversation with Web search enabled, and paste the prompt in.</w:t>
+      </w:r>
+    </w:p>
+    <w:p>
+      <w:pPr>
+        <w:pStyle w:val="FirstParagraph"/>
+      </w:pPr>
+      <w:r>
+        <w:rPr>
+          <w:bCs/>
+          <w:b/>
+        </w:rPr>
+        <w:t xml:space="preserve">Match tiers.</w:t>
+      </w:r>
+      <w:r>
+        <w:t xml:space="preserve"> </w:t>
+      </w:r>
+      <w:r>
+        <w:t xml:space="preserve">Every result is labeled with one of three tiers, never blended silently:</w:t>
+      </w:r>
+    </w:p>
+    <w:tbl>
+      <w:tblPr>
+        <w:tblStyle w:val="Table"/>
+        <w:tblW w:type="pct" w:w="5000"/>
+        <w:tblLook w:firstRow="1" w:lastRow="0" w:firstColumn="0" w:lastColumn="0" w:noHBand="0" w:noVBand="0" w:val="0020"/>
+        <w:jc w:val="start"/>
+      </w:tblPr>
+      <w:tblGrid>
+        <w:gridCol w:w="3960"/>
+        <w:gridCol w:w="3960"/>
+      </w:tblGrid>
+      <w:tr>
+        <w:trPr>
+          <w:tblHeader w:val="true"/>
+        </w:trPr>
+        <w:tc>
+          <w:tcPr/>
+          <w:p>
+            <w:pPr>
+              <w:pStyle w:val="Compact"/>
+              <w:jc w:val="left"/>
+            </w:pPr>
+            <w:r>
+              <w:t xml:space="preserve">Tier</w:t>
+            </w:r>
+          </w:p>
+        </w:tc>
+        <w:tc>
+          <w:tcPr/>
+          <w:p>
+            <w:pPr>
+              <w:pStyle w:val="Compact"/>
+              <w:jc w:val="left"/>
+            </w:pPr>
+            <w:r>
+              <w:t xml:space="preserve">Definition</w:t>
+            </w:r>
+          </w:p>
+        </w:tc>
+      </w:tr>
+      <w:tr>
+        <w:tc>
+          <w:tcPr/>
+          <w:p>
+            <w:pPr>
+              <w:pStyle w:val="Compact"/>
+              <w:jc w:val="left"/>
+            </w:pPr>
+            <w:r>
+              <w:t xml:space="preserve">1 — Exact</w:t>
+            </w:r>
+          </w:p>
+        </w:tc>
+        <w:tc>
+          <w:tcPr/>
+          <w:p>
+            <w:pPr>
+              <w:pStyle w:val="Compact"/>
+              <w:jc w:val="left"/>
+            </w:pPr>
+            <w:r>
+              <w:t xml:space="preserve">Title or team name matches the target role/department directly</w:t>
+            </w:r>
+          </w:p>
+        </w:tc>
+      </w:tr>
+      <w:tr>
+        <w:tc>
+          <w:tcPr/>
+          <w:p>
+            <w:pPr>
+              <w:pStyle w:val="Compact"/>
+              <w:jc w:val="left"/>
+            </w:pPr>
+            <w:r>
+              <w:t xml:space="preserve">2 — Adjacent</w:t>
+            </w:r>
+          </w:p>
+        </w:tc>
+        <w:tc>
+          <w:tcPr/>
+          <w:p>
+            <w:pPr>
+              <w:pStyle w:val="Compact"/>
+              <w:jc w:val="left"/>
+            </w:pPr>
+            <w:r>
+              <w:t xml:space="preserve">Same general practice area, broader scope than the target</w:t>
+            </w:r>
+          </w:p>
+        </w:tc>
+      </w:tr>
+      <w:tr>
+        <w:tc>
+          <w:tcPr/>
+          <w:p>
+            <w:pPr>
+              <w:pStyle w:val="Compact"/>
+              <w:jc w:val="left"/>
+            </w:pPr>
+            <w:r>
+              <w:t xml:space="preserve">3 — Umbrella</w:t>
+            </w:r>
+          </w:p>
+        </w:tc>
+        <w:tc>
+          <w:tcPr/>
+          <w:p>
+            <w:pPr>
+              <w:pStyle w:val="Compact"/>
+              <w:jc w:val="left"/>
+            </w:pPr>
+            <w:r>
+              <w:t xml:space="preserve">Parent practice or risk/functional area likely overseeing the target area</w:t>
+            </w:r>
+          </w:p>
+        </w:tc>
+      </w:tr>
+    </w:tbl>
+    <w:p>
+      <w:pPr>
+        <w:pStyle w:val="BodyText"/>
+      </w:pPr>
+      <w:r>
+        <w:rPr>
+          <w:bCs/>
+          <w:b/>
+        </w:rPr>
+        <w:t xml:space="preserve">What you get back:</w:t>
+      </w:r>
+      <w:r>
+        <w:t xml:space="preserve"> </w:t>
+      </w:r>
+      <w:r>
+        <w:t xml:space="preserve">for each target company, a tiered table of named individuals — Company, Matched Person’s Name, Title, Department/Team, Match Tier, Source, and a Confidence rating (High/Medium/Low). Companies with no usable public results are listed as</w:t>
+      </w:r>
+      <w:r>
+        <w:t xml:space="preserve"> </w:t>
+      </w:r>
+      <w:r>
+        <w:t xml:space="preserve">“</w:t>
+      </w:r>
+      <w:r>
+        <w:t xml:space="preserve">No public matches found</w:t>
+      </w:r>
+      <w:r>
+        <w:t xml:space="preserve">”</w:t>
+      </w:r>
+      <w:r>
+        <w:t xml:space="preserve"> </w:t>
+      </w:r>
+      <w:r>
+        <w:t xml:space="preserve">rather than dropped. The columns are laid out so the rows can be pasted directly into a Section 2 tracker’s Key Contacts / Priority Titles column.</w:t>
+      </w:r>
+    </w:p>
     <w:bookmarkEnd w:id="50"/>
+    <w:bookmarkStart w:id="51" w:name="Xb2571f76e782aa79af7da8ad72ceb6c97ac7252"/>
+    <w:p>
+      <w:pPr>
+        <w:pStyle w:val="Heading2"/>
+      </w:pPr>
+      <w:r>
+        <w:t xml:space="preserve">22. A Faster Way to Fill This Out (Reverse Note)</w:t>
+      </w:r>
+    </w:p>
+    <w:p>
+      <w:pPr>
+        <w:pStyle w:val="FirstParagraph"/>
+      </w:pPr>
+      <w:r>
+        <w:t xml:space="preserve">If you’d rather not use the web form at all, there’s a companion plain-text template — Target_Company_Research_Prompt_Template (.md) — with the same fields laid out as fill-in-the-blank text you can paste directly into a Claude chat. Use whichever format is more convenient in the moment; both produce the same result. (Note: this template covers Section 2 only — Section 1, Section 3, and Section 4 don’t have a plain-text equivalent yet.)</w:t>
+      </w:r>
+    </w:p>
+    <w:bookmarkEnd w:id="51"/>
+    <w:bookmarkEnd w:id="52"/>
     <w:sectPr/>
   </w:body>
 </w:document>
@@ -3821,34 +4382,7 @@
     <w:abstractNumId w:val="991"/>
   </w:num>
   <w:num w:numId="1004">
-    <w:abstractNumId w:val="99411"/>
-    <w:lvlOverride w:ilvl="0">
-      <w:startOverride w:val="1"/>
-    </w:lvlOverride>
-    <w:lvlOverride w:ilvl="1">
-      <w:startOverride w:val="1"/>
-    </w:lvlOverride>
-    <w:lvlOverride w:ilvl="2">
-      <w:startOverride w:val="1"/>
-    </w:lvlOverride>
-    <w:lvlOverride w:ilvl="3">
-      <w:startOverride w:val="1"/>
-    </w:lvlOverride>
-    <w:lvlOverride w:ilvl="4">
-      <w:startOverride w:val="1"/>
-    </w:lvlOverride>
-    <w:lvlOverride w:ilvl="5">
-      <w:startOverride w:val="1"/>
-    </w:lvlOverride>
-    <w:lvlOverride w:ilvl="6">
-      <w:startOverride w:val="1"/>
-    </w:lvlOverride>
-    <w:lvlOverride w:ilvl="7">
-      <w:startOverride w:val="1"/>
-    </w:lvlOverride>
-    <w:lvlOverride w:ilvl="8">
-      <w:startOverride w:val="1"/>
-    </w:lvlOverride>
+    <w:abstractNumId w:val="991"/>
   </w:num>
   <w:num w:numId="1005">
     <w:abstractNumId w:val="99411"/>
@@ -3911,7 +4445,34 @@
     </w:lvlOverride>
   </w:num>
   <w:num w:numId="1007">
-    <w:abstractNumId w:val="991"/>
+    <w:abstractNumId w:val="99411"/>
+    <w:lvlOverride w:ilvl="0">
+      <w:startOverride w:val="1"/>
+    </w:lvlOverride>
+    <w:lvlOverride w:ilvl="1">
+      <w:startOverride w:val="1"/>
+    </w:lvlOverride>
+    <w:lvlOverride w:ilvl="2">
+      <w:startOverride w:val="1"/>
+    </w:lvlOverride>
+    <w:lvlOverride w:ilvl="3">
+      <w:startOverride w:val="1"/>
+    </w:lvlOverride>
+    <w:lvlOverride w:ilvl="4">
+      <w:startOverride w:val="1"/>
+    </w:lvlOverride>
+    <w:lvlOverride w:ilvl="5">
+      <w:startOverride w:val="1"/>
+    </w:lvlOverride>
+    <w:lvlOverride w:ilvl="6">
+      <w:startOverride w:val="1"/>
+    </w:lvlOverride>
+    <w:lvlOverride w:ilvl="7">
+      <w:startOverride w:val="1"/>
+    </w:lvlOverride>
+    <w:lvlOverride w:ilvl="8">
+      <w:startOverride w:val="1"/>
+    </w:lvlOverride>
   </w:num>
   <w:num w:numId="1008">
     <w:abstractNumId w:val="991"/>
@@ -3929,6 +4490,12 @@
     <w:abstractNumId w:val="991"/>
   </w:num>
   <w:num w:numId="1013">
+    <w:abstractNumId w:val="991"/>
+  </w:num>
+  <w:num w:numId="1014">
+    <w:abstractNumId w:val="991"/>
+  </w:num>
+  <w:num w:numId="1015">
     <w:abstractNumId w:val="991"/>
   </w:num>
 </w:numbering>
@@ -4436,7 +5003,7 @@
       <w:color w:themeColor="accent1" w:themeShade="BF" w:val="365F91"/>
     </w:rPr>
   </w:style>
-  <w:style w:type="paragraph" w:customStyle="1" w:styleId="SourceCode">
+  <w:style w:customStyle="1" w:styleId="SourceCode" w:type="paragraph">
     <w:name w:val="Source Code"/>
     <w:basedOn w:val="Normal"/>
     <w:link w:val="VerbatimChar"/>
@@ -4444,7 +5011,7 @@
       <w:wordWrap w:val="off"/>
     </w:pPr>
   </w:style>
-  <w:style w:type="character" w:customStyle="1" w:styleId="KeywordTok">
+  <w:style w:customStyle="1" w:styleId="KeywordTok" w:type="character">
     <w:name w:val="KeywordTok"/>
     <w:basedOn w:val="VerbatimChar"/>
     <w:rPr>
@@ -4452,77 +5019,77 @@
       <w:b/>
     </w:rPr>
   </w:style>
-  <w:style w:type="character" w:customStyle="1" w:styleId="DataTypeTok">
+  <w:style w:customStyle="1" w:styleId="DataTypeTok" w:type="character">
     <w:name w:val="DataTypeTok"/>
     <w:basedOn w:val="VerbatimChar"/>
     <w:rPr>
       <w:color w:val="902000"/>
     </w:rPr>
   </w:style>
-  <w:style w:type="character" w:customStyle="1" w:styleId="DecValTok">
+  <w:style w:customStyle="1" w:styleId="DecValTok" w:type="character">
     <w:name w:val="DecValTok"/>
     <w:basedOn w:val="VerbatimChar"/>
     <w:rPr>
       <w:color w:val="40a070"/>
     </w:rPr>
   </w:style>
-  <w:style w:type="character" w:customStyle="1" w:styleId="BaseNTok">
+  <w:style w:customStyle="1" w:styleId="BaseNTok" w:type="character">
     <w:name w:val="BaseNTok"/>
     <w:basedOn w:val="VerbatimChar"/>
     <w:rPr>
       <w:color w:val="40a070"/>
     </w:rPr>
   </w:style>
-  <w:style w:type="character" w:customStyle="1" w:styleId="FloatTok">
+  <w:style w:customStyle="1" w:styleId="FloatTok" w:type="character">
     <w:name w:val="FloatTok"/>
     <w:basedOn w:val="VerbatimChar"/>
     <w:rPr>
       <w:color w:val="40a070"/>
     </w:rPr>
   </w:style>
-  <w:style w:type="character" w:customStyle="1" w:styleId="ConstantTok">
+  <w:style w:customStyle="1" w:styleId="ConstantTok" w:type="character">
     <w:name w:val="ConstantTok"/>
     <w:basedOn w:val="VerbatimChar"/>
     <w:rPr>
       <w:color w:val="880000"/>
     </w:rPr>
   </w:style>
-  <w:style w:type="character" w:customStyle="1" w:styleId="CharTok">
+  <w:style w:customStyle="1" w:styleId="CharTok" w:type="character">
     <w:name w:val="CharTok"/>
     <w:basedOn w:val="VerbatimChar"/>
     <w:rPr>
       <w:color w:val="4070a0"/>
     </w:rPr>
   </w:style>
-  <w:style w:type="character" w:customStyle="1" w:styleId="SpecialCharTok">
+  <w:style w:customStyle="1" w:styleId="SpecialCharTok" w:type="character">
     <w:name w:val="SpecialCharTok"/>
     <w:basedOn w:val="VerbatimChar"/>
     <w:rPr>
       <w:color w:val="4070a0"/>
     </w:rPr>
   </w:style>
-  <w:style w:type="character" w:customStyle="1" w:styleId="StringTok">
+  <w:style w:customStyle="1" w:styleId="StringTok" w:type="character">
     <w:name w:val="StringTok"/>
     <w:basedOn w:val="VerbatimChar"/>
     <w:rPr>
       <w:color w:val="4070a0"/>
     </w:rPr>
   </w:style>
-  <w:style w:type="character" w:customStyle="1" w:styleId="VerbatimStringTok">
+  <w:style w:customStyle="1" w:styleId="VerbatimStringTok" w:type="character">
     <w:name w:val="VerbatimStringTok"/>
     <w:basedOn w:val="VerbatimChar"/>
     <w:rPr>
       <w:color w:val="4070a0"/>
     </w:rPr>
   </w:style>
-  <w:style w:type="character" w:customStyle="1" w:styleId="SpecialStringTok">
+  <w:style w:customStyle="1" w:styleId="SpecialStringTok" w:type="character">
     <w:name w:val="SpecialStringTok"/>
     <w:basedOn w:val="VerbatimChar"/>
     <w:rPr>
       <w:color w:val="bb6688"/>
     </w:rPr>
   </w:style>
-  <w:style w:type="character" w:customStyle="1" w:styleId="ImportTok">
+  <w:style w:customStyle="1" w:styleId="ImportTok" w:type="character">
     <w:name w:val="ImportTok"/>
     <w:basedOn w:val="VerbatimChar"/>
     <w:rPr>
@@ -4530,7 +5097,7 @@
       <w:b/>
     </w:rPr>
   </w:style>
-  <w:style w:type="character" w:customStyle="1" w:styleId="CommentTok">
+  <w:style w:customStyle="1" w:styleId="CommentTok" w:type="character">
     <w:name w:val="CommentTok"/>
     <w:basedOn w:val="VerbatimChar"/>
     <w:rPr>
@@ -4538,7 +5105,7 @@
       <w:i/>
     </w:rPr>
   </w:style>
-  <w:style w:type="character" w:customStyle="1" w:styleId="DocumentationTok">
+  <w:style w:customStyle="1" w:styleId="DocumentationTok" w:type="character">
     <w:name w:val="DocumentationTok"/>
     <w:basedOn w:val="VerbatimChar"/>
     <w:rPr>
@@ -4546,7 +5113,7 @@
       <w:i/>
     </w:rPr>
   </w:style>
-  <w:style w:type="character" w:customStyle="1" w:styleId="AnnotationTok">
+  <w:style w:customStyle="1" w:styleId="AnnotationTok" w:type="character">
     <w:name w:val="AnnotationTok"/>
     <w:basedOn w:val="VerbatimChar"/>
     <w:rPr>
@@ -4555,7 +5122,7 @@
       <w:i/>
     </w:rPr>
   </w:style>
-  <w:style w:type="character" w:customStyle="1" w:styleId="CommentVarTok">
+  <w:style w:customStyle="1" w:styleId="CommentVarTok" w:type="character">
     <w:name w:val="CommentVarTok"/>
     <w:basedOn w:val="VerbatimChar"/>
     <w:rPr>
@@ -4564,28 +5131,28 @@
       <w:i/>
     </w:rPr>
   </w:style>
-  <w:style w:type="character" w:customStyle="1" w:styleId="OtherTok">
+  <w:style w:customStyle="1" w:styleId="OtherTok" w:type="character">
     <w:name w:val="OtherTok"/>
     <w:basedOn w:val="VerbatimChar"/>
     <w:rPr>
       <w:color w:val="007020"/>
     </w:rPr>
   </w:style>
-  <w:style w:type="character" w:customStyle="1" w:styleId="FunctionTok">
+  <w:style w:customStyle="1" w:styleId="FunctionTok" w:type="character">
     <w:name w:val="FunctionTok"/>
     <w:basedOn w:val="VerbatimChar"/>
     <w:rPr>
       <w:color w:val="06287e"/>
     </w:rPr>
   </w:style>
-  <w:style w:type="character" w:customStyle="1" w:styleId="VariableTok">
+  <w:style w:customStyle="1" w:styleId="VariableTok" w:type="character">
     <w:name w:val="VariableTok"/>
     <w:basedOn w:val="VerbatimChar"/>
     <w:rPr>
       <w:color w:val="19177c"/>
     </w:rPr>
   </w:style>
-  <w:style w:type="character" w:customStyle="1" w:styleId="ControlFlowTok">
+  <w:style w:customStyle="1" w:styleId="ControlFlowTok" w:type="character">
     <w:name w:val="ControlFlowTok"/>
     <w:basedOn w:val="VerbatimChar"/>
     <w:rPr>
@@ -4593,45 +5160,45 @@
       <w:b/>
     </w:rPr>
   </w:style>
-  <w:style w:type="character" w:customStyle="1" w:styleId="OperatorTok">
+  <w:style w:customStyle="1" w:styleId="OperatorTok" w:type="character">
     <w:name w:val="OperatorTok"/>
     <w:basedOn w:val="VerbatimChar"/>
     <w:rPr>
       <w:color w:val="666666"/>
     </w:rPr>
   </w:style>
-  <w:style w:type="character" w:customStyle="1" w:styleId="BuiltInTok">
+  <w:style w:customStyle="1" w:styleId="BuiltInTok" w:type="character">
     <w:name w:val="BuiltInTok"/>
     <w:basedOn w:val="VerbatimChar"/>
     <w:rPr>
       <w:color w:val="008000"/>
     </w:rPr>
   </w:style>
-  <w:style w:type="character" w:customStyle="1" w:styleId="ExtensionTok">
+  <w:style w:customStyle="1" w:styleId="ExtensionTok" w:type="character">
     <w:name w:val="ExtensionTok"/>
     <w:basedOn w:val="VerbatimChar"/>
     <w:rPr/>
   </w:style>
-  <w:style w:type="character" w:customStyle="1" w:styleId="PreprocessorTok">
+  <w:style w:customStyle="1" w:styleId="PreprocessorTok" w:type="character">
     <w:name w:val="PreprocessorTok"/>
     <w:basedOn w:val="VerbatimChar"/>
     <w:rPr>
       <w:color w:val="bc7a00"/>
     </w:rPr>
   </w:style>
-  <w:style w:type="character" w:customStyle="1" w:styleId="AttributeTok">
+  <w:style w:customStyle="1" w:styleId="AttributeTok" w:type="character">
     <w:name w:val="AttributeTok"/>
     <w:basedOn w:val="VerbatimChar"/>
     <w:rPr>
       <w:color w:val="7d9029"/>
     </w:rPr>
   </w:style>
-  <w:style w:type="character" w:customStyle="1" w:styleId="RegionMarkerTok">
+  <w:style w:customStyle="1" w:styleId="RegionMarkerTok" w:type="character">
     <w:name w:val="RegionMarkerTok"/>
     <w:basedOn w:val="VerbatimChar"/>
     <w:rPr/>
   </w:style>
-  <w:style w:type="character" w:customStyle="1" w:styleId="InformationTok">
+  <w:style w:customStyle="1" w:styleId="InformationTok" w:type="character">
     <w:name w:val="InformationTok"/>
     <w:basedOn w:val="VerbatimChar"/>
     <w:rPr>
@@ -4640,7 +5207,7 @@
       <w:i/>
     </w:rPr>
   </w:style>
-  <w:style w:type="character" w:customStyle="1" w:styleId="WarningTok">
+  <w:style w:customStyle="1" w:styleId="WarningTok" w:type="character">
     <w:name w:val="WarningTok"/>
     <w:basedOn w:val="VerbatimChar"/>
     <w:rPr>
@@ -4649,7 +5216,7 @@
       <w:i/>
     </w:rPr>
   </w:style>
-  <w:style w:type="character" w:customStyle="1" w:styleId="AlertTok">
+  <w:style w:customStyle="1" w:styleId="AlertTok" w:type="character">
     <w:name w:val="AlertTok"/>
     <w:basedOn w:val="VerbatimChar"/>
     <w:rPr>
@@ -4657,7 +5224,7 @@
       <w:b/>
     </w:rPr>
   </w:style>
-  <w:style w:type="character" w:customStyle="1" w:styleId="ErrorTok">
+  <w:style w:customStyle="1" w:styleId="ErrorTok" w:type="character">
     <w:name w:val="ErrorTok"/>
     <w:basedOn w:val="VerbatimChar"/>
     <w:rPr>
@@ -4665,7 +5232,7 @@
       <w:b/>
     </w:rPr>
   </w:style>
-  <w:style w:type="character" w:customStyle="1" w:styleId="NormalTok">
+  <w:style w:customStyle="1" w:styleId="NormalTok" w:type="character">
     <w:name w:val="NormalTok"/>
     <w:basedOn w:val="VerbatimChar"/>
     <w:rPr/>
